--- a/8.资源管理/1.流程制度规范类文件/HXDL-ITSS-0804 服务知识管理制度.docx
+++ b/8.资源管理/1.流程制度规范类文件/HXDL-ITSS-0804 服务知识管理制度.docx
@@ -1,11 +1,10 @@
 
 <file path=word/document.xml><?xml version="1.0" encoding="utf-8"?>
-<w:document xmlns:wpc="http://schemas.microsoft.com/office/word/2010/wordprocessingCanvas" xmlns:mc="http://schemas.openxmlformats.org/markup-compatibility/2006" xmlns:o="urn:schemas-microsoft-com:office:office" xmlns:r="http://schemas.openxmlformats.org/officeDocument/2006/relationships" xmlns:m="http://schemas.openxmlformats.org/officeDocument/2006/math" xmlns:v="urn:schemas-microsoft-com:vml" xmlns:wp14="http://schemas.microsoft.com/office/word/2010/wordprocessingDrawing" xmlns:wp="http://schemas.openxmlformats.org/drawingml/2006/wordprocessingDrawing" xmlns:w10="urn:schemas-microsoft-com:office:word" xmlns:w="http://schemas.openxmlformats.org/wordprocessingml/2006/main" xmlns:w14="http://schemas.microsoft.com/office/word/2010/wordml" xmlns:w15="http://schemas.microsoft.com/office/word/2012/wordml" xmlns:wne="http://schemas.microsoft.com/office/word/2006/wordml" xmlns:wpg="http://schemas.microsoft.com/office/word/2010/wordprocessingGroup" xmlns:wpi="http://schemas.microsoft.com/office/word/2010/wordprocessingInk" xmlns:wps="http://schemas.microsoft.com/office/word/2010/wordprocessingShape" mc:Ignorable="w14 w15 wp14">
-  <!-- Generated by Aspose.Words for .NET 13.3.0.1 -->
+<w:document xmlns:wpc="http://schemas.microsoft.com/office/word/2010/wordprocessingCanvas" xmlns:mc="http://schemas.openxmlformats.org/markup-compatibility/2006" xmlns:o="urn:schemas-microsoft-com:office:office" xmlns:r="http://schemas.openxmlformats.org/officeDocument/2006/relationships" xmlns:m="http://schemas.openxmlformats.org/officeDocument/2006/math" xmlns:v="urn:schemas-microsoft-com:vml" xmlns:wp14="http://schemas.microsoft.com/office/word/2010/wordprocessingDrawing" xmlns:wp="http://schemas.openxmlformats.org/drawingml/2006/wordprocessingDrawing" xmlns:w="http://schemas.openxmlformats.org/wordprocessingml/2006/main" xmlns:w14="http://schemas.microsoft.com/office/word/2010/wordml" xmlns:w10="urn:schemas-microsoft-com:office:word" xmlns:w15="http://schemas.microsoft.com/office/word/2012/wordml" xmlns:wpg="http://schemas.microsoft.com/office/word/2010/wordprocessingGroup" xmlns:wpi="http://schemas.microsoft.com/office/word/2010/wordprocessingInk" xmlns:wne="http://schemas.microsoft.com/office/word/2006/wordml" xmlns:wps="http://schemas.microsoft.com/office/word/2010/wordprocessingShape" xmlns:wpsCustomData="http://www.wps.cn/officeDocument/2013/wpsCustomData" mc:Ignorable="w14 w15 wp14">
   <w:body>
     <w:p>
       <w:pPr>
-        <w:pStyle w:val="a"/>
+        <w:pStyle w:val="25"/>
         <w:keepNext w:val="0"/>
         <w:keepLines w:val="0"/>
         <w:pageBreakBefore w:val="0"/>
@@ -19,7 +18,7 @@
         <w:bidi w:val="0"/>
         <w:adjustRightInd w:val="0"/>
         <w:snapToGrid w:val="0"/>
-        <w:ind w:left="0" w:right="0" w:firstLine="0" w:leftChars="0" w:rightChars="0" w:firstLineChars="0"/>
+        <w:ind w:left="0" w:leftChars="0" w:right="0" w:rightChars="0" w:firstLine="0" w:firstLineChars="0"/>
         <w:jc w:val="center"/>
         <w:textAlignment w:val="baseline"/>
         <w:rPr>
@@ -27,11 +26,10 @@
           <w:lang w:val="en-US" w:eastAsia="zh-CN"/>
         </w:rPr>
       </w:pPr>
-      <w:bookmarkStart w:id="0" w:name="_GoBack"/>
-      <w:bookmarkStart w:id="1" w:name="_Toc26996"/>
+      <w:bookmarkStart w:id="0" w:name="_Toc10138"/>
       <w:r>
         <w:drawing>
-          <wp:anchor distT="0" distB="0" distL="114300" distR="114300" simplePos="0" relativeHeight="251658240" behindDoc="1" locked="0" layoutInCell="1" allowOverlap="1">
+          <wp:anchor distT="0" distB="0" distL="114300" distR="114300" simplePos="0" relativeHeight="251659264" behindDoc="1" locked="0" layoutInCell="1" allowOverlap="1">
             <wp:simplePos x="0" y="0"/>
             <wp:positionH relativeFrom="column">
               <wp:posOffset>-1186815</wp:posOffset>
@@ -56,7 +54,7 @@
                     </pic:cNvPicPr>
                   </pic:nvPicPr>
                   <pic:blipFill>
-                    <a:blip xmlns:r="http://schemas.openxmlformats.org/officeDocument/2006/relationships" r:embed="rId4"/>
+                    <a:blip r:embed="rId6"/>
                     <a:stretch>
                       <a:fillRect/>
                     </a:stretch>
@@ -80,7 +78,6 @@
           </wp:anchor>
         </w:drawing>
       </w:r>
-      <w:bookmarkEnd w:id="0"/>
       <w:r>
         <w:rPr>
           <w:rFonts w:hint="eastAsia"/>
@@ -88,11 +85,11 @@
         </w:rPr>
         <w:t>天津市华夏电缆有限公司</w:t>
       </w:r>
-      <w:bookmarkEnd w:id="1"/>
+      <w:bookmarkEnd w:id="0"/>
     </w:p>
     <w:p>
       <w:pPr>
-        <w:pStyle w:val="a0"/>
+        <w:pStyle w:val="26"/>
         <w:keepNext w:val="0"/>
         <w:keepLines w:val="0"/>
         <w:pageBreakBefore w:val="0"/>
@@ -107,7 +104,7 @@
         <w:adjustRightInd w:val="0"/>
         <w:snapToGrid w:val="0"/>
         <w:spacing w:before="0" w:after="0" w:afterLines="0"/>
-        <w:ind w:left="0" w:right="0" w:firstLine="0" w:leftChars="0" w:rightChars="0" w:firstLineChars="0"/>
+        <w:ind w:left="0" w:leftChars="0" w:right="0" w:rightChars="0" w:firstLine="0" w:firstLineChars="0"/>
         <w:jc w:val="center"/>
         <w:textAlignment w:val="baseline"/>
         <w:rPr>
@@ -115,7 +112,7 @@
           <w:lang w:val="en-US" w:eastAsia="zh-CN"/>
         </w:rPr>
       </w:pPr>
-      <w:bookmarkStart w:id="2" w:name="_Toc28687"/>
+      <w:bookmarkStart w:id="1" w:name="_Toc10920"/>
       <w:r>
         <w:rPr>
           <w:rFonts w:hint="eastAsia"/>
@@ -123,11 +120,11 @@
         </w:rPr>
         <w:t>服务知识管理制度</w:t>
       </w:r>
-      <w:bookmarkEnd w:id="2"/>
+      <w:bookmarkEnd w:id="1"/>
     </w:p>
     <w:p>
       <w:pPr>
-        <w:pStyle w:val="a0"/>
+        <w:pStyle w:val="26"/>
         <w:keepNext w:val="0"/>
         <w:keepLines w:val="0"/>
         <w:pageBreakBefore w:val="0"/>
@@ -142,7 +139,7 @@
         <w:adjustRightInd w:val="0"/>
         <w:snapToGrid w:val="0"/>
         <w:spacing w:before="0" w:after="0" w:afterLines="0"/>
-        <w:ind w:left="0" w:right="0" w:firstLine="0" w:leftChars="0" w:rightChars="0" w:firstLineChars="0"/>
+        <w:ind w:left="0" w:leftChars="0" w:right="0" w:rightChars="0" w:firstLine="0" w:firstLineChars="0"/>
         <w:jc w:val="center"/>
         <w:textAlignment w:val="baseline"/>
         <w:rPr>
@@ -150,7 +147,7 @@
           <w:lang w:val="en-US" w:eastAsia="zh-CN"/>
         </w:rPr>
       </w:pPr>
-      <w:bookmarkStart w:id="3" w:name="_Toc20328"/>
+      <w:bookmarkStart w:id="2" w:name="_Toc13402"/>
       <w:r>
         <w:rPr>
           <w:rFonts w:hint="eastAsia"/>
@@ -158,7 +155,7 @@
         </w:rPr>
         <w:t>（HXDL-ITSS-0804）</w:t>
       </w:r>
-      <w:bookmarkEnd w:id="3"/>
+      <w:bookmarkEnd w:id="2"/>
     </w:p>
     <w:p>
       <w:pPr>
@@ -175,7 +172,7 @@
         <w:bidi w:val="0"/>
         <w:adjustRightInd w:val="0"/>
         <w:snapToGrid w:val="0"/>
-        <w:ind w:left="0" w:right="0" w:firstLine="0" w:leftChars="0" w:rightChars="0" w:firstLineChars="0"/>
+        <w:ind w:left="0" w:leftChars="0" w:right="0" w:rightChars="0" w:firstLine="0" w:firstLineChars="0"/>
         <w:jc w:val="center"/>
         <w:textAlignment w:val="baseline"/>
         <w:rPr>
@@ -186,17 +183,18 @@
     </w:p>
     <w:tbl>
       <w:tblPr>
-        <w:tblStyle w:val="TableGrid"/>
+        <w:tblStyle w:val="21"/>
         <w:tblW w:w="0" w:type="auto"/>
         <w:jc w:val="center"/>
         <w:tblBorders>
-          <w:top w:val="nil"/>
-          <w:left w:val="nil"/>
-          <w:bottom w:val="nil"/>
-          <w:right w:val="nil"/>
-          <w:insideH w:val="nil"/>
-          <w:insideV w:val="nil"/>
+          <w:top w:val="none" w:color="auto" w:sz="0" w:space="0"/>
+          <w:left w:val="none" w:color="auto" w:sz="0" w:space="0"/>
+          <w:bottom w:val="none" w:color="auto" w:sz="0" w:space="0"/>
+          <w:right w:val="none" w:color="auto" w:sz="0" w:space="0"/>
+          <w:insideH w:val="none" w:color="auto" w:sz="0" w:space="0"/>
+          <w:insideV w:val="none" w:color="auto" w:sz="0" w:space="0"/>
         </w:tblBorders>
+        <w:tblLayout w:type="autofit"/>
         <w:tblCellMar>
           <w:top w:w="0" w:type="dxa"/>
           <w:left w:w="108" w:type="dxa"/>
@@ -210,15 +208,13 @@
       </w:tblGrid>
       <w:tr>
         <w:tblPrEx>
-          <w:tblW w:w="0" w:type="auto"/>
-          <w:jc w:val="center"/>
           <w:tblBorders>
-            <w:top w:val="nil"/>
-            <w:left w:val="nil"/>
-            <w:bottom w:val="nil"/>
-            <w:right w:val="nil"/>
-            <w:insideH w:val="nil"/>
-            <w:insideV w:val="nil"/>
+            <w:top w:val="none" w:color="auto" w:sz="0" w:space="0"/>
+            <w:left w:val="none" w:color="auto" w:sz="0" w:space="0"/>
+            <w:bottom w:val="none" w:color="auto" w:sz="0" w:space="0"/>
+            <w:right w:val="none" w:color="auto" w:sz="0" w:space="0"/>
+            <w:insideH w:val="none" w:color="auto" w:sz="0" w:space="0"/>
+            <w:insideV w:val="none" w:color="auto" w:sz="0" w:space="0"/>
           </w:tblBorders>
           <w:tblCellMar>
             <w:top w:w="0" w:type="dxa"/>
@@ -228,7 +224,7 @@
           </w:tblCellMar>
         </w:tblPrEx>
         <w:trPr>
-          <w:trHeight w:val="810"/>
+          <w:trHeight w:val="810" w:hRule="atLeast"/>
           <w:jc w:val="center"/>
         </w:trPr>
         <w:tc>
@@ -250,7 +246,7 @@
               <w:bidi w:val="0"/>
               <w:adjustRightInd w:val="0"/>
               <w:snapToGrid w:val="0"/>
-              <w:ind w:left="0" w:right="0" w:firstLine="0" w:leftChars="0" w:rightChars="0" w:firstLineChars="0"/>
+              <w:ind w:left="0" w:leftChars="0" w:right="0" w:rightChars="0" w:firstLine="0" w:firstLineChars="0"/>
               <w:jc w:val="left"/>
               <w:textAlignment w:val="baseline"/>
               <w:rPr>
@@ -269,7 +265,7 @@
             </w:r>
             <w:r>
               <w:rPr>
-                <w:rFonts w:asciiTheme="minorAscii" w:eastAsiaTheme="minorEastAsia" w:hAnsiTheme="minorAscii" w:hint="default"/>
+                <w:rFonts w:hint="default" w:asciiTheme="minorAscii" w:hAnsiTheme="minorAscii" w:eastAsiaTheme="minorEastAsia"/>
                 <w:spacing w:val="227"/>
                 <w:sz w:val="21"/>
                 <w:vertAlign w:val="baseline"/>
@@ -307,7 +303,7 @@
               <w:bidi w:val="0"/>
               <w:adjustRightInd w:val="0"/>
               <w:snapToGrid w:val="0"/>
-              <w:ind w:left="0" w:right="0" w:firstLine="0" w:leftChars="0" w:rightChars="0" w:firstLineChars="0"/>
+              <w:ind w:left="0" w:leftChars="0" w:right="0" w:rightChars="0" w:firstLine="0" w:firstLineChars="0"/>
               <w:jc w:val="right"/>
               <w:textAlignment w:val="baseline"/>
               <w:rPr>
@@ -326,7 +322,7 @@
             </w:r>
             <w:r>
               <w:rPr>
-                <w:rFonts w:asciiTheme="minorAscii" w:eastAsiaTheme="minorEastAsia" w:hAnsiTheme="minorAscii" w:hint="eastAsia"/>
+                <w:rFonts w:hint="eastAsia" w:asciiTheme="minorAscii" w:hAnsiTheme="minorAscii" w:eastAsiaTheme="minorEastAsia"/>
                 <w:spacing w:val="227"/>
                 <w:sz w:val="21"/>
                 <w:vertAlign w:val="baseline"/>
@@ -348,8 +344,14 @@
       </w:tr>
       <w:tr>
         <w:tblPrEx>
-          <w:tblW w:w="0" w:type="auto"/>
-          <w:jc w:val="center"/>
+          <w:tblBorders>
+            <w:top w:val="none" w:color="auto" w:sz="0" w:space="0"/>
+            <w:left w:val="none" w:color="auto" w:sz="0" w:space="0"/>
+            <w:bottom w:val="none" w:color="auto" w:sz="0" w:space="0"/>
+            <w:right w:val="none" w:color="auto" w:sz="0" w:space="0"/>
+            <w:insideH w:val="none" w:color="auto" w:sz="0" w:space="0"/>
+            <w:insideV w:val="none" w:color="auto" w:sz="0" w:space="0"/>
+          </w:tblBorders>
           <w:tblCellMar>
             <w:top w:w="0" w:type="dxa"/>
             <w:left w:w="108" w:type="dxa"/>
@@ -358,7 +360,7 @@
           </w:tblCellMar>
         </w:tblPrEx>
         <w:trPr>
-          <w:trHeight w:val="810"/>
+          <w:trHeight w:val="810" w:hRule="atLeast"/>
           <w:jc w:val="center"/>
         </w:trPr>
         <w:tc>
@@ -381,11 +383,11 @@
               <w:bidi w:val="0"/>
               <w:adjustRightInd w:val="0"/>
               <w:snapToGrid w:val="0"/>
-              <w:ind w:left="0" w:right="0" w:firstLine="0" w:leftChars="0" w:rightChars="0" w:firstLineChars="0"/>
+              <w:ind w:left="0" w:leftChars="0" w:right="0" w:rightChars="0" w:firstLine="0" w:firstLineChars="0"/>
               <w:jc w:val="left"/>
               <w:textAlignment w:val="baseline"/>
               <w:rPr>
-                <w:rFonts w:ascii="Arial" w:eastAsia="Arial" w:hAnsi="Arial" w:cs="Arial" w:hint="eastAsia"/>
+                <w:rFonts w:hint="eastAsia" w:ascii="Arial" w:hAnsi="Arial" w:eastAsia="Arial" w:cs="Arial"/>
                 <w:snapToGrid w:val="0"/>
                 <w:color w:val="000000"/>
                 <w:kern w:val="0"/>
@@ -405,7 +407,7 @@
             </w:r>
             <w:r>
               <w:rPr>
-                <w:rFonts w:asciiTheme="minorAscii" w:eastAsiaTheme="minorEastAsia" w:hAnsiTheme="minorAscii" w:hint="default"/>
+                <w:rFonts w:hint="default" w:asciiTheme="minorAscii" w:hAnsiTheme="minorAscii" w:eastAsiaTheme="minorEastAsia"/>
                 <w:spacing w:val="227"/>
                 <w:sz w:val="21"/>
                 <w:vertAlign w:val="baseline"/>
@@ -444,11 +446,11 @@
               <w:bidi w:val="0"/>
               <w:adjustRightInd w:val="0"/>
               <w:snapToGrid w:val="0"/>
-              <w:ind w:left="0" w:right="0" w:firstLine="0" w:leftChars="0" w:rightChars="0" w:firstLineChars="0"/>
+              <w:ind w:left="0" w:leftChars="0" w:right="0" w:rightChars="0" w:firstLine="0" w:firstLineChars="0"/>
               <w:jc w:val="right"/>
               <w:textAlignment w:val="baseline"/>
               <w:rPr>
-                <w:rFonts w:ascii="Arial" w:eastAsia="Arial" w:hAnsi="Arial" w:cs="Arial" w:hint="eastAsia"/>
+                <w:rFonts w:hint="eastAsia" w:ascii="Arial" w:hAnsi="Arial" w:eastAsia="Arial" w:cs="Arial"/>
                 <w:snapToGrid w:val="0"/>
                 <w:color w:val="000000"/>
                 <w:kern w:val="0"/>
@@ -468,7 +470,7 @@
             </w:r>
             <w:r>
               <w:rPr>
-                <w:rFonts w:asciiTheme="minorAscii" w:eastAsiaTheme="minorEastAsia" w:hAnsiTheme="minorAscii" w:hint="eastAsia"/>
+                <w:rFonts w:hint="eastAsia" w:asciiTheme="minorAscii" w:hAnsiTheme="minorAscii" w:eastAsiaTheme="minorEastAsia"/>
                 <w:spacing w:val="227"/>
                 <w:sz w:val="21"/>
                 <w:vertAlign w:val="baseline"/>
@@ -490,8 +492,14 @@
       </w:tr>
       <w:tr>
         <w:tblPrEx>
-          <w:tblW w:w="0" w:type="auto"/>
-          <w:jc w:val="center"/>
+          <w:tblBorders>
+            <w:top w:val="none" w:color="auto" w:sz="0" w:space="0"/>
+            <w:left w:val="none" w:color="auto" w:sz="0" w:space="0"/>
+            <w:bottom w:val="none" w:color="auto" w:sz="0" w:space="0"/>
+            <w:right w:val="none" w:color="auto" w:sz="0" w:space="0"/>
+            <w:insideH w:val="none" w:color="auto" w:sz="0" w:space="0"/>
+            <w:insideV w:val="none" w:color="auto" w:sz="0" w:space="0"/>
+          </w:tblBorders>
           <w:tblCellMar>
             <w:top w:w="0" w:type="dxa"/>
             <w:left w:w="108" w:type="dxa"/>
@@ -500,7 +508,7 @@
           </w:tblCellMar>
         </w:tblPrEx>
         <w:trPr>
-          <w:trHeight w:val="635"/>
+          <w:trHeight w:val="635" w:hRule="atLeast"/>
           <w:jc w:val="center"/>
         </w:trPr>
         <w:tc>
@@ -522,7 +530,7 @@
               <w:bidi w:val="0"/>
               <w:adjustRightInd w:val="0"/>
               <w:snapToGrid w:val="0"/>
-              <w:ind w:left="0" w:right="0" w:firstLine="0" w:leftChars="0" w:rightChars="0" w:firstLineChars="0"/>
+              <w:ind w:left="0" w:leftChars="0" w:right="0" w:rightChars="0" w:firstLine="0" w:firstLineChars="0"/>
               <w:jc w:val="left"/>
               <w:textAlignment w:val="baseline"/>
               <w:rPr>
@@ -541,7 +549,7 @@
             </w:r>
             <w:r>
               <w:rPr>
-                <w:rFonts w:asciiTheme="minorAscii" w:eastAsiaTheme="minorEastAsia" w:hAnsiTheme="minorAscii" w:hint="eastAsia"/>
+                <w:rFonts w:hint="eastAsia" w:asciiTheme="minorAscii" w:hAnsiTheme="minorAscii" w:eastAsiaTheme="minorEastAsia"/>
                 <w:spacing w:val="227"/>
                 <w:sz w:val="21"/>
                 <w:vertAlign w:val="baseline"/>
@@ -578,7 +586,7 @@
               <w:bidi w:val="0"/>
               <w:adjustRightInd w:val="0"/>
               <w:snapToGrid w:val="0"/>
-              <w:ind w:left="0" w:right="0" w:firstLine="0" w:leftChars="0" w:rightChars="0" w:firstLineChars="0"/>
+              <w:ind w:left="0" w:leftChars="0" w:right="0" w:rightChars="0" w:firstLine="0" w:firstLineChars="0"/>
               <w:jc w:val="right"/>
               <w:textAlignment w:val="baseline"/>
               <w:rPr>
@@ -597,7 +605,7 @@
             </w:r>
             <w:r>
               <w:rPr>
-                <w:rFonts w:asciiTheme="minorAscii" w:eastAsiaTheme="minorEastAsia" w:hAnsiTheme="minorAscii" w:hint="eastAsia"/>
+                <w:rFonts w:hint="eastAsia" w:asciiTheme="minorAscii" w:hAnsiTheme="minorAscii" w:eastAsiaTheme="minorEastAsia"/>
                 <w:spacing w:val="227"/>
                 <w:sz w:val="21"/>
                 <w:vertAlign w:val="baseline"/>
@@ -667,15 +675,15 @@
         <w:textAlignment w:val="baseline"/>
         <w:outlineLvl w:val="0"/>
         <w:rPr>
-          <w:rFonts w:ascii="宋体" w:eastAsia="宋体" w:hAnsi="宋体" w:cs="宋体"/>
+          <w:rFonts w:ascii="宋体" w:hAnsi="宋体" w:eastAsia="宋体" w:cs="宋体"/>
           <w:sz w:val="30"/>
           <w:szCs w:val="30"/>
         </w:rPr>
       </w:pPr>
-      <w:bookmarkStart w:id="4" w:name="_Toc27349"/>
+      <w:bookmarkStart w:id="3" w:name="_Toc8741"/>
       <w:r>
         <w:rPr>
-          <w:rFonts w:ascii="宋体" w:eastAsia="宋体" w:hAnsi="宋体" w:cs="宋体"/>
+          <w:rFonts w:ascii="宋体" w:hAnsi="宋体" w:eastAsia="宋体" w:cs="宋体"/>
           <w:b/>
           <w:bCs/>
           <w:spacing w:val="-4"/>
@@ -684,20 +692,20 @@
         </w:rPr>
         <w:t>文件编制和变更履历</w:t>
       </w:r>
-      <w:bookmarkEnd w:id="4"/>
+      <w:bookmarkEnd w:id="3"/>
     </w:p>
     <w:tbl>
       <w:tblPr>
-        <w:tblStyle w:val="TableNormal00"/>
+        <w:tblStyle w:val="43"/>
         <w:tblW w:w="9005" w:type="dxa"/>
         <w:tblInd w:w="34" w:type="dxa"/>
         <w:tblBorders>
-          <w:top w:val="single" w:sz="6" w:space="0" w:color="000000"/>
-          <w:left w:val="single" w:sz="6" w:space="0" w:color="000000"/>
-          <w:bottom w:val="single" w:sz="6" w:space="0" w:color="000000"/>
-          <w:right w:val="single" w:sz="6" w:space="0" w:color="000000"/>
-          <w:insideH w:val="single" w:sz="6" w:space="0" w:color="000000"/>
-          <w:insideV w:val="single" w:sz="6" w:space="0" w:color="000000"/>
+          <w:top w:val="single" w:color="000000" w:sz="6" w:space="0"/>
+          <w:left w:val="single" w:color="000000" w:sz="6" w:space="0"/>
+          <w:bottom w:val="single" w:color="000000" w:sz="6" w:space="0"/>
+          <w:right w:val="single" w:color="000000" w:sz="6" w:space="0"/>
+          <w:insideH w:val="single" w:color="000000" w:sz="6" w:space="0"/>
+          <w:insideV w:val="single" w:color="000000" w:sz="6" w:space="0"/>
         </w:tblBorders>
         <w:tblLayout w:type="fixed"/>
         <w:tblCellMar>
@@ -719,17 +727,14 @@
       </w:tblGrid>
       <w:tr>
         <w:tblPrEx>
-          <w:tblW w:w="9005" w:type="dxa"/>
-          <w:tblInd w:w="34" w:type="dxa"/>
           <w:tblBorders>
-            <w:top w:val="single" w:sz="6" w:space="0" w:color="000000"/>
-            <w:left w:val="single" w:sz="6" w:space="0" w:color="000000"/>
-            <w:bottom w:val="single" w:sz="6" w:space="0" w:color="000000"/>
-            <w:right w:val="single" w:sz="6" w:space="0" w:color="000000"/>
-            <w:insideH w:val="single" w:sz="6" w:space="0" w:color="000000"/>
-            <w:insideV w:val="single" w:sz="6" w:space="0" w:color="000000"/>
+            <w:top w:val="single" w:color="000000" w:sz="6" w:space="0"/>
+            <w:left w:val="single" w:color="000000" w:sz="6" w:space="0"/>
+            <w:bottom w:val="single" w:color="000000" w:sz="6" w:space="0"/>
+            <w:right w:val="single" w:color="000000" w:sz="6" w:space="0"/>
+            <w:insideH w:val="single" w:color="000000" w:sz="6" w:space="0"/>
+            <w:insideV w:val="single" w:color="000000" w:sz="6" w:space="0"/>
           </w:tblBorders>
-          <w:tblLayout w:type="fixed"/>
           <w:tblCellMar>
             <w:top w:w="0" w:type="dxa"/>
             <w:left w:w="0" w:type="dxa"/>
@@ -738,15 +743,15 @@
           </w:tblCellMar>
         </w:tblPrEx>
         <w:trPr>
-          <w:trHeight w:val="489"/>
+          <w:trHeight w:val="489" w:hRule="atLeast"/>
         </w:trPr>
         <w:tc>
           <w:tcPr>
             <w:tcW w:w="845" w:type="dxa"/>
             <w:vMerge w:val="restart"/>
             <w:tcBorders>
-              <w:top w:val="single" w:sz="10" w:space="0" w:color="000000"/>
-              <w:left w:val="single" w:sz="10" w:space="0" w:color="000000"/>
+              <w:top w:val="single" w:color="000000" w:sz="10" w:space="0"/>
+              <w:left w:val="single" w:color="000000" w:sz="10" w:space="0"/>
               <w:bottom w:val="nil"/>
             </w:tcBorders>
             <w:shd w:val="clear" w:color="auto" w:fill="D9D9D9"/>
@@ -793,14 +798,14 @@
               <w:ind w:left="172"/>
               <w:textAlignment w:val="baseline"/>
               <w:rPr>
-                <w:rFonts w:ascii="宋体" w:eastAsia="宋体" w:hAnsi="宋体" w:cs="宋体"/>
+                <w:rFonts w:ascii="宋体" w:hAnsi="宋体" w:eastAsia="宋体" w:cs="宋体"/>
                 <w:sz w:val="24"/>
                 <w:szCs w:val="24"/>
               </w:rPr>
             </w:pPr>
             <w:r>
               <w:rPr>
-                <w:rFonts w:ascii="宋体" w:eastAsia="宋体" w:hAnsi="宋体" w:cs="宋体"/>
+                <w:rFonts w:ascii="宋体" w:hAnsi="宋体" w:eastAsia="宋体" w:cs="宋体"/>
                 <w:b/>
                 <w:bCs/>
                 <w:spacing w:val="-5"/>
@@ -816,7 +821,7 @@
             <w:tcW w:w="2155" w:type="dxa"/>
             <w:gridSpan w:val="2"/>
             <w:tcBorders>
-              <w:top w:val="single" w:sz="10" w:space="0" w:color="000000"/>
+              <w:top w:val="single" w:color="000000" w:sz="10" w:space="0"/>
             </w:tcBorders>
             <w:shd w:val="clear" w:color="auto" w:fill="D9D9D9"/>
           </w:tcPr>
@@ -839,14 +844,14 @@
               <w:ind w:left="528"/>
               <w:textAlignment w:val="baseline"/>
               <w:rPr>
-                <w:rFonts w:ascii="宋体" w:eastAsia="宋体" w:hAnsi="宋体" w:cs="宋体"/>
+                <w:rFonts w:ascii="宋体" w:hAnsi="宋体" w:eastAsia="宋体" w:cs="宋体"/>
                 <w:sz w:val="24"/>
                 <w:szCs w:val="24"/>
               </w:rPr>
             </w:pPr>
             <w:r>
               <w:rPr>
-                <w:rFonts w:ascii="宋体" w:eastAsia="宋体" w:hAnsi="宋体" w:cs="宋体"/>
+                <w:rFonts w:ascii="宋体" w:hAnsi="宋体" w:eastAsia="宋体" w:cs="宋体"/>
                 <w:b/>
                 <w:bCs/>
                 <w:spacing w:val="-4"/>
@@ -862,7 +867,7 @@
             <w:tcW w:w="2334" w:type="dxa"/>
             <w:gridSpan w:val="2"/>
             <w:tcBorders>
-              <w:top w:val="single" w:sz="10" w:space="0" w:color="000000"/>
+              <w:top w:val="single" w:color="000000" w:sz="10" w:space="0"/>
             </w:tcBorders>
             <w:shd w:val="clear" w:color="auto" w:fill="D9D9D9"/>
           </w:tcPr>
@@ -885,14 +890,14 @@
               <w:ind w:left="927"/>
               <w:textAlignment w:val="baseline"/>
               <w:rPr>
-                <w:rFonts w:ascii="宋体" w:eastAsia="宋体" w:hAnsi="宋体" w:cs="宋体"/>
+                <w:rFonts w:ascii="宋体" w:hAnsi="宋体" w:eastAsia="宋体" w:cs="宋体"/>
                 <w:sz w:val="24"/>
                 <w:szCs w:val="24"/>
               </w:rPr>
             </w:pPr>
             <w:r>
               <w:rPr>
-                <w:rFonts w:ascii="宋体" w:eastAsia="宋体" w:hAnsi="宋体" w:cs="宋体"/>
+                <w:rFonts w:ascii="宋体" w:hAnsi="宋体" w:eastAsia="宋体" w:cs="宋体"/>
                 <w:b/>
                 <w:bCs/>
                 <w:spacing w:val="-6"/>
@@ -908,7 +913,7 @@
             <w:tcW w:w="2288" w:type="dxa"/>
             <w:gridSpan w:val="2"/>
             <w:tcBorders>
-              <w:top w:val="single" w:sz="10" w:space="0" w:color="000000"/>
+              <w:top w:val="single" w:color="000000" w:sz="10" w:space="0"/>
             </w:tcBorders>
             <w:shd w:val="clear" w:color="auto" w:fill="D9D9D9"/>
           </w:tcPr>
@@ -931,14 +936,14 @@
               <w:ind w:left="911"/>
               <w:textAlignment w:val="baseline"/>
               <w:rPr>
-                <w:rFonts w:ascii="宋体" w:eastAsia="宋体" w:hAnsi="宋体" w:cs="宋体"/>
+                <w:rFonts w:ascii="宋体" w:hAnsi="宋体" w:eastAsia="宋体" w:cs="宋体"/>
                 <w:sz w:val="24"/>
                 <w:szCs w:val="24"/>
               </w:rPr>
             </w:pPr>
             <w:r>
               <w:rPr>
-                <w:rFonts w:ascii="宋体" w:eastAsia="宋体" w:hAnsi="宋体" w:cs="宋体"/>
+                <w:rFonts w:ascii="宋体" w:hAnsi="宋体" w:eastAsia="宋体" w:cs="宋体"/>
                 <w:b/>
                 <w:bCs/>
                 <w:spacing w:val="-6"/>
@@ -954,9 +959,9 @@
             <w:tcW w:w="1383" w:type="dxa"/>
             <w:vMerge w:val="restart"/>
             <w:tcBorders>
-              <w:top w:val="single" w:sz="10" w:space="0" w:color="000000"/>
+              <w:top w:val="single" w:color="000000" w:sz="10" w:space="0"/>
               <w:bottom w:val="nil"/>
-              <w:right w:val="single" w:sz="10" w:space="0" w:color="000000"/>
+              <w:right w:val="single" w:color="000000" w:sz="10" w:space="0"/>
             </w:tcBorders>
             <w:shd w:val="clear" w:color="auto" w:fill="D9D9D9"/>
           </w:tcPr>
@@ -1002,14 +1007,14 @@
               <w:ind w:left="217"/>
               <w:textAlignment w:val="baseline"/>
               <w:rPr>
-                <w:rFonts w:ascii="宋体" w:eastAsia="宋体" w:hAnsi="宋体" w:cs="宋体"/>
+                <w:rFonts w:ascii="宋体" w:hAnsi="宋体" w:eastAsia="宋体" w:cs="宋体"/>
                 <w:sz w:val="24"/>
                 <w:szCs w:val="24"/>
               </w:rPr>
             </w:pPr>
             <w:r>
               <w:rPr>
-                <w:rFonts w:ascii="宋体" w:eastAsia="宋体" w:hAnsi="宋体" w:cs="宋体"/>
+                <w:rFonts w:ascii="宋体" w:hAnsi="宋体" w:eastAsia="宋体" w:cs="宋体"/>
                 <w:b/>
                 <w:bCs/>
                 <w:spacing w:val="-5"/>
@@ -1023,9 +1028,14 @@
       </w:tr>
       <w:tr>
         <w:tblPrEx>
-          <w:tblW w:w="9005" w:type="dxa"/>
-          <w:tblInd w:w="34" w:type="dxa"/>
-          <w:tblLayout w:type="fixed"/>
+          <w:tblBorders>
+            <w:top w:val="single" w:color="000000" w:sz="6" w:space="0"/>
+            <w:left w:val="single" w:color="000000" w:sz="6" w:space="0"/>
+            <w:bottom w:val="single" w:color="000000" w:sz="6" w:space="0"/>
+            <w:right w:val="single" w:color="000000" w:sz="6" w:space="0"/>
+            <w:insideH w:val="single" w:color="000000" w:sz="6" w:space="0"/>
+            <w:insideV w:val="single" w:color="000000" w:sz="6" w:space="0"/>
+          </w:tblBorders>
           <w:tblCellMar>
             <w:top w:w="0" w:type="dxa"/>
             <w:left w:w="0" w:type="dxa"/>
@@ -1034,15 +1044,15 @@
           </w:tblCellMar>
         </w:tblPrEx>
         <w:trPr>
-          <w:trHeight w:val="479"/>
+          <w:trHeight w:val="479" w:hRule="atLeast"/>
         </w:trPr>
         <w:tc>
           <w:tcPr>
             <w:tcW w:w="845" w:type="dxa"/>
-            <w:vMerge/>
+            <w:vMerge w:val="continue"/>
             <w:tcBorders>
               <w:top w:val="nil"/>
-              <w:left w:val="single" w:sz="10" w:space="0" w:color="000000"/>
+              <w:left w:val="single" w:color="000000" w:sz="10" w:space="0"/>
             </w:tcBorders>
           </w:tcPr>
           <w:p>
@@ -1092,14 +1102,14 @@
               <w:ind w:left="191"/>
               <w:textAlignment w:val="baseline"/>
               <w:rPr>
-                <w:rFonts w:ascii="宋体" w:eastAsia="宋体" w:hAnsi="宋体" w:cs="宋体"/>
+                <w:rFonts w:ascii="宋体" w:hAnsi="宋体" w:eastAsia="宋体" w:cs="宋体"/>
                 <w:sz w:val="24"/>
                 <w:szCs w:val="24"/>
               </w:rPr>
             </w:pPr>
             <w:r>
               <w:rPr>
-                <w:rFonts w:ascii="宋体" w:eastAsia="宋体" w:hAnsi="宋体" w:cs="宋体"/>
+                <w:rFonts w:ascii="宋体" w:hAnsi="宋体" w:eastAsia="宋体" w:cs="宋体"/>
                 <w:b/>
                 <w:bCs/>
                 <w:spacing w:val="-5"/>
@@ -1134,14 +1144,14 @@
               <w:ind w:left="430"/>
               <w:textAlignment w:val="baseline"/>
               <w:rPr>
-                <w:rFonts w:ascii="宋体" w:eastAsia="宋体" w:hAnsi="宋体" w:cs="宋体"/>
+                <w:rFonts w:ascii="宋体" w:hAnsi="宋体" w:eastAsia="宋体" w:cs="宋体"/>
                 <w:sz w:val="24"/>
                 <w:szCs w:val="24"/>
               </w:rPr>
             </w:pPr>
             <w:r>
               <w:rPr>
-                <w:rFonts w:ascii="宋体" w:eastAsia="宋体" w:hAnsi="宋体" w:cs="宋体"/>
+                <w:rFonts w:ascii="宋体" w:hAnsi="宋体" w:eastAsia="宋体" w:cs="宋体"/>
                 <w:b/>
                 <w:bCs/>
                 <w:spacing w:val="-15"/>
@@ -1176,14 +1186,14 @@
               <w:ind w:left="244"/>
               <w:textAlignment w:val="baseline"/>
               <w:rPr>
-                <w:rFonts w:ascii="宋体" w:eastAsia="宋体" w:hAnsi="宋体" w:cs="宋体"/>
+                <w:rFonts w:ascii="宋体" w:hAnsi="宋体" w:eastAsia="宋体" w:cs="宋体"/>
                 <w:sz w:val="24"/>
                 <w:szCs w:val="24"/>
               </w:rPr>
             </w:pPr>
             <w:r>
               <w:rPr>
-                <w:rFonts w:ascii="宋体" w:eastAsia="宋体" w:hAnsi="宋体" w:cs="宋体"/>
+                <w:rFonts w:ascii="宋体" w:hAnsi="宋体" w:eastAsia="宋体" w:cs="宋体"/>
                 <w:b/>
                 <w:bCs/>
                 <w:spacing w:val="-8"/>
@@ -1218,14 +1228,14 @@
               <w:ind w:left="487"/>
               <w:textAlignment w:val="baseline"/>
               <w:rPr>
-                <w:rFonts w:ascii="宋体" w:eastAsia="宋体" w:hAnsi="宋体" w:cs="宋体"/>
+                <w:rFonts w:ascii="宋体" w:hAnsi="宋体" w:eastAsia="宋体" w:cs="宋体"/>
                 <w:sz w:val="24"/>
                 <w:szCs w:val="24"/>
               </w:rPr>
             </w:pPr>
             <w:r>
               <w:rPr>
-                <w:rFonts w:ascii="宋体" w:eastAsia="宋体" w:hAnsi="宋体" w:cs="宋体"/>
+                <w:rFonts w:ascii="宋体" w:hAnsi="宋体" w:eastAsia="宋体" w:cs="宋体"/>
                 <w:b/>
                 <w:bCs/>
                 <w:spacing w:val="-15"/>
@@ -1260,14 +1270,14 @@
               <w:ind w:left="268"/>
               <w:textAlignment w:val="baseline"/>
               <w:rPr>
-                <w:rFonts w:ascii="宋体" w:eastAsia="宋体" w:hAnsi="宋体" w:cs="宋体"/>
+                <w:rFonts w:ascii="宋体" w:hAnsi="宋体" w:eastAsia="宋体" w:cs="宋体"/>
                 <w:sz w:val="24"/>
                 <w:szCs w:val="24"/>
               </w:rPr>
             </w:pPr>
             <w:r>
               <w:rPr>
-                <w:rFonts w:ascii="宋体" w:eastAsia="宋体" w:hAnsi="宋体" w:cs="宋体"/>
+                <w:rFonts w:ascii="宋体" w:hAnsi="宋体" w:eastAsia="宋体" w:cs="宋体"/>
                 <w:b/>
                 <w:bCs/>
                 <w:spacing w:val="-5"/>
@@ -1302,14 +1312,14 @@
               <w:ind w:left="441"/>
               <w:textAlignment w:val="baseline"/>
               <w:rPr>
-                <w:rFonts w:ascii="宋体" w:eastAsia="宋体" w:hAnsi="宋体" w:cs="宋体"/>
+                <w:rFonts w:ascii="宋体" w:hAnsi="宋体" w:eastAsia="宋体" w:cs="宋体"/>
                 <w:sz w:val="24"/>
                 <w:szCs w:val="24"/>
               </w:rPr>
             </w:pPr>
             <w:r>
               <w:rPr>
-                <w:rFonts w:ascii="宋体" w:eastAsia="宋体" w:hAnsi="宋体" w:cs="宋体"/>
+                <w:rFonts w:ascii="宋体" w:hAnsi="宋体" w:eastAsia="宋体" w:cs="宋体"/>
                 <w:b/>
                 <w:bCs/>
                 <w:spacing w:val="-15"/>
@@ -1323,10 +1333,10 @@
         <w:tc>
           <w:tcPr>
             <w:tcW w:w="1383" w:type="dxa"/>
-            <w:vMerge/>
+            <w:vMerge w:val="continue"/>
             <w:tcBorders>
               <w:top w:val="nil"/>
-              <w:right w:val="single" w:sz="10" w:space="0" w:color="000000"/>
+              <w:right w:val="single" w:color="000000" w:sz="10" w:space="0"/>
             </w:tcBorders>
           </w:tcPr>
           <w:p>
@@ -1355,9 +1365,14 @@
       </w:tr>
       <w:tr>
         <w:tblPrEx>
-          <w:tblW w:w="9005" w:type="dxa"/>
-          <w:tblInd w:w="34" w:type="dxa"/>
-          <w:tblLayout w:type="fixed"/>
+          <w:tblBorders>
+            <w:top w:val="single" w:color="000000" w:sz="6" w:space="0"/>
+            <w:left w:val="single" w:color="000000" w:sz="6" w:space="0"/>
+            <w:bottom w:val="single" w:color="000000" w:sz="6" w:space="0"/>
+            <w:right w:val="single" w:color="000000" w:sz="6" w:space="0"/>
+            <w:insideH w:val="single" w:color="000000" w:sz="6" w:space="0"/>
+            <w:insideV w:val="single" w:color="000000" w:sz="6" w:space="0"/>
+          </w:tblBorders>
           <w:tblCellMar>
             <w:top w:w="0" w:type="dxa"/>
             <w:left w:w="0" w:type="dxa"/>
@@ -1366,18 +1381,18 @@
           </w:tblCellMar>
         </w:tblPrEx>
         <w:trPr>
-          <w:trHeight w:val="651"/>
+          <w:trHeight w:val="651" w:hRule="atLeast"/>
         </w:trPr>
         <w:tc>
           <w:tcPr>
             <w:tcW w:w="845" w:type="dxa"/>
             <w:tcBorders>
-              <w:left w:val="single" w:sz="10" w:space="0" w:color="000000"/>
+              <w:left w:val="single" w:color="000000" w:sz="10" w:space="0"/>
             </w:tcBorders>
           </w:tcPr>
           <w:p>
             <w:pPr>
-              <w:pStyle w:val="TableText"/>
+              <w:pStyle w:val="28"/>
               <w:keepNext w:val="0"/>
               <w:keepLines w:val="0"/>
               <w:pageBreakBefore w:val="0"/>
@@ -1409,7 +1424,7 @@
           </w:tcPr>
           <w:p>
             <w:pPr>
-              <w:pStyle w:val="TableText"/>
+              <w:pStyle w:val="28"/>
               <w:keepNext w:val="0"/>
               <w:keepLines w:val="0"/>
               <w:pageBreakBefore w:val="0"/>
@@ -1441,7 +1456,7 @@
           </w:tcPr>
           <w:p>
             <w:pPr>
-              <w:pStyle w:val="TableText"/>
+              <w:pStyle w:val="28"/>
               <w:keepNext w:val="0"/>
               <w:keepLines w:val="0"/>
               <w:pageBreakBefore w:val="0"/>
@@ -1473,7 +1488,7 @@
           </w:tcPr>
           <w:p>
             <w:pPr>
-              <w:pStyle w:val="TableText"/>
+              <w:pStyle w:val="28"/>
               <w:keepNext w:val="0"/>
               <w:keepLines w:val="0"/>
               <w:pageBreakBefore w:val="0"/>
@@ -1505,7 +1520,7 @@
           </w:tcPr>
           <w:p>
             <w:pPr>
-              <w:pStyle w:val="TableText"/>
+              <w:pStyle w:val="28"/>
               <w:keepNext w:val="0"/>
               <w:keepLines w:val="0"/>
               <w:pageBreakBefore w:val="0"/>
@@ -1537,7 +1552,7 @@
           </w:tcPr>
           <w:p>
             <w:pPr>
-              <w:pStyle w:val="TableText"/>
+              <w:pStyle w:val="28"/>
               <w:keepNext w:val="0"/>
               <w:keepLines w:val="0"/>
               <w:pageBreakBefore w:val="0"/>
@@ -1569,7 +1584,7 @@
           </w:tcPr>
           <w:p>
             <w:pPr>
-              <w:pStyle w:val="TableText"/>
+              <w:pStyle w:val="28"/>
               <w:keepNext w:val="0"/>
               <w:keepLines w:val="0"/>
               <w:pageBreakBefore w:val="0"/>
@@ -1599,12 +1614,12 @@
           <w:tcPr>
             <w:tcW w:w="1383" w:type="dxa"/>
             <w:tcBorders>
-              <w:right w:val="single" w:sz="10" w:space="0" w:color="000000"/>
+              <w:right w:val="single" w:color="000000" w:sz="10" w:space="0"/>
             </w:tcBorders>
           </w:tcPr>
           <w:p>
             <w:pPr>
-              <w:pStyle w:val="TableText"/>
+              <w:pStyle w:val="28"/>
               <w:keepNext w:val="0"/>
               <w:keepLines w:val="0"/>
               <w:pageBreakBefore w:val="0"/>
@@ -1633,9 +1648,14 @@
       </w:tr>
       <w:tr>
         <w:tblPrEx>
-          <w:tblW w:w="9005" w:type="dxa"/>
-          <w:tblInd w:w="34" w:type="dxa"/>
-          <w:tblLayout w:type="fixed"/>
+          <w:tblBorders>
+            <w:top w:val="single" w:color="000000" w:sz="6" w:space="0"/>
+            <w:left w:val="single" w:color="000000" w:sz="6" w:space="0"/>
+            <w:bottom w:val="single" w:color="000000" w:sz="6" w:space="0"/>
+            <w:right w:val="single" w:color="000000" w:sz="6" w:space="0"/>
+            <w:insideH w:val="single" w:color="000000" w:sz="6" w:space="0"/>
+            <w:insideV w:val="single" w:color="000000" w:sz="6" w:space="0"/>
+          </w:tblBorders>
           <w:tblCellMar>
             <w:top w:w="0" w:type="dxa"/>
             <w:left w:w="0" w:type="dxa"/>
@@ -1644,18 +1664,18 @@
           </w:tblCellMar>
         </w:tblPrEx>
         <w:trPr>
-          <w:trHeight w:val="485"/>
+          <w:trHeight w:val="485" w:hRule="atLeast"/>
         </w:trPr>
         <w:tc>
           <w:tcPr>
             <w:tcW w:w="845" w:type="dxa"/>
             <w:tcBorders>
-              <w:left w:val="single" w:sz="10" w:space="0" w:color="000000"/>
+              <w:left w:val="single" w:color="000000" w:sz="10" w:space="0"/>
             </w:tcBorders>
           </w:tcPr>
           <w:p>
             <w:pPr>
-              <w:pStyle w:val="TableText"/>
+              <w:pStyle w:val="28"/>
               <w:keepNext w:val="0"/>
               <w:keepLines w:val="0"/>
               <w:pageBreakBefore w:val="0"/>
@@ -1681,7 +1701,7 @@
           </w:tcPr>
           <w:p>
             <w:pPr>
-              <w:pStyle w:val="TableText"/>
+              <w:pStyle w:val="28"/>
               <w:keepNext w:val="0"/>
               <w:keepLines w:val="0"/>
               <w:pageBreakBefore w:val="0"/>
@@ -1707,7 +1727,7 @@
           </w:tcPr>
           <w:p>
             <w:pPr>
-              <w:pStyle w:val="TableText"/>
+              <w:pStyle w:val="28"/>
               <w:keepNext w:val="0"/>
               <w:keepLines w:val="0"/>
               <w:pageBreakBefore w:val="0"/>
@@ -1733,7 +1753,7 @@
           </w:tcPr>
           <w:p>
             <w:pPr>
-              <w:pStyle w:val="TableText"/>
+              <w:pStyle w:val="28"/>
               <w:keepNext w:val="0"/>
               <w:keepLines w:val="0"/>
               <w:pageBreakBefore w:val="0"/>
@@ -1759,7 +1779,7 @@
           </w:tcPr>
           <w:p>
             <w:pPr>
-              <w:pStyle w:val="TableText"/>
+              <w:pStyle w:val="28"/>
               <w:keepNext w:val="0"/>
               <w:keepLines w:val="0"/>
               <w:pageBreakBefore w:val="0"/>
@@ -1785,7 +1805,7 @@
           </w:tcPr>
           <w:p>
             <w:pPr>
-              <w:pStyle w:val="TableText"/>
+              <w:pStyle w:val="28"/>
               <w:keepNext w:val="0"/>
               <w:keepLines w:val="0"/>
               <w:pageBreakBefore w:val="0"/>
@@ -1811,7 +1831,7 @@
           </w:tcPr>
           <w:p>
             <w:pPr>
-              <w:pStyle w:val="TableText"/>
+              <w:pStyle w:val="28"/>
               <w:keepNext w:val="0"/>
               <w:keepLines w:val="0"/>
               <w:pageBreakBefore w:val="0"/>
@@ -1835,12 +1855,12 @@
           <w:tcPr>
             <w:tcW w:w="1383" w:type="dxa"/>
             <w:tcBorders>
-              <w:right w:val="single" w:sz="10" w:space="0" w:color="000000"/>
+              <w:right w:val="single" w:color="000000" w:sz="10" w:space="0"/>
             </w:tcBorders>
           </w:tcPr>
           <w:p>
             <w:pPr>
-              <w:pStyle w:val="TableText"/>
+              <w:pStyle w:val="28"/>
               <w:keepNext w:val="0"/>
               <w:keepLines w:val="0"/>
               <w:pageBreakBefore w:val="0"/>
@@ -1863,9 +1883,14 @@
       </w:tr>
       <w:tr>
         <w:tblPrEx>
-          <w:tblW w:w="9005" w:type="dxa"/>
-          <w:tblInd w:w="34" w:type="dxa"/>
-          <w:tblLayout w:type="fixed"/>
+          <w:tblBorders>
+            <w:top w:val="single" w:color="000000" w:sz="6" w:space="0"/>
+            <w:left w:val="single" w:color="000000" w:sz="6" w:space="0"/>
+            <w:bottom w:val="single" w:color="000000" w:sz="6" w:space="0"/>
+            <w:right w:val="single" w:color="000000" w:sz="6" w:space="0"/>
+            <w:insideH w:val="single" w:color="000000" w:sz="6" w:space="0"/>
+            <w:insideV w:val="single" w:color="000000" w:sz="6" w:space="0"/>
+          </w:tblBorders>
           <w:tblCellMar>
             <w:top w:w="0" w:type="dxa"/>
             <w:left w:w="0" w:type="dxa"/>
@@ -1874,19 +1899,19 @@
           </w:tblCellMar>
         </w:tblPrEx>
         <w:trPr>
-          <w:trHeight w:val="503"/>
+          <w:trHeight w:val="503" w:hRule="atLeast"/>
         </w:trPr>
         <w:tc>
           <w:tcPr>
             <w:tcW w:w="845" w:type="dxa"/>
             <w:tcBorders>
-              <w:left w:val="single" w:sz="10" w:space="0" w:color="000000"/>
-              <w:bottom w:val="single" w:sz="10" w:space="0" w:color="000000"/>
+              <w:left w:val="single" w:color="000000" w:sz="10" w:space="0"/>
+              <w:bottom w:val="single" w:color="000000" w:sz="10" w:space="0"/>
             </w:tcBorders>
           </w:tcPr>
           <w:p>
             <w:pPr>
-              <w:pStyle w:val="TableText"/>
+              <w:pStyle w:val="28"/>
               <w:keepNext w:val="0"/>
               <w:keepLines w:val="0"/>
               <w:pageBreakBefore w:val="0"/>
@@ -1910,12 +1935,12 @@
           <w:tcPr>
             <w:tcW w:w="881" w:type="dxa"/>
             <w:tcBorders>
-              <w:bottom w:val="single" w:sz="10" w:space="0" w:color="000000"/>
+              <w:bottom w:val="single" w:color="000000" w:sz="10" w:space="0"/>
             </w:tcBorders>
           </w:tcPr>
           <w:p>
             <w:pPr>
-              <w:pStyle w:val="TableText"/>
+              <w:pStyle w:val="28"/>
               <w:keepNext w:val="0"/>
               <w:keepLines w:val="0"/>
               <w:pageBreakBefore w:val="0"/>
@@ -1939,12 +1964,12 @@
           <w:tcPr>
             <w:tcW w:w="1274" w:type="dxa"/>
             <w:tcBorders>
-              <w:bottom w:val="single" w:sz="10" w:space="0" w:color="000000"/>
+              <w:bottom w:val="single" w:color="000000" w:sz="10" w:space="0"/>
             </w:tcBorders>
           </w:tcPr>
           <w:p>
             <w:pPr>
-              <w:pStyle w:val="TableText"/>
+              <w:pStyle w:val="28"/>
               <w:keepNext w:val="0"/>
               <w:keepLines w:val="0"/>
               <w:pageBreakBefore w:val="0"/>
@@ -1968,12 +1993,12 @@
           <w:tcPr>
             <w:tcW w:w="957" w:type="dxa"/>
             <w:tcBorders>
-              <w:bottom w:val="single" w:sz="10" w:space="0" w:color="000000"/>
+              <w:bottom w:val="single" w:color="000000" w:sz="10" w:space="0"/>
             </w:tcBorders>
           </w:tcPr>
           <w:p>
             <w:pPr>
-              <w:pStyle w:val="TableText"/>
+              <w:pStyle w:val="28"/>
               <w:keepNext w:val="0"/>
               <w:keepLines w:val="0"/>
               <w:pageBreakBefore w:val="0"/>
@@ -1997,12 +2022,12 @@
           <w:tcPr>
             <w:tcW w:w="1377" w:type="dxa"/>
             <w:tcBorders>
-              <w:bottom w:val="single" w:sz="10" w:space="0" w:color="000000"/>
+              <w:bottom w:val="single" w:color="000000" w:sz="10" w:space="0"/>
             </w:tcBorders>
           </w:tcPr>
           <w:p>
             <w:pPr>
-              <w:pStyle w:val="TableText"/>
+              <w:pStyle w:val="28"/>
               <w:keepNext w:val="0"/>
               <w:keepLines w:val="0"/>
               <w:pageBreakBefore w:val="0"/>
@@ -2026,12 +2051,12 @@
           <w:tcPr>
             <w:tcW w:w="1017" w:type="dxa"/>
             <w:tcBorders>
-              <w:bottom w:val="single" w:sz="10" w:space="0" w:color="000000"/>
+              <w:bottom w:val="single" w:color="000000" w:sz="10" w:space="0"/>
             </w:tcBorders>
           </w:tcPr>
           <w:p>
             <w:pPr>
-              <w:pStyle w:val="TableText"/>
+              <w:pStyle w:val="28"/>
               <w:keepNext w:val="0"/>
               <w:keepLines w:val="0"/>
               <w:pageBreakBefore w:val="0"/>
@@ -2055,12 +2080,12 @@
           <w:tcPr>
             <w:tcW w:w="1271" w:type="dxa"/>
             <w:tcBorders>
-              <w:bottom w:val="single" w:sz="10" w:space="0" w:color="000000"/>
+              <w:bottom w:val="single" w:color="000000" w:sz="10" w:space="0"/>
             </w:tcBorders>
           </w:tcPr>
           <w:p>
             <w:pPr>
-              <w:pStyle w:val="TableText"/>
+              <w:pStyle w:val="28"/>
               <w:keepNext w:val="0"/>
               <w:keepLines w:val="0"/>
               <w:pageBreakBefore w:val="0"/>
@@ -2084,13 +2109,13 @@
           <w:tcPr>
             <w:tcW w:w="1383" w:type="dxa"/>
             <w:tcBorders>
-              <w:bottom w:val="single" w:sz="10" w:space="0" w:color="000000"/>
-              <w:right w:val="single" w:sz="10" w:space="0" w:color="000000"/>
+              <w:bottom w:val="single" w:color="000000" w:sz="10" w:space="0"/>
+              <w:right w:val="single" w:color="000000" w:sz="10" w:space="0"/>
             </w:tcBorders>
           </w:tcPr>
           <w:p>
             <w:pPr>
-              <w:pStyle w:val="TableText"/>
+              <w:pStyle w:val="28"/>
               <w:keepNext w:val="0"/>
               <w:keepLines w:val="0"/>
               <w:pageBreakBefore w:val="0"/>
@@ -2144,7 +2169,7 @@
     <w:sdt>
       <w:sdtPr>
         <w:rPr>
-          <w:rFonts w:ascii="宋体" w:eastAsia="宋体" w:hAnsi="宋体" w:cs="Arial"/>
+          <w:rFonts w:ascii="宋体" w:hAnsi="宋体" w:eastAsia="宋体" w:cs="Arial"/>
           <w:snapToGrid w:val="0"/>
           <w:color w:val="000000"/>
           <w:kern w:val="0"/>
@@ -2160,7 +2185,7 @@
       </w:sdtPr>
       <w:sdtEndPr>
         <w:rPr>
-          <w:rFonts w:ascii="宋体" w:eastAsia="宋体" w:hAnsi="宋体" w:cs="Arial"/>
+          <w:rFonts w:ascii="宋体" w:hAnsi="宋体" w:eastAsia="宋体" w:cs="Arial"/>
           <w:snapToGrid w:val="0"/>
           <w:color w:val="000000"/>
           <w:kern w:val="0"/>
@@ -2173,13 +2198,13 @@
         <w:p>
           <w:pPr>
             <w:spacing w:before="0" w:beforeLines="0" w:after="0" w:afterLines="0" w:line="240" w:lineRule="auto"/>
-            <w:ind w:left="0" w:right="0" w:firstLine="0" w:leftChars="0" w:rightChars="0" w:firstLineChars="0"/>
+            <w:ind w:left="0" w:leftChars="0" w:right="0" w:rightChars="0" w:firstLine="0" w:firstLineChars="0"/>
             <w:jc w:val="center"/>
           </w:pPr>
-          <w:bookmarkStart w:id="5" w:name="heading_2"/>
+          <w:bookmarkStart w:id="4" w:name="heading_2"/>
           <w:r>
             <w:rPr>
-              <w:rFonts w:ascii="宋体" w:eastAsia="宋体" w:hAnsi="宋体"/>
+              <w:rFonts w:ascii="宋体" w:hAnsi="宋体" w:eastAsia="宋体"/>
               <w:sz w:val="21"/>
             </w:rPr>
             <w:t>目录</w:t>
@@ -2187,7 +2212,7 @@
         </w:p>
         <w:p>
           <w:pPr>
-            <w:pStyle w:val="TOC1"/>
+            <w:pStyle w:val="16"/>
             <w:tabs>
               <w:tab w:val="right" w:leader="dot" w:pos="8306"/>
             </w:tabs>
@@ -2205,7 +2230,7 @@
             <w:fldChar w:fldCharType="begin"/>
           </w:r>
           <w:r>
-            <w:instrText xml:space="preserve"> HYPERLINK \l _Toc26996 </w:instrText>
+            <w:instrText xml:space="preserve"> HYPERLINK \l _Toc10138 </w:instrText>
           </w:r>
           <w:r>
             <w:fldChar w:fldCharType="separate"/>
@@ -2224,7 +2249,7 @@
             <w:fldChar w:fldCharType="begin"/>
           </w:r>
           <w:r>
-            <w:instrText xml:space="preserve"> PAGEREF _Toc26996 \h </w:instrText>
+            <w:instrText xml:space="preserve"> PAGEREF _Toc10138 \h </w:instrText>
           </w:r>
           <w:r>
             <w:fldChar w:fldCharType="separate"/>
@@ -2241,7 +2266,7 @@
         </w:p>
         <w:p>
           <w:pPr>
-            <w:pStyle w:val="TOC1"/>
+            <w:pStyle w:val="16"/>
             <w:tabs>
               <w:tab w:val="right" w:leader="dot" w:pos="8306"/>
             </w:tabs>
@@ -2250,7 +2275,7 @@
             <w:fldChar w:fldCharType="begin"/>
           </w:r>
           <w:r>
-            <w:instrText xml:space="preserve"> HYPERLINK \l _Toc28687 </w:instrText>
+            <w:instrText xml:space="preserve"> HYPERLINK \l _Toc10920 </w:instrText>
           </w:r>
           <w:r>
             <w:fldChar w:fldCharType="separate"/>
@@ -2269,7 +2294,7 @@
             <w:fldChar w:fldCharType="begin"/>
           </w:r>
           <w:r>
-            <w:instrText xml:space="preserve"> PAGEREF _Toc28687 \h </w:instrText>
+            <w:instrText xml:space="preserve"> PAGEREF _Toc10920 \h </w:instrText>
           </w:r>
           <w:r>
             <w:fldChar w:fldCharType="separate"/>
@@ -2286,7 +2311,7 @@
         </w:p>
         <w:p>
           <w:pPr>
-            <w:pStyle w:val="TOC1"/>
+            <w:pStyle w:val="16"/>
             <w:tabs>
               <w:tab w:val="right" w:leader="dot" w:pos="8306"/>
             </w:tabs>
@@ -2295,7 +2320,7 @@
             <w:fldChar w:fldCharType="begin"/>
           </w:r>
           <w:r>
-            <w:instrText xml:space="preserve"> HYPERLINK \l _Toc20328 </w:instrText>
+            <w:instrText xml:space="preserve"> HYPERLINK \l _Toc13402 </w:instrText>
           </w:r>
           <w:r>
             <w:fldChar w:fldCharType="separate"/>
@@ -2314,7 +2339,7 @@
             <w:fldChar w:fldCharType="begin"/>
           </w:r>
           <w:r>
-            <w:instrText xml:space="preserve"> PAGEREF _Toc20328 \h </w:instrText>
+            <w:instrText xml:space="preserve"> PAGEREF _Toc13402 \h </w:instrText>
           </w:r>
           <w:r>
             <w:fldChar w:fldCharType="separate"/>
@@ -2331,7 +2356,7 @@
         </w:p>
         <w:p>
           <w:pPr>
-            <w:pStyle w:val="TOC1"/>
+            <w:pStyle w:val="16"/>
             <w:tabs>
               <w:tab w:val="right" w:leader="dot" w:pos="8306"/>
             </w:tabs>
@@ -2340,14 +2365,14 @@
             <w:fldChar w:fldCharType="begin"/>
           </w:r>
           <w:r>
-            <w:instrText xml:space="preserve"> HYPERLINK \l _Toc27349 </w:instrText>
+            <w:instrText xml:space="preserve"> HYPERLINK \l _Toc8741 </w:instrText>
           </w:r>
           <w:r>
             <w:fldChar w:fldCharType="separate"/>
           </w:r>
           <w:r>
             <w:rPr>
-              <w:rFonts w:ascii="宋体" w:eastAsia="宋体" w:hAnsi="宋体" w:cs="宋体"/>
+              <w:rFonts w:ascii="宋体" w:hAnsi="宋体" w:eastAsia="宋体" w:cs="宋体"/>
               <w:bCs/>
               <w:spacing w:val="-4"/>
               <w:szCs w:val="30"/>
@@ -2361,7 +2386,7 @@
             <w:fldChar w:fldCharType="begin"/>
           </w:r>
           <w:r>
-            <w:instrText xml:space="preserve"> PAGEREF _Toc27349 \h </w:instrText>
+            <w:instrText xml:space="preserve"> PAGEREF _Toc8741 \h </w:instrText>
           </w:r>
           <w:r>
             <w:fldChar w:fldCharType="separate"/>
@@ -2378,7 +2403,7 @@
         </w:p>
         <w:p>
           <w:pPr>
-            <w:pStyle w:val="TOC1"/>
+            <w:pStyle w:val="16"/>
             <w:tabs>
               <w:tab w:val="right" w:leader="dot" w:pos="8306"/>
             </w:tabs>
@@ -2387,7 +2412,7 @@
             <w:fldChar w:fldCharType="begin"/>
           </w:r>
           <w:r>
-            <w:instrText xml:space="preserve"> HYPERLINK \l _Toc29526 </w:instrText>
+            <w:instrText xml:space="preserve"> HYPERLINK \l _Toc11726 </w:instrText>
           </w:r>
           <w:r>
             <w:fldChar w:fldCharType="separate"/>
@@ -2408,7 +2433,7 @@
             <w:fldChar w:fldCharType="begin"/>
           </w:r>
           <w:r>
-            <w:instrText xml:space="preserve"> PAGEREF _Toc29526 \h </w:instrText>
+            <w:instrText xml:space="preserve"> PAGEREF _Toc11726 \h </w:instrText>
           </w:r>
           <w:r>
             <w:fldChar w:fldCharType="separate"/>
@@ -2425,7 +2450,7 @@
         </w:p>
         <w:p>
           <w:pPr>
-            <w:pStyle w:val="TOC1"/>
+            <w:pStyle w:val="16"/>
             <w:tabs>
               <w:tab w:val="right" w:leader="dot" w:pos="8306"/>
             </w:tabs>
@@ -2434,7 +2459,7 @@
             <w:fldChar w:fldCharType="begin"/>
           </w:r>
           <w:r>
-            <w:instrText xml:space="preserve"> HYPERLINK \l _Toc29675 </w:instrText>
+            <w:instrText xml:space="preserve"> HYPERLINK \l _Toc27299 </w:instrText>
           </w:r>
           <w:r>
             <w:fldChar w:fldCharType="separate"/>
@@ -2455,7 +2480,7 @@
             <w:fldChar w:fldCharType="begin"/>
           </w:r>
           <w:r>
-            <w:instrText xml:space="preserve"> PAGEREF _Toc29675 \h </w:instrText>
+            <w:instrText xml:space="preserve"> PAGEREF _Toc27299 \h </w:instrText>
           </w:r>
           <w:r>
             <w:fldChar w:fldCharType="separate"/>
@@ -2472,7 +2497,7 @@
         </w:p>
         <w:p>
           <w:pPr>
-            <w:pStyle w:val="TOC1"/>
+            <w:pStyle w:val="16"/>
             <w:tabs>
               <w:tab w:val="right" w:leader="dot" w:pos="8306"/>
             </w:tabs>
@@ -2481,7 +2506,7 @@
             <w:fldChar w:fldCharType="begin"/>
           </w:r>
           <w:r>
-            <w:instrText xml:space="preserve"> HYPERLINK \l _Toc25745 </w:instrText>
+            <w:instrText xml:space="preserve"> HYPERLINK \l _Toc14311 </w:instrText>
           </w:r>
           <w:r>
             <w:fldChar w:fldCharType="separate"/>
@@ -2502,7 +2527,7 @@
             <w:fldChar w:fldCharType="begin"/>
           </w:r>
           <w:r>
-            <w:instrText xml:space="preserve"> PAGEREF _Toc25745 \h </w:instrText>
+            <w:instrText xml:space="preserve"> PAGEREF _Toc14311 \h </w:instrText>
           </w:r>
           <w:r>
             <w:fldChar w:fldCharType="separate"/>
@@ -2519,7 +2544,7 @@
         </w:p>
         <w:p>
           <w:pPr>
-            <w:pStyle w:val="TOC1"/>
+            <w:pStyle w:val="16"/>
             <w:tabs>
               <w:tab w:val="right" w:leader="dot" w:pos="8306"/>
             </w:tabs>
@@ -2528,7 +2553,7 @@
             <w:fldChar w:fldCharType="begin"/>
           </w:r>
           <w:r>
-            <w:instrText xml:space="preserve"> HYPERLINK \l _Toc14683 </w:instrText>
+            <w:instrText xml:space="preserve"> HYPERLINK \l _Toc6979 </w:instrText>
           </w:r>
           <w:r>
             <w:fldChar w:fldCharType="separate"/>
@@ -2556,7 +2581,7 @@
             <w:fldChar w:fldCharType="begin"/>
           </w:r>
           <w:r>
-            <w:instrText xml:space="preserve"> PAGEREF _Toc14683 \h </w:instrText>
+            <w:instrText xml:space="preserve"> PAGEREF _Toc6979 \h </w:instrText>
           </w:r>
           <w:r>
             <w:fldChar w:fldCharType="separate"/>
@@ -2573,7 +2598,7 @@
         </w:p>
         <w:p>
           <w:pPr>
-            <w:pStyle w:val="TOC2"/>
+            <w:pStyle w:val="17"/>
             <w:tabs>
               <w:tab w:val="right" w:leader="dot" w:pos="8306"/>
             </w:tabs>
@@ -2582,7 +2607,7 @@
             <w:fldChar w:fldCharType="begin"/>
           </w:r>
           <w:r>
-            <w:instrText xml:space="preserve"> HYPERLINK \l _Toc3322 </w:instrText>
+            <w:instrText xml:space="preserve"> HYPERLINK \l _Toc19561 </w:instrText>
           </w:r>
           <w:r>
             <w:fldChar w:fldCharType="separate"/>
@@ -2610,7 +2635,7 @@
             <w:fldChar w:fldCharType="begin"/>
           </w:r>
           <w:r>
-            <w:instrText xml:space="preserve"> PAGEREF _Toc3322 \h </w:instrText>
+            <w:instrText xml:space="preserve"> PAGEREF _Toc19561 \h </w:instrText>
           </w:r>
           <w:r>
             <w:fldChar w:fldCharType="separate"/>
@@ -2627,7 +2652,7 @@
         </w:p>
         <w:p>
           <w:pPr>
-            <w:pStyle w:val="TOC3"/>
+            <w:pStyle w:val="13"/>
             <w:tabs>
               <w:tab w:val="right" w:leader="dot" w:pos="8306"/>
             </w:tabs>
@@ -2636,7 +2661,7 @@
             <w:fldChar w:fldCharType="begin"/>
           </w:r>
           <w:r>
-            <w:instrText xml:space="preserve"> HYPERLINK \l _Toc2454 </w:instrText>
+            <w:instrText xml:space="preserve"> HYPERLINK \l _Toc12600 </w:instrText>
           </w:r>
           <w:r>
             <w:fldChar w:fldCharType="separate"/>
@@ -2657,7 +2682,7 @@
             <w:fldChar w:fldCharType="begin"/>
           </w:r>
           <w:r>
-            <w:instrText xml:space="preserve"> PAGEREF _Toc2454 \h </w:instrText>
+            <w:instrText xml:space="preserve"> PAGEREF _Toc12600 \h </w:instrText>
           </w:r>
           <w:r>
             <w:fldChar w:fldCharType="separate"/>
@@ -2674,7 +2699,7 @@
         </w:p>
         <w:p>
           <w:pPr>
-            <w:pStyle w:val="TOC3"/>
+            <w:pStyle w:val="13"/>
             <w:tabs>
               <w:tab w:val="right" w:leader="dot" w:pos="8306"/>
             </w:tabs>
@@ -2683,7 +2708,7 @@
             <w:fldChar w:fldCharType="begin"/>
           </w:r>
           <w:r>
-            <w:instrText xml:space="preserve"> HYPERLINK \l _Toc9476 </w:instrText>
+            <w:instrText xml:space="preserve"> HYPERLINK \l _Toc15412 </w:instrText>
           </w:r>
           <w:r>
             <w:fldChar w:fldCharType="separate"/>
@@ -2704,7 +2729,7 @@
             <w:fldChar w:fldCharType="begin"/>
           </w:r>
           <w:r>
-            <w:instrText xml:space="preserve"> PAGEREF _Toc9476 \h </w:instrText>
+            <w:instrText xml:space="preserve"> PAGEREF _Toc15412 \h </w:instrText>
           </w:r>
           <w:r>
             <w:fldChar w:fldCharType="separate"/>
@@ -2721,7 +2746,7 @@
         </w:p>
         <w:p>
           <w:pPr>
-            <w:pStyle w:val="TOC3"/>
+            <w:pStyle w:val="13"/>
             <w:tabs>
               <w:tab w:val="right" w:leader="dot" w:pos="8306"/>
             </w:tabs>
@@ -2730,7 +2755,7 @@
             <w:fldChar w:fldCharType="begin"/>
           </w:r>
           <w:r>
-            <w:instrText xml:space="preserve"> HYPERLINK \l _Toc30695 </w:instrText>
+            <w:instrText xml:space="preserve"> HYPERLINK \l _Toc18554 </w:instrText>
           </w:r>
           <w:r>
             <w:fldChar w:fldCharType="separate"/>
@@ -2751,7 +2776,7 @@
             <w:fldChar w:fldCharType="begin"/>
           </w:r>
           <w:r>
-            <w:instrText xml:space="preserve"> PAGEREF _Toc30695 \h </w:instrText>
+            <w:instrText xml:space="preserve"> PAGEREF _Toc18554 \h </w:instrText>
           </w:r>
           <w:r>
             <w:fldChar w:fldCharType="separate"/>
@@ -2768,7 +2793,7 @@
         </w:p>
         <w:p>
           <w:pPr>
-            <w:pStyle w:val="TOC3"/>
+            <w:pStyle w:val="13"/>
             <w:tabs>
               <w:tab w:val="right" w:leader="dot" w:pos="8306"/>
             </w:tabs>
@@ -2777,7 +2802,7 @@
             <w:fldChar w:fldCharType="begin"/>
           </w:r>
           <w:r>
-            <w:instrText xml:space="preserve"> HYPERLINK \l _Toc17642 </w:instrText>
+            <w:instrText xml:space="preserve"> HYPERLINK \l _Toc20396 </w:instrText>
           </w:r>
           <w:r>
             <w:fldChar w:fldCharType="separate"/>
@@ -2798,7 +2823,7 @@
             <w:fldChar w:fldCharType="begin"/>
           </w:r>
           <w:r>
-            <w:instrText xml:space="preserve"> PAGEREF _Toc17642 \h </w:instrText>
+            <w:instrText xml:space="preserve"> PAGEREF _Toc20396 \h </w:instrText>
           </w:r>
           <w:r>
             <w:fldChar w:fldCharType="separate"/>
@@ -2815,7 +2840,7 @@
         </w:p>
         <w:p>
           <w:pPr>
-            <w:pStyle w:val="TOC3"/>
+            <w:pStyle w:val="13"/>
             <w:tabs>
               <w:tab w:val="right" w:leader="dot" w:pos="8306"/>
             </w:tabs>
@@ -2824,7 +2849,7 @@
             <w:fldChar w:fldCharType="begin"/>
           </w:r>
           <w:r>
-            <w:instrText xml:space="preserve"> HYPERLINK \l _Toc11593 </w:instrText>
+            <w:instrText xml:space="preserve"> HYPERLINK \l _Toc23286 </w:instrText>
           </w:r>
           <w:r>
             <w:fldChar w:fldCharType="separate"/>
@@ -2845,7 +2870,7 @@
             <w:fldChar w:fldCharType="begin"/>
           </w:r>
           <w:r>
-            <w:instrText xml:space="preserve"> PAGEREF _Toc11593 \h </w:instrText>
+            <w:instrText xml:space="preserve"> PAGEREF _Toc23286 \h </w:instrText>
           </w:r>
           <w:r>
             <w:fldChar w:fldCharType="separate"/>
@@ -2862,7 +2887,7 @@
         </w:p>
         <w:p>
           <w:pPr>
-            <w:pStyle w:val="TOC2"/>
+            <w:pStyle w:val="17"/>
             <w:tabs>
               <w:tab w:val="right" w:leader="dot" w:pos="8306"/>
             </w:tabs>
@@ -2871,7 +2896,7 @@
             <w:fldChar w:fldCharType="begin"/>
           </w:r>
           <w:r>
-            <w:instrText xml:space="preserve"> HYPERLINK \l _Toc25765 </w:instrText>
+            <w:instrText xml:space="preserve"> HYPERLINK \l _Toc10145 </w:instrText>
           </w:r>
           <w:r>
             <w:fldChar w:fldCharType="separate"/>
@@ -2899,7 +2924,7 @@
             <w:fldChar w:fldCharType="begin"/>
           </w:r>
           <w:r>
-            <w:instrText xml:space="preserve"> PAGEREF _Toc25765 \h </w:instrText>
+            <w:instrText xml:space="preserve"> PAGEREF _Toc10145 \h </w:instrText>
           </w:r>
           <w:r>
             <w:fldChar w:fldCharType="separate"/>
@@ -2916,7 +2941,7 @@
         </w:p>
         <w:p>
           <w:pPr>
-            <w:pStyle w:val="TOC2"/>
+            <w:pStyle w:val="17"/>
             <w:tabs>
               <w:tab w:val="right" w:leader="dot" w:pos="8306"/>
             </w:tabs>
@@ -2925,7 +2950,7 @@
             <w:fldChar w:fldCharType="begin"/>
           </w:r>
           <w:r>
-            <w:instrText xml:space="preserve"> HYPERLINK \l _Toc4377 </w:instrText>
+            <w:instrText xml:space="preserve"> HYPERLINK \l _Toc17016 </w:instrText>
           </w:r>
           <w:r>
             <w:fldChar w:fldCharType="separate"/>
@@ -2953,7 +2978,7 @@
             <w:fldChar w:fldCharType="begin"/>
           </w:r>
           <w:r>
-            <w:instrText xml:space="preserve"> PAGEREF _Toc4377 \h </w:instrText>
+            <w:instrText xml:space="preserve"> PAGEREF _Toc17016 \h </w:instrText>
           </w:r>
           <w:r>
             <w:fldChar w:fldCharType="separate"/>
@@ -2970,7 +2995,7 @@
         </w:p>
         <w:p>
           <w:pPr>
-            <w:pStyle w:val="TOC2"/>
+            <w:pStyle w:val="17"/>
             <w:tabs>
               <w:tab w:val="right" w:leader="dot" w:pos="8306"/>
             </w:tabs>
@@ -2979,7 +3004,7 @@
             <w:fldChar w:fldCharType="begin"/>
           </w:r>
           <w:r>
-            <w:instrText xml:space="preserve"> HYPERLINK \l _Toc26709 </w:instrText>
+            <w:instrText xml:space="preserve"> HYPERLINK \l _Toc18974 </w:instrText>
           </w:r>
           <w:r>
             <w:fldChar w:fldCharType="separate"/>
@@ -3007,7 +3032,7 @@
             <w:fldChar w:fldCharType="begin"/>
           </w:r>
           <w:r>
-            <w:instrText xml:space="preserve"> PAGEREF _Toc26709 \h </w:instrText>
+            <w:instrText xml:space="preserve"> PAGEREF _Toc18974 \h </w:instrText>
           </w:r>
           <w:r>
             <w:fldChar w:fldCharType="separate"/>
@@ -3024,7 +3049,7 @@
         </w:p>
         <w:p>
           <w:pPr>
-            <w:pStyle w:val="TOC2"/>
+            <w:pStyle w:val="17"/>
             <w:tabs>
               <w:tab w:val="right" w:leader="dot" w:pos="8306"/>
             </w:tabs>
@@ -3033,7 +3058,7 @@
             <w:fldChar w:fldCharType="begin"/>
           </w:r>
           <w:r>
-            <w:instrText xml:space="preserve"> HYPERLINK \l _Toc4164 </w:instrText>
+            <w:instrText xml:space="preserve"> HYPERLINK \l _Toc23195 </w:instrText>
           </w:r>
           <w:r>
             <w:fldChar w:fldCharType="separate"/>
@@ -3061,7 +3086,7 @@
             <w:fldChar w:fldCharType="begin"/>
           </w:r>
           <w:r>
-            <w:instrText xml:space="preserve"> PAGEREF _Toc4164 \h </w:instrText>
+            <w:instrText xml:space="preserve"> PAGEREF _Toc23195 \h </w:instrText>
           </w:r>
           <w:r>
             <w:fldChar w:fldCharType="separate"/>
@@ -3078,7 +3103,7 @@
         </w:p>
         <w:p>
           <w:pPr>
-            <w:pStyle w:val="TOC1"/>
+            <w:pStyle w:val="16"/>
             <w:tabs>
               <w:tab w:val="right" w:leader="dot" w:pos="8306"/>
             </w:tabs>
@@ -3087,7 +3112,7 @@
             <w:fldChar w:fldCharType="begin"/>
           </w:r>
           <w:r>
-            <w:instrText xml:space="preserve"> HYPERLINK \l _Toc1347 </w:instrText>
+            <w:instrText xml:space="preserve"> HYPERLINK \l _Toc25352 </w:instrText>
           </w:r>
           <w:r>
             <w:fldChar w:fldCharType="separate"/>
@@ -3115,7 +3140,7 @@
             <w:fldChar w:fldCharType="begin"/>
           </w:r>
           <w:r>
-            <w:instrText xml:space="preserve"> PAGEREF _Toc1347 \h </w:instrText>
+            <w:instrText xml:space="preserve"> PAGEREF _Toc25352 \h </w:instrText>
           </w:r>
           <w:r>
             <w:fldChar w:fldCharType="separate"/>
@@ -3132,7 +3157,7 @@
         </w:p>
         <w:p>
           <w:pPr>
-            <w:pStyle w:val="TOC2"/>
+            <w:pStyle w:val="17"/>
             <w:tabs>
               <w:tab w:val="right" w:leader="dot" w:pos="8306"/>
             </w:tabs>
@@ -3141,7 +3166,7 @@
             <w:fldChar w:fldCharType="begin"/>
           </w:r>
           <w:r>
-            <w:instrText xml:space="preserve"> HYPERLINK \l _Toc16083 </w:instrText>
+            <w:instrText xml:space="preserve"> HYPERLINK \l _Toc19332 </w:instrText>
           </w:r>
           <w:r>
             <w:fldChar w:fldCharType="separate"/>
@@ -3162,7 +3187,7 @@
             <w:fldChar w:fldCharType="begin"/>
           </w:r>
           <w:r>
-            <w:instrText xml:space="preserve"> PAGEREF _Toc16083 \h </w:instrText>
+            <w:instrText xml:space="preserve"> PAGEREF _Toc19332 \h </w:instrText>
           </w:r>
           <w:r>
             <w:fldChar w:fldCharType="separate"/>
@@ -3179,7 +3204,7 @@
         </w:p>
         <w:p>
           <w:pPr>
-            <w:pStyle w:val="TOC2"/>
+            <w:pStyle w:val="17"/>
             <w:tabs>
               <w:tab w:val="right" w:leader="dot" w:pos="8306"/>
             </w:tabs>
@@ -3188,7 +3213,7 @@
             <w:fldChar w:fldCharType="begin"/>
           </w:r>
           <w:r>
-            <w:instrText xml:space="preserve"> HYPERLINK \l _Toc27559 </w:instrText>
+            <w:instrText xml:space="preserve"> HYPERLINK \l _Toc15998 </w:instrText>
           </w:r>
           <w:r>
             <w:fldChar w:fldCharType="separate"/>
@@ -3209,7 +3234,7 @@
             <w:fldChar w:fldCharType="begin"/>
           </w:r>
           <w:r>
-            <w:instrText xml:space="preserve"> PAGEREF _Toc27559 \h </w:instrText>
+            <w:instrText xml:space="preserve"> PAGEREF _Toc15998 \h </w:instrText>
           </w:r>
           <w:r>
             <w:fldChar w:fldCharType="separate"/>
@@ -3226,7 +3251,7 @@
         </w:p>
         <w:p>
           <w:pPr>
-            <w:pStyle w:val="TOC2"/>
+            <w:pStyle w:val="17"/>
             <w:tabs>
               <w:tab w:val="right" w:leader="dot" w:pos="8306"/>
             </w:tabs>
@@ -3235,7 +3260,7 @@
             <w:fldChar w:fldCharType="begin"/>
           </w:r>
           <w:r>
-            <w:instrText xml:space="preserve"> HYPERLINK \l _Toc12049 </w:instrText>
+            <w:instrText xml:space="preserve"> HYPERLINK \l _Toc2869 </w:instrText>
           </w:r>
           <w:r>
             <w:fldChar w:fldCharType="separate"/>
@@ -3256,7 +3281,7 @@
             <w:fldChar w:fldCharType="begin"/>
           </w:r>
           <w:r>
-            <w:instrText xml:space="preserve"> PAGEREF _Toc12049 \h </w:instrText>
+            <w:instrText xml:space="preserve"> PAGEREF _Toc2869 \h </w:instrText>
           </w:r>
           <w:r>
             <w:fldChar w:fldCharType="separate"/>
@@ -3273,7 +3298,7 @@
         </w:p>
         <w:p>
           <w:pPr>
-            <w:pStyle w:val="TOC2"/>
+            <w:pStyle w:val="17"/>
             <w:tabs>
               <w:tab w:val="right" w:leader="dot" w:pos="8306"/>
             </w:tabs>
@@ -3282,7 +3307,7 @@
             <w:fldChar w:fldCharType="begin"/>
           </w:r>
           <w:r>
-            <w:instrText xml:space="preserve"> HYPERLINK \l _Toc17358 </w:instrText>
+            <w:instrText xml:space="preserve"> HYPERLINK \l _Toc29517 </w:instrText>
           </w:r>
           <w:r>
             <w:fldChar w:fldCharType="separate"/>
@@ -3303,7 +3328,7 @@
             <w:fldChar w:fldCharType="begin"/>
           </w:r>
           <w:r>
-            <w:instrText xml:space="preserve"> PAGEREF _Toc17358 \h </w:instrText>
+            <w:instrText xml:space="preserve"> PAGEREF _Toc29517 \h </w:instrText>
           </w:r>
           <w:r>
             <w:fldChar w:fldCharType="separate"/>
@@ -3320,7 +3345,7 @@
         </w:p>
         <w:p>
           <w:pPr>
-            <w:pStyle w:val="TOC1"/>
+            <w:pStyle w:val="16"/>
             <w:tabs>
               <w:tab w:val="right" w:leader="dot" w:pos="8306"/>
             </w:tabs>
@@ -3329,7 +3354,7 @@
             <w:fldChar w:fldCharType="begin"/>
           </w:r>
           <w:r>
-            <w:instrText xml:space="preserve"> HYPERLINK \l _Toc29338 </w:instrText>
+            <w:instrText xml:space="preserve"> HYPERLINK \l _Toc21180 </w:instrText>
           </w:r>
           <w:r>
             <w:fldChar w:fldCharType="separate"/>
@@ -3350,7 +3375,7 @@
             <w:fldChar w:fldCharType="begin"/>
           </w:r>
           <w:r>
-            <w:instrText xml:space="preserve"> PAGEREF _Toc29338 \h </w:instrText>
+            <w:instrText xml:space="preserve"> PAGEREF _Toc21180 \h </w:instrText>
           </w:r>
           <w:r>
             <w:fldChar w:fldCharType="separate"/>
@@ -3367,7 +3392,7 @@
         </w:p>
         <w:p>
           <w:pPr>
-            <w:pStyle w:val="TOC1"/>
+            <w:pStyle w:val="16"/>
             <w:tabs>
               <w:tab w:val="right" w:leader="dot" w:pos="8306"/>
             </w:tabs>
@@ -3376,7 +3401,7 @@
             <w:fldChar w:fldCharType="begin"/>
           </w:r>
           <w:r>
-            <w:instrText xml:space="preserve"> HYPERLINK \l _Toc16733 </w:instrText>
+            <w:instrText xml:space="preserve"> HYPERLINK \l _Toc9723 </w:instrText>
           </w:r>
           <w:r>
             <w:fldChar w:fldCharType="separate"/>
@@ -3397,7 +3422,7 @@
             <w:fldChar w:fldCharType="begin"/>
           </w:r>
           <w:r>
-            <w:instrText xml:space="preserve"> PAGEREF _Toc16733 \h </w:instrText>
+            <w:instrText xml:space="preserve"> PAGEREF _Toc9723 \h </w:instrText>
           </w:r>
           <w:r>
             <w:fldChar w:fldCharType="separate"/>
@@ -3424,10 +3449,12 @@
       <w:r>
         <w:br w:type="page"/>
       </w:r>
+      <w:bookmarkStart w:id="46" w:name="_GoBack"/>
+      <w:bookmarkEnd w:id="46"/>
     </w:p>
     <w:p>
       <w:pPr>
-        <w:pStyle w:val="1"/>
+        <w:pStyle w:val="29"/>
         <w:keepNext w:val="0"/>
         <w:keepLines w:val="0"/>
         <w:pageBreakBefore w:val="0"/>
@@ -3443,16 +3470,16 @@
         <w:snapToGrid w:val="0"/>
         <w:textAlignment w:val="baseline"/>
       </w:pPr>
-      <w:bookmarkStart w:id="6" w:name="_Toc29526"/>
+      <w:bookmarkStart w:id="5" w:name="_Toc11726"/>
       <w:r>
         <w:t>目的</w:t>
       </w:r>
+      <w:bookmarkEnd w:id="4"/>
       <w:bookmarkEnd w:id="5"/>
-      <w:bookmarkEnd w:id="6"/>
     </w:p>
     <w:p>
       <w:pPr>
-        <w:pStyle w:val="a1"/>
+        <w:pStyle w:val="30"/>
         <w:keepNext w:val="0"/>
         <w:keepLines w:val="0"/>
         <w:pageBreakBefore w:val="0"/>
@@ -3491,7 +3518,7 @@
     </w:p>
     <w:p>
       <w:pPr>
-        <w:pStyle w:val="a1"/>
+        <w:pStyle w:val="30"/>
         <w:keepNext w:val="0"/>
         <w:keepLines w:val="0"/>
         <w:pageBreakBefore w:val="0"/>
@@ -3563,7 +3590,7 @@
     </w:p>
     <w:p>
       <w:pPr>
-        <w:pStyle w:val="1"/>
+        <w:pStyle w:val="29"/>
         <w:keepNext w:val="0"/>
         <w:keepLines w:val="0"/>
         <w:pageBreakBefore w:val="0"/>
@@ -3579,17 +3606,17 @@
         <w:snapToGrid w:val="0"/>
         <w:textAlignment w:val="baseline"/>
       </w:pPr>
-      <w:bookmarkStart w:id="7" w:name="heading_3"/>
-      <w:bookmarkStart w:id="8" w:name="_Toc29675"/>
+      <w:bookmarkStart w:id="6" w:name="heading_3"/>
+      <w:bookmarkStart w:id="7" w:name="_Toc27299"/>
       <w:r>
         <w:t>适用范围</w:t>
       </w:r>
+      <w:bookmarkEnd w:id="6"/>
       <w:bookmarkEnd w:id="7"/>
-      <w:bookmarkEnd w:id="8"/>
     </w:p>
     <w:p>
       <w:pPr>
-        <w:pStyle w:val="a1"/>
+        <w:pStyle w:val="30"/>
         <w:keepNext w:val="0"/>
         <w:keepLines w:val="0"/>
         <w:pageBreakBefore w:val="0"/>
@@ -3611,7 +3638,7 @@
     </w:p>
     <w:p>
       <w:pPr>
-        <w:pStyle w:val="1"/>
+        <w:pStyle w:val="29"/>
         <w:keepNext w:val="0"/>
         <w:keepLines w:val="0"/>
         <w:pageBreakBefore w:val="0"/>
@@ -3627,26 +3654,26 @@
         <w:snapToGrid w:val="0"/>
         <w:textAlignment w:val="baseline"/>
       </w:pPr>
-      <w:bookmarkStart w:id="9" w:name="_Toc25745"/>
-      <w:bookmarkStart w:id="10" w:name="heading_4"/>
+      <w:bookmarkStart w:id="8" w:name="heading_4"/>
+      <w:bookmarkStart w:id="9" w:name="_Toc14311"/>
       <w:r>
         <w:t>角色和职责</w:t>
       </w:r>
+      <w:bookmarkEnd w:id="8"/>
       <w:bookmarkEnd w:id="9"/>
-      <w:bookmarkEnd w:id="10"/>
     </w:p>
     <w:tbl>
       <w:tblPr>
-        <w:tblStyle w:val="TableNormal"/>
+        <w:tblStyle w:val="20"/>
         <w:tblW w:w="0" w:type="auto"/>
         <w:tblInd w:w="0" w:type="dxa"/>
         <w:tblBorders>
-          <w:top w:val="single" w:sz="4" w:space="0" w:color="auto"/>
-          <w:left w:val="single" w:sz="4" w:space="0" w:color="auto"/>
-          <w:bottom w:val="single" w:sz="4" w:space="0" w:color="auto"/>
-          <w:right w:val="single" w:sz="4" w:space="0" w:color="auto"/>
-          <w:insideH w:val="single" w:sz="4" w:space="0" w:color="auto"/>
-          <w:insideV w:val="single" w:sz="4" w:space="0" w:color="auto"/>
+          <w:top w:val="single" w:color="auto" w:sz="4" w:space="0"/>
+          <w:left w:val="single" w:color="auto" w:sz="4" w:space="0"/>
+          <w:bottom w:val="single" w:color="auto" w:sz="4" w:space="0"/>
+          <w:right w:val="single" w:color="auto" w:sz="4" w:space="0"/>
+          <w:insideH w:val="single" w:color="auto" w:sz="4" w:space="0"/>
+          <w:insideV w:val="single" w:color="auto" w:sz="4" w:space="0"/>
         </w:tblBorders>
         <w:tblLayout w:type="fixed"/>
         <w:tblCellMar>
@@ -3663,17 +3690,14 @@
       </w:tblGrid>
       <w:tr>
         <w:tblPrEx>
-          <w:tblW w:w="0" w:type="auto"/>
-          <w:tblInd w:w="0" w:type="dxa"/>
           <w:tblBorders>
-            <w:top w:val="single" w:sz="4" w:space="0" w:color="auto"/>
-            <w:left w:val="single" w:sz="4" w:space="0" w:color="auto"/>
-            <w:bottom w:val="single" w:sz="4" w:space="0" w:color="auto"/>
-            <w:right w:val="single" w:sz="4" w:space="0" w:color="auto"/>
-            <w:insideH w:val="single" w:sz="4" w:space="0" w:color="auto"/>
-            <w:insideV w:val="single" w:sz="4" w:space="0" w:color="auto"/>
+            <w:top w:val="single" w:color="auto" w:sz="4" w:space="0"/>
+            <w:left w:val="single" w:color="auto" w:sz="4" w:space="0"/>
+            <w:bottom w:val="single" w:color="auto" w:sz="4" w:space="0"/>
+            <w:right w:val="single" w:color="auto" w:sz="4" w:space="0"/>
+            <w:insideH w:val="single" w:color="auto" w:sz="4" w:space="0"/>
+            <w:insideV w:val="single" w:color="auto" w:sz="4" w:space="0"/>
           </w:tblBorders>
-          <w:tblLayout w:type="fixed"/>
           <w:tblCellMar>
             <w:top w:w="0" w:type="dxa"/>
             <w:left w:w="10" w:type="dxa"/>
@@ -3693,7 +3717,7 @@
           </w:tcPr>
           <w:p>
             <w:pPr>
-              <w:pStyle w:val="a1"/>
+              <w:pStyle w:val="30"/>
               <w:keepNext w:val="0"/>
               <w:keepLines w:val="0"/>
               <w:pageBreakBefore w:val="0"/>
@@ -3707,7 +3731,7 @@
               <w:bidi w:val="0"/>
               <w:adjustRightInd w:val="0"/>
               <w:snapToGrid w:val="0"/>
-              <w:ind w:left="0" w:firstLine="0" w:leftChars="0" w:firstLineChars="0"/>
+              <w:ind w:left="0" w:leftChars="0" w:firstLine="0" w:firstLineChars="0"/>
               <w:textAlignment w:val="baseline"/>
             </w:pPr>
             <w:r>
@@ -3727,7 +3751,7 @@
           </w:tcPr>
           <w:p>
             <w:pPr>
-              <w:pStyle w:val="a1"/>
+              <w:pStyle w:val="30"/>
               <w:keepNext w:val="0"/>
               <w:keepLines w:val="0"/>
               <w:pageBreakBefore w:val="0"/>
@@ -3760,7 +3784,7 @@
           </w:tcPr>
           <w:p>
             <w:pPr>
-              <w:pStyle w:val="a1"/>
+              <w:pStyle w:val="30"/>
               <w:keepNext w:val="0"/>
               <w:keepLines w:val="0"/>
               <w:pageBreakBefore w:val="0"/>
@@ -3784,9 +3808,14 @@
       </w:tr>
       <w:tr>
         <w:tblPrEx>
-          <w:tblW w:w="0" w:type="auto"/>
-          <w:tblInd w:w="0" w:type="dxa"/>
-          <w:tblLayout w:type="fixed"/>
+          <w:tblBorders>
+            <w:top w:val="single" w:color="auto" w:sz="4" w:space="0"/>
+            <w:left w:val="single" w:color="auto" w:sz="4" w:space="0"/>
+            <w:bottom w:val="single" w:color="auto" w:sz="4" w:space="0"/>
+            <w:right w:val="single" w:color="auto" w:sz="4" w:space="0"/>
+            <w:insideH w:val="single" w:color="auto" w:sz="4" w:space="0"/>
+            <w:insideV w:val="single" w:color="auto" w:sz="4" w:space="0"/>
+          </w:tblBorders>
           <w:tblCellMar>
             <w:top w:w="0" w:type="dxa"/>
             <w:left w:w="10" w:type="dxa"/>
@@ -3806,7 +3835,7 @@
           </w:tcPr>
           <w:p>
             <w:pPr>
-              <w:pStyle w:val="a1"/>
+              <w:pStyle w:val="30"/>
               <w:keepNext w:val="0"/>
               <w:keepLines w:val="0"/>
               <w:pageBreakBefore w:val="0"/>
@@ -3820,10 +3849,10 @@
               <w:bidi w:val="0"/>
               <w:adjustRightInd w:val="0"/>
               <w:snapToGrid w:val="0"/>
-              <w:ind w:left="0" w:firstLine="0" w:leftChars="0" w:firstLineChars="0"/>
+              <w:ind w:left="0" w:leftChars="0" w:firstLine="0" w:firstLineChars="0"/>
               <w:textAlignment w:val="baseline"/>
               <w:rPr>
-                <w:rFonts w:eastAsia="宋体" w:hint="eastAsia"/>
+                <w:rFonts w:hint="eastAsia" w:eastAsia="宋体"/>
                 <w:lang w:eastAsia="zh-CN"/>
               </w:rPr>
             </w:pPr>
@@ -3858,7 +3887,7 @@
           </w:tcPr>
           <w:p>
             <w:pPr>
-              <w:pStyle w:val="a1"/>
+              <w:pStyle w:val="30"/>
               <w:keepNext w:val="0"/>
               <w:keepLines w:val="0"/>
               <w:pageBreakBefore w:val="0"/>
@@ -3872,7 +3901,7 @@
               <w:bidi w:val="0"/>
               <w:adjustRightInd w:val="0"/>
               <w:snapToGrid w:val="0"/>
-              <w:ind w:left="0" w:firstLine="0" w:leftChars="0" w:firstLineChars="0"/>
+              <w:ind w:left="0" w:leftChars="0" w:firstLine="0" w:firstLineChars="0"/>
               <w:textAlignment w:val="baseline"/>
             </w:pPr>
             <w:r>
@@ -3892,7 +3921,7 @@
           </w:tcPr>
           <w:p>
             <w:pPr>
-              <w:pStyle w:val="a1"/>
+              <w:pStyle w:val="30"/>
               <w:keepNext w:val="0"/>
               <w:keepLines w:val="0"/>
               <w:pageBreakBefore w:val="0"/>
@@ -3906,7 +3935,7 @@
               <w:bidi w:val="0"/>
               <w:adjustRightInd w:val="0"/>
               <w:snapToGrid w:val="0"/>
-              <w:ind w:left="0" w:firstLine="0" w:leftChars="0" w:firstLineChars="0"/>
+              <w:ind w:left="0" w:leftChars="0" w:firstLine="0" w:firstLineChars="0"/>
               <w:textAlignment w:val="baseline"/>
             </w:pPr>
             <w:r>
@@ -3917,9 +3946,14 @@
       </w:tr>
       <w:tr>
         <w:tblPrEx>
-          <w:tblW w:w="0" w:type="auto"/>
-          <w:tblInd w:w="0" w:type="dxa"/>
-          <w:tblLayout w:type="fixed"/>
+          <w:tblBorders>
+            <w:top w:val="single" w:color="auto" w:sz="4" w:space="0"/>
+            <w:left w:val="single" w:color="auto" w:sz="4" w:space="0"/>
+            <w:bottom w:val="single" w:color="auto" w:sz="4" w:space="0"/>
+            <w:right w:val="single" w:color="auto" w:sz="4" w:space="0"/>
+            <w:insideH w:val="single" w:color="auto" w:sz="4" w:space="0"/>
+            <w:insideV w:val="single" w:color="auto" w:sz="4" w:space="0"/>
+          </w:tblBorders>
           <w:tblCellMar>
             <w:top w:w="0" w:type="dxa"/>
             <w:left w:w="10" w:type="dxa"/>
@@ -3939,7 +3973,7 @@
           </w:tcPr>
           <w:p>
             <w:pPr>
-              <w:pStyle w:val="a1"/>
+              <w:pStyle w:val="30"/>
               <w:keepNext w:val="0"/>
               <w:keepLines w:val="0"/>
               <w:pageBreakBefore w:val="0"/>
@@ -3953,10 +3987,10 @@
               <w:bidi w:val="0"/>
               <w:adjustRightInd w:val="0"/>
               <w:snapToGrid w:val="0"/>
-              <w:ind w:left="0" w:firstLine="0" w:leftChars="0" w:firstLineChars="0"/>
+              <w:ind w:left="0" w:leftChars="0" w:firstLine="0" w:firstLineChars="0"/>
               <w:textAlignment w:val="baseline"/>
               <w:rPr>
-                <w:rFonts w:eastAsia="宋体" w:hint="default"/>
+                <w:rFonts w:hint="default" w:eastAsia="宋体"/>
                 <w:lang w:val="en-US" w:eastAsia="zh-CN"/>
               </w:rPr>
             </w:pPr>
@@ -3981,7 +4015,7 @@
           </w:tcPr>
           <w:p>
             <w:pPr>
-              <w:pStyle w:val="a1"/>
+              <w:pStyle w:val="30"/>
               <w:keepNext w:val="0"/>
               <w:keepLines w:val="0"/>
               <w:pageBreakBefore w:val="0"/>
@@ -3995,7 +4029,7 @@
               <w:bidi w:val="0"/>
               <w:adjustRightInd w:val="0"/>
               <w:snapToGrid w:val="0"/>
-              <w:ind w:left="0" w:firstLine="0" w:leftChars="0" w:firstLineChars="0"/>
+              <w:ind w:left="0" w:leftChars="0" w:firstLine="0" w:firstLineChars="0"/>
               <w:textAlignment w:val="baseline"/>
             </w:pPr>
             <w:r>
@@ -4015,7 +4049,7 @@
           </w:tcPr>
           <w:p>
             <w:pPr>
-              <w:pStyle w:val="a1"/>
+              <w:pStyle w:val="30"/>
               <w:keepNext w:val="0"/>
               <w:keepLines w:val="0"/>
               <w:pageBreakBefore w:val="0"/>
@@ -4029,7 +4063,7 @@
               <w:bidi w:val="0"/>
               <w:adjustRightInd w:val="0"/>
               <w:snapToGrid w:val="0"/>
-              <w:ind w:left="0" w:firstLine="0" w:leftChars="0" w:firstLineChars="0"/>
+              <w:ind w:left="0" w:leftChars="0" w:firstLine="0" w:firstLineChars="0"/>
               <w:textAlignment w:val="baseline"/>
             </w:pPr>
             <w:r>
@@ -4041,7 +4075,7 @@
     </w:tbl>
     <w:p>
       <w:pPr>
-        <w:pStyle w:val="1"/>
+        <w:pStyle w:val="29"/>
         <w:keepNext w:val="0"/>
         <w:keepLines w:val="0"/>
         <w:pageBreakBefore w:val="0"/>
@@ -4057,8 +4091,8 @@
         <w:snapToGrid w:val="0"/>
         <w:textAlignment w:val="baseline"/>
       </w:pPr>
-      <w:bookmarkStart w:id="11" w:name="_Toc14683"/>
-      <w:bookmarkStart w:id="12" w:name="heading_5"/>
+      <w:bookmarkStart w:id="10" w:name="heading_5"/>
+      <w:bookmarkStart w:id="11" w:name="_Toc6979"/>
       <w:r>
         <w:rPr>
           <w:rFonts w:hint="eastAsia"/>
@@ -4069,12 +4103,12 @@
       <w:r>
         <w:t>的管理</w:t>
       </w:r>
+      <w:bookmarkEnd w:id="10"/>
       <w:bookmarkEnd w:id="11"/>
-      <w:bookmarkEnd w:id="12"/>
     </w:p>
     <w:p>
       <w:pPr>
-        <w:pStyle w:val="2"/>
+        <w:pStyle w:val="31"/>
         <w:keepNext w:val="0"/>
         <w:keepLines w:val="0"/>
         <w:pageBreakBefore w:val="0"/>
@@ -4090,8 +4124,8 @@
         <w:snapToGrid w:val="0"/>
         <w:textAlignment w:val="baseline"/>
       </w:pPr>
-      <w:bookmarkStart w:id="13" w:name="heading_6"/>
-      <w:bookmarkStart w:id="14" w:name="_Toc3322"/>
+      <w:bookmarkStart w:id="12" w:name="heading_6"/>
+      <w:bookmarkStart w:id="13" w:name="_Toc19561"/>
       <w:r>
         <w:rPr>
           <w:rFonts w:hint="eastAsia"/>
@@ -4102,12 +4136,12 @@
       <w:r>
         <w:t>管理的内容</w:t>
       </w:r>
+      <w:bookmarkEnd w:id="12"/>
       <w:bookmarkEnd w:id="13"/>
-      <w:bookmarkEnd w:id="14"/>
     </w:p>
     <w:p>
       <w:pPr>
-        <w:pStyle w:val="3"/>
+        <w:pStyle w:val="32"/>
         <w:keepNext w:val="0"/>
         <w:keepLines w:val="0"/>
         <w:pageBreakBefore w:val="0"/>
@@ -4123,17 +4157,17 @@
         <w:snapToGrid w:val="0"/>
         <w:textAlignment w:val="baseline"/>
       </w:pPr>
-      <w:bookmarkStart w:id="15" w:name="_Toc2454"/>
-      <w:bookmarkStart w:id="16" w:name="heading_7"/>
+      <w:bookmarkStart w:id="14" w:name="heading_7"/>
+      <w:bookmarkStart w:id="15" w:name="_Toc12600"/>
       <w:r>
         <w:t>知识的来源</w:t>
       </w:r>
+      <w:bookmarkEnd w:id="14"/>
       <w:bookmarkEnd w:id="15"/>
-      <w:bookmarkEnd w:id="16"/>
     </w:p>
     <w:p>
       <w:pPr>
-        <w:pStyle w:val="a1"/>
+        <w:pStyle w:val="30"/>
         <w:keepNext w:val="0"/>
         <w:keepLines w:val="0"/>
         <w:pageBreakBefore w:val="0"/>
@@ -4175,7 +4209,7 @@
     </w:p>
     <w:p>
       <w:pPr>
-        <w:pStyle w:val="a1"/>
+        <w:pStyle w:val="30"/>
         <w:keepNext w:val="0"/>
         <w:keepLines w:val="0"/>
         <w:pageBreakBefore w:val="0"/>
@@ -4217,7 +4251,7 @@
     </w:p>
     <w:p>
       <w:pPr>
-        <w:pStyle w:val="a1"/>
+        <w:pStyle w:val="30"/>
         <w:keepNext w:val="0"/>
         <w:keepLines w:val="0"/>
         <w:pageBreakBefore w:val="0"/>
@@ -4259,7 +4293,7 @@
     </w:p>
     <w:p>
       <w:pPr>
-        <w:pStyle w:val="a1"/>
+        <w:pStyle w:val="30"/>
         <w:keepNext w:val="0"/>
         <w:keepLines w:val="0"/>
         <w:pageBreakBefore w:val="0"/>
@@ -4301,7 +4335,7 @@
     </w:p>
     <w:p>
       <w:pPr>
-        <w:pStyle w:val="a1"/>
+        <w:pStyle w:val="30"/>
         <w:keepNext w:val="0"/>
         <w:keepLines w:val="0"/>
         <w:pageBreakBefore w:val="0"/>
@@ -4340,7 +4374,7 @@
     </w:p>
     <w:p>
       <w:pPr>
-        <w:pStyle w:val="3"/>
+        <w:pStyle w:val="32"/>
         <w:keepNext w:val="0"/>
         <w:keepLines w:val="0"/>
         <w:pageBreakBefore w:val="0"/>
@@ -4356,17 +4390,17 @@
         <w:snapToGrid w:val="0"/>
         <w:textAlignment w:val="baseline"/>
       </w:pPr>
-      <w:bookmarkStart w:id="17" w:name="heading_8"/>
-      <w:bookmarkStart w:id="18" w:name="_Toc9476"/>
+      <w:bookmarkStart w:id="16" w:name="heading_8"/>
+      <w:bookmarkStart w:id="17" w:name="_Toc15412"/>
       <w:r>
         <w:t>知识类别</w:t>
       </w:r>
+      <w:bookmarkEnd w:id="16"/>
       <w:bookmarkEnd w:id="17"/>
-      <w:bookmarkEnd w:id="18"/>
     </w:p>
     <w:p>
       <w:pPr>
-        <w:pStyle w:val="a1"/>
+        <w:pStyle w:val="30"/>
         <w:keepNext w:val="0"/>
         <w:keepLines w:val="0"/>
         <w:pageBreakBefore w:val="0"/>
@@ -4395,16 +4429,16 @@
     </w:p>
     <w:tbl>
       <w:tblPr>
-        <w:tblStyle w:val="TableNormal"/>
+        <w:tblStyle w:val="20"/>
         <w:tblW w:w="0" w:type="auto"/>
         <w:tblInd w:w="0" w:type="dxa"/>
         <w:tblBorders>
-          <w:top w:val="single" w:sz="4" w:space="0" w:color="auto"/>
-          <w:left w:val="single" w:sz="4" w:space="0" w:color="auto"/>
-          <w:bottom w:val="single" w:sz="4" w:space="0" w:color="auto"/>
-          <w:right w:val="single" w:sz="4" w:space="0" w:color="auto"/>
-          <w:insideH w:val="single" w:sz="4" w:space="0" w:color="auto"/>
-          <w:insideV w:val="single" w:sz="4" w:space="0" w:color="auto"/>
+          <w:top w:val="single" w:color="auto" w:sz="4" w:space="0"/>
+          <w:left w:val="single" w:color="auto" w:sz="4" w:space="0"/>
+          <w:bottom w:val="single" w:color="auto" w:sz="4" w:space="0"/>
+          <w:right w:val="single" w:color="auto" w:sz="4" w:space="0"/>
+          <w:insideH w:val="single" w:color="auto" w:sz="4" w:space="0"/>
+          <w:insideV w:val="single" w:color="auto" w:sz="4" w:space="0"/>
         </w:tblBorders>
         <w:tblLayout w:type="fixed"/>
         <w:tblCellMar>
@@ -4421,17 +4455,14 @@
       </w:tblGrid>
       <w:tr>
         <w:tblPrEx>
-          <w:tblW w:w="0" w:type="auto"/>
-          <w:tblInd w:w="0" w:type="dxa"/>
           <w:tblBorders>
-            <w:top w:val="single" w:sz="4" w:space="0" w:color="auto"/>
-            <w:left w:val="single" w:sz="4" w:space="0" w:color="auto"/>
-            <w:bottom w:val="single" w:sz="4" w:space="0" w:color="auto"/>
-            <w:right w:val="single" w:sz="4" w:space="0" w:color="auto"/>
-            <w:insideH w:val="single" w:sz="4" w:space="0" w:color="auto"/>
-            <w:insideV w:val="single" w:sz="4" w:space="0" w:color="auto"/>
+            <w:top w:val="single" w:color="auto" w:sz="4" w:space="0"/>
+            <w:left w:val="single" w:color="auto" w:sz="4" w:space="0"/>
+            <w:bottom w:val="single" w:color="auto" w:sz="4" w:space="0"/>
+            <w:right w:val="single" w:color="auto" w:sz="4" w:space="0"/>
+            <w:insideH w:val="single" w:color="auto" w:sz="4" w:space="0"/>
+            <w:insideV w:val="single" w:color="auto" w:sz="4" w:space="0"/>
           </w:tblBorders>
-          <w:tblLayout w:type="fixed"/>
           <w:tblCellMar>
             <w:top w:w="0" w:type="dxa"/>
             <w:left w:w="10" w:type="dxa"/>
@@ -4451,7 +4482,7 @@
           </w:tcPr>
           <w:p>
             <w:pPr>
-              <w:pStyle w:val="a1"/>
+              <w:pStyle w:val="30"/>
               <w:keepNext w:val="0"/>
               <w:keepLines w:val="0"/>
               <w:pageBreakBefore w:val="0"/>
@@ -4484,7 +4515,7 @@
           </w:tcPr>
           <w:p>
             <w:pPr>
-              <w:pStyle w:val="a1"/>
+              <w:pStyle w:val="30"/>
               <w:keepNext w:val="0"/>
               <w:keepLines w:val="0"/>
               <w:pageBreakBefore w:val="0"/>
@@ -4517,7 +4548,7 @@
           </w:tcPr>
           <w:p>
             <w:pPr>
-              <w:pStyle w:val="a1"/>
+              <w:pStyle w:val="30"/>
               <w:keepNext w:val="0"/>
               <w:keepLines w:val="0"/>
               <w:pageBreakBefore w:val="0"/>
@@ -4541,9 +4572,14 @@
       </w:tr>
       <w:tr>
         <w:tblPrEx>
-          <w:tblW w:w="0" w:type="auto"/>
-          <w:tblInd w:w="0" w:type="dxa"/>
-          <w:tblLayout w:type="fixed"/>
+          <w:tblBorders>
+            <w:top w:val="single" w:color="auto" w:sz="4" w:space="0"/>
+            <w:left w:val="single" w:color="auto" w:sz="4" w:space="0"/>
+            <w:bottom w:val="single" w:color="auto" w:sz="4" w:space="0"/>
+            <w:right w:val="single" w:color="auto" w:sz="4" w:space="0"/>
+            <w:insideH w:val="single" w:color="auto" w:sz="4" w:space="0"/>
+            <w:insideV w:val="single" w:color="auto" w:sz="4" w:space="0"/>
+          </w:tblBorders>
           <w:tblCellMar>
             <w:top w:w="0" w:type="dxa"/>
             <w:left w:w="10" w:type="dxa"/>
@@ -4563,7 +4599,7 @@
           </w:tcPr>
           <w:p>
             <w:pPr>
-              <w:pStyle w:val="a1"/>
+              <w:pStyle w:val="30"/>
               <w:keepNext w:val="0"/>
               <w:keepLines w:val="0"/>
               <w:pageBreakBefore w:val="0"/>
@@ -4596,7 +4632,7 @@
           </w:tcPr>
           <w:p>
             <w:pPr>
-              <w:pStyle w:val="a1"/>
+              <w:pStyle w:val="30"/>
               <w:keepNext w:val="0"/>
               <w:keepLines w:val="0"/>
               <w:pageBreakBefore w:val="0"/>
@@ -4610,7 +4646,7 @@
               <w:bidi w:val="0"/>
               <w:adjustRightInd w:val="0"/>
               <w:snapToGrid w:val="0"/>
-              <w:ind w:left="0" w:right="0" w:firstLine="0" w:leftChars="0" w:rightChars="0" w:firstLineChars="0"/>
+              <w:ind w:left="0" w:leftChars="0" w:right="0" w:rightChars="0" w:firstLine="0" w:firstLineChars="0"/>
               <w:jc w:val="center"/>
               <w:textAlignment w:val="baseline"/>
             </w:pPr>
@@ -4631,7 +4667,7 @@
           </w:tcPr>
           <w:p>
             <w:pPr>
-              <w:pStyle w:val="a1"/>
+              <w:pStyle w:val="30"/>
               <w:keepNext w:val="0"/>
               <w:keepLines w:val="0"/>
               <w:pageBreakBefore w:val="0"/>
@@ -4655,9 +4691,14 @@
       </w:tr>
       <w:tr>
         <w:tblPrEx>
-          <w:tblW w:w="0" w:type="auto"/>
-          <w:tblInd w:w="0" w:type="dxa"/>
-          <w:tblLayout w:type="fixed"/>
+          <w:tblBorders>
+            <w:top w:val="single" w:color="auto" w:sz="4" w:space="0"/>
+            <w:left w:val="single" w:color="auto" w:sz="4" w:space="0"/>
+            <w:bottom w:val="single" w:color="auto" w:sz="4" w:space="0"/>
+            <w:right w:val="single" w:color="auto" w:sz="4" w:space="0"/>
+            <w:insideH w:val="single" w:color="auto" w:sz="4" w:space="0"/>
+            <w:insideV w:val="single" w:color="auto" w:sz="4" w:space="0"/>
+          </w:tblBorders>
           <w:tblCellMar>
             <w:top w:w="0" w:type="dxa"/>
             <w:left w:w="10" w:type="dxa"/>
@@ -4677,7 +4718,7 @@
           </w:tcPr>
           <w:p>
             <w:pPr>
-              <w:pStyle w:val="a1"/>
+              <w:pStyle w:val="30"/>
               <w:keepNext w:val="0"/>
               <w:keepLines w:val="0"/>
               <w:pageBreakBefore w:val="0"/>
@@ -4693,11 +4734,11 @@
               <w:snapToGrid w:val="0"/>
               <w:textAlignment w:val="baseline"/>
               <w:rPr>
-                <w:rFonts w:eastAsia="宋体" w:hint="eastAsia"/>
+                <w:rFonts w:hint="eastAsia" w:eastAsia="宋体"/>
                 <w:lang w:val="en-US" w:eastAsia="zh-CN"/>
               </w:rPr>
             </w:pPr>
-            <w:bookmarkStart w:id="19" w:name="heading_9"/>
+            <w:bookmarkStart w:id="18" w:name="heading_9"/>
             <w:r>
               <w:rPr>
                 <w:rFonts w:hint="eastAsia"/>
@@ -4719,7 +4760,7 @@
           </w:tcPr>
           <w:p>
             <w:pPr>
-              <w:pStyle w:val="a1"/>
+              <w:pStyle w:val="30"/>
               <w:keepNext w:val="0"/>
               <w:keepLines w:val="0"/>
               <w:pageBreakBefore w:val="0"/>
@@ -4733,11 +4774,11 @@
               <w:bidi w:val="0"/>
               <w:adjustRightInd w:val="0"/>
               <w:snapToGrid w:val="0"/>
-              <w:ind w:left="0" w:right="0" w:firstLine="0" w:leftChars="0" w:rightChars="0" w:firstLineChars="0"/>
+              <w:ind w:left="0" w:leftChars="0" w:right="0" w:rightChars="0" w:firstLine="0" w:firstLineChars="0"/>
               <w:jc w:val="center"/>
               <w:textAlignment w:val="baseline"/>
               <w:rPr>
-                <w:rFonts w:eastAsia="宋体" w:hint="default"/>
+                <w:rFonts w:hint="default" w:eastAsia="宋体"/>
                 <w:lang w:val="en-US" w:eastAsia="zh-CN"/>
               </w:rPr>
             </w:pPr>
@@ -4781,7 +4822,7 @@
             </w:pPr>
             <w:r>
               <w:rPr>
-                <w:rFonts w:ascii="Arial" w:eastAsia="宋体" w:hAnsi="Arial" w:cs="Arial"/>
+                <w:rFonts w:ascii="Arial" w:hAnsi="Arial" w:eastAsia="宋体" w:cs="Arial"/>
                 <w:snapToGrid w:val="0"/>
                 <w:color w:val="000000"/>
                 <w:kern w:val="0"/>
@@ -4793,7 +4834,7 @@
             </w:r>
             <w:r>
               <w:rPr>
-                <w:rFonts w:ascii="Arial" w:eastAsia="宋体" w:hAnsi="Arial" w:cs="Arial" w:hint="default"/>
+                <w:rFonts w:hint="default" w:ascii="Arial" w:hAnsi="Arial" w:eastAsia="宋体" w:cs="Arial"/>
                 <w:snapToGrid w:val="0"/>
                 <w:color w:val="000000"/>
                 <w:kern w:val="0"/>
@@ -4809,7 +4850,7 @@
     </w:tbl>
     <w:p>
       <w:pPr>
-        <w:pStyle w:val="3"/>
+        <w:pStyle w:val="32"/>
         <w:keepNext w:val="0"/>
         <w:keepLines w:val="0"/>
         <w:pageBreakBefore w:val="0"/>
@@ -4825,16 +4866,16 @@
         <w:snapToGrid w:val="0"/>
         <w:textAlignment w:val="baseline"/>
       </w:pPr>
-      <w:bookmarkStart w:id="20" w:name="_Toc30695"/>
+      <w:bookmarkStart w:id="19" w:name="_Toc18554"/>
       <w:r>
         <w:t>知识分析</w:t>
       </w:r>
+      <w:bookmarkEnd w:id="18"/>
       <w:bookmarkEnd w:id="19"/>
-      <w:bookmarkEnd w:id="20"/>
     </w:p>
     <w:p>
       <w:pPr>
-        <w:pStyle w:val="a1"/>
+        <w:pStyle w:val="30"/>
         <w:keepNext w:val="0"/>
         <w:keepLines w:val="0"/>
         <w:pageBreakBefore w:val="0"/>
@@ -4866,7 +4907,7 @@
     </w:p>
     <w:p>
       <w:pPr>
-        <w:pStyle w:val="a1"/>
+        <w:pStyle w:val="30"/>
         <w:keepNext w:val="0"/>
         <w:keepLines w:val="0"/>
         <w:pageBreakBefore w:val="0"/>
@@ -4895,7 +4936,7 @@
     </w:p>
     <w:p>
       <w:pPr>
-        <w:pStyle w:val="a1"/>
+        <w:pStyle w:val="30"/>
         <w:keepNext w:val="0"/>
         <w:keepLines w:val="0"/>
         <w:pageBreakBefore w:val="0"/>
@@ -4927,7 +4968,7 @@
     </w:p>
     <w:p>
       <w:pPr>
-        <w:pStyle w:val="a1"/>
+        <w:pStyle w:val="30"/>
         <w:keepNext w:val="0"/>
         <w:keepLines w:val="0"/>
         <w:pageBreakBefore w:val="0"/>
@@ -4949,7 +4990,7 @@
     </w:p>
     <w:p>
       <w:pPr>
-        <w:pStyle w:val="a1"/>
+        <w:pStyle w:val="30"/>
         <w:keepNext w:val="0"/>
         <w:keepLines w:val="0"/>
         <w:pageBreakBefore w:val="0"/>
@@ -4978,7 +5019,7 @@
     </w:p>
     <w:p>
       <w:pPr>
-        <w:pStyle w:val="3"/>
+        <w:pStyle w:val="32"/>
         <w:keepNext w:val="0"/>
         <w:keepLines w:val="0"/>
         <w:pageBreakBefore w:val="0"/>
@@ -4994,17 +5035,17 @@
         <w:snapToGrid w:val="0"/>
         <w:textAlignment w:val="baseline"/>
       </w:pPr>
-      <w:bookmarkStart w:id="21" w:name="heading_10"/>
-      <w:bookmarkStart w:id="22" w:name="_Toc17642"/>
+      <w:bookmarkStart w:id="20" w:name="heading_10"/>
+      <w:bookmarkStart w:id="21" w:name="_Toc20396"/>
       <w:r>
         <w:t>知识审核</w:t>
       </w:r>
+      <w:bookmarkEnd w:id="20"/>
       <w:bookmarkEnd w:id="21"/>
-      <w:bookmarkEnd w:id="22"/>
     </w:p>
     <w:p>
       <w:pPr>
-        <w:pStyle w:val="a1"/>
+        <w:pStyle w:val="30"/>
         <w:keepNext w:val="0"/>
         <w:keepLines w:val="0"/>
         <w:pageBreakBefore w:val="0"/>
@@ -5033,7 +5074,7 @@
     </w:p>
     <w:p>
       <w:pPr>
-        <w:pStyle w:val="3"/>
+        <w:pStyle w:val="32"/>
         <w:keepNext w:val="0"/>
         <w:keepLines w:val="0"/>
         <w:pageBreakBefore w:val="0"/>
@@ -5049,17 +5090,17 @@
         <w:snapToGrid w:val="0"/>
         <w:textAlignment w:val="baseline"/>
       </w:pPr>
-      <w:bookmarkStart w:id="23" w:name="_Toc11593"/>
-      <w:bookmarkStart w:id="24" w:name="heading_11"/>
+      <w:bookmarkStart w:id="22" w:name="heading_11"/>
+      <w:bookmarkStart w:id="23" w:name="_Toc23286"/>
       <w:r>
         <w:t>知识发布</w:t>
       </w:r>
+      <w:bookmarkEnd w:id="22"/>
       <w:bookmarkEnd w:id="23"/>
-      <w:bookmarkEnd w:id="24"/>
     </w:p>
     <w:p>
       <w:pPr>
-        <w:pStyle w:val="a1"/>
+        <w:pStyle w:val="30"/>
         <w:keepNext w:val="0"/>
         <w:keepLines w:val="0"/>
         <w:pageBreakBefore w:val="0"/>
@@ -5098,7 +5139,7 @@
     </w:p>
     <w:p>
       <w:pPr>
-        <w:pStyle w:val="2"/>
+        <w:pStyle w:val="31"/>
         <w:keepNext w:val="0"/>
         <w:keepLines w:val="0"/>
         <w:pageBreakBefore w:val="0"/>
@@ -5114,8 +5155,8 @@
         <w:snapToGrid w:val="0"/>
         <w:textAlignment w:val="baseline"/>
       </w:pPr>
-      <w:bookmarkStart w:id="25" w:name="_Toc25765"/>
-      <w:bookmarkStart w:id="26" w:name="heading_12"/>
+      <w:bookmarkStart w:id="24" w:name="heading_12"/>
+      <w:bookmarkStart w:id="25" w:name="_Toc10145"/>
       <w:r>
         <w:rPr>
           <w:rFonts w:hint="eastAsia"/>
@@ -5126,12 +5167,12 @@
       <w:r>
         <w:t>管理流程</w:t>
       </w:r>
+      <w:bookmarkEnd w:id="24"/>
       <w:bookmarkEnd w:id="25"/>
-      <w:bookmarkEnd w:id="26"/>
     </w:p>
     <w:p>
       <w:pPr>
-        <w:pStyle w:val="a1"/>
+        <w:pStyle w:val="30"/>
         <w:keepNext w:val="0"/>
         <w:keepLines w:val="0"/>
         <w:pageBreakBefore w:val="0"/>
@@ -5163,7 +5204,7 @@
     </w:p>
     <w:p>
       <w:pPr>
-        <w:pStyle w:val="a1"/>
+        <w:pStyle w:val="30"/>
         <w:keepNext w:val="0"/>
         <w:keepLines w:val="0"/>
         <w:pageBreakBefore w:val="0"/>
@@ -5262,7 +5303,7 @@
     </w:p>
     <w:p>
       <w:pPr>
-        <w:pStyle w:val="2"/>
+        <w:pStyle w:val="31"/>
         <w:keepNext w:val="0"/>
         <w:keepLines w:val="0"/>
         <w:pageBreakBefore w:val="0"/>
@@ -5278,8 +5319,8 @@
         <w:snapToGrid w:val="0"/>
         <w:textAlignment w:val="baseline"/>
       </w:pPr>
-      <w:bookmarkStart w:id="27" w:name="heading_13"/>
-      <w:bookmarkStart w:id="28" w:name="_Toc4377"/>
+      <w:bookmarkStart w:id="26" w:name="heading_13"/>
+      <w:bookmarkStart w:id="27" w:name="_Toc17016"/>
       <w:r>
         <w:rPr>
           <w:rFonts w:hint="eastAsia"/>
@@ -5290,12 +5331,12 @@
       <w:r>
         <w:t>内容推进管理</w:t>
       </w:r>
+      <w:bookmarkEnd w:id="26"/>
       <w:bookmarkEnd w:id="27"/>
-      <w:bookmarkEnd w:id="28"/>
     </w:p>
     <w:p>
       <w:pPr>
-        <w:pStyle w:val="a1"/>
+        <w:pStyle w:val="30"/>
         <w:keepNext w:val="0"/>
         <w:keepLines w:val="0"/>
         <w:pageBreakBefore w:val="0"/>
@@ -5327,7 +5368,7 @@
     </w:p>
     <w:p>
       <w:pPr>
-        <w:pStyle w:val="a1"/>
+        <w:pStyle w:val="30"/>
         <w:keepNext w:val="0"/>
         <w:keepLines w:val="0"/>
         <w:pageBreakBefore w:val="0"/>
@@ -5349,7 +5390,7 @@
     </w:p>
     <w:p>
       <w:pPr>
-        <w:pStyle w:val="a1"/>
+        <w:pStyle w:val="30"/>
         <w:keepNext w:val="0"/>
         <w:keepLines w:val="0"/>
         <w:pageBreakBefore w:val="0"/>
@@ -5378,7 +5419,7 @@
     </w:p>
     <w:p>
       <w:pPr>
-        <w:pStyle w:val="a1"/>
+        <w:pStyle w:val="30"/>
         <w:keepNext w:val="0"/>
         <w:keepLines w:val="0"/>
         <w:pageBreakBefore w:val="0"/>
@@ -5407,7 +5448,7 @@
     </w:p>
     <w:p>
       <w:pPr>
-        <w:pStyle w:val="a1"/>
+        <w:pStyle w:val="30"/>
         <w:keepNext w:val="0"/>
         <w:keepLines w:val="0"/>
         <w:pageBreakBefore w:val="0"/>
@@ -5429,7 +5470,7 @@
     </w:p>
     <w:p>
       <w:pPr>
-        <w:pStyle w:val="2"/>
+        <w:pStyle w:val="31"/>
         <w:keepNext w:val="0"/>
         <w:keepLines w:val="0"/>
         <w:pageBreakBefore w:val="0"/>
@@ -5445,8 +5486,8 @@
         <w:snapToGrid w:val="0"/>
         <w:textAlignment w:val="baseline"/>
       </w:pPr>
-      <w:bookmarkStart w:id="29" w:name="_Toc26709"/>
-      <w:bookmarkStart w:id="30" w:name="heading_14"/>
+      <w:bookmarkStart w:id="28" w:name="heading_14"/>
+      <w:bookmarkStart w:id="29" w:name="_Toc18974"/>
       <w:r>
         <w:rPr>
           <w:rFonts w:hint="eastAsia"/>
@@ -5457,12 +5498,12 @@
       <w:r>
         <w:t>安全管理</w:t>
       </w:r>
+      <w:bookmarkEnd w:id="28"/>
       <w:bookmarkEnd w:id="29"/>
-      <w:bookmarkEnd w:id="30"/>
     </w:p>
     <w:p>
       <w:pPr>
-        <w:pStyle w:val="a1"/>
+        <w:pStyle w:val="30"/>
         <w:keepNext w:val="0"/>
         <w:keepLines w:val="0"/>
         <w:pageBreakBefore w:val="0"/>
@@ -5514,7 +5555,7 @@
     </w:p>
     <w:p>
       <w:pPr>
-        <w:pStyle w:val="a1"/>
+        <w:pStyle w:val="30"/>
         <w:keepNext w:val="0"/>
         <w:keepLines w:val="0"/>
         <w:pageBreakBefore w:val="0"/>
@@ -5546,7 +5587,7 @@
     </w:p>
     <w:p>
       <w:pPr>
-        <w:pStyle w:val="a1"/>
+        <w:pStyle w:val="30"/>
         <w:keepNext w:val="0"/>
         <w:keepLines w:val="0"/>
         <w:pageBreakBefore w:val="0"/>
@@ -5578,7 +5619,7 @@
     </w:p>
     <w:p>
       <w:pPr>
-        <w:pStyle w:val="2"/>
+        <w:pStyle w:val="31"/>
         <w:keepNext w:val="0"/>
         <w:keepLines w:val="0"/>
         <w:pageBreakBefore w:val="0"/>
@@ -5594,8 +5635,8 @@
         <w:snapToGrid w:val="0"/>
         <w:textAlignment w:val="baseline"/>
       </w:pPr>
-      <w:bookmarkStart w:id="31" w:name="heading_15"/>
-      <w:bookmarkStart w:id="32" w:name="_Toc4164"/>
+      <w:bookmarkStart w:id="30" w:name="heading_15"/>
+      <w:bookmarkStart w:id="31" w:name="_Toc23195"/>
       <w:r>
         <w:rPr>
           <w:rFonts w:hint="eastAsia"/>
@@ -5606,12 +5647,12 @@
       <w:r>
         <w:t>绩效管理</w:t>
       </w:r>
+      <w:bookmarkEnd w:id="30"/>
       <w:bookmarkEnd w:id="31"/>
-      <w:bookmarkEnd w:id="32"/>
     </w:p>
     <w:p>
       <w:pPr>
-        <w:pStyle w:val="a1"/>
+        <w:pStyle w:val="30"/>
         <w:keepNext w:val="0"/>
         <w:keepLines w:val="0"/>
         <w:pageBreakBefore w:val="0"/>
@@ -5643,7 +5684,7 @@
     </w:p>
     <w:p>
       <w:pPr>
-        <w:pStyle w:val="a1"/>
+        <w:pStyle w:val="30"/>
         <w:keepNext w:val="0"/>
         <w:keepLines w:val="0"/>
         <w:pageBreakBefore w:val="0"/>
@@ -5665,7 +5706,7 @@
     </w:p>
     <w:p>
       <w:pPr>
-        <w:pStyle w:val="a1"/>
+        <w:pStyle w:val="30"/>
         <w:keepNext w:val="0"/>
         <w:keepLines w:val="0"/>
         <w:pageBreakBefore w:val="0"/>
@@ -5687,7 +5728,7 @@
     </w:p>
     <w:p>
       <w:pPr>
-        <w:pStyle w:val="1"/>
+        <w:pStyle w:val="29"/>
         <w:keepNext w:val="0"/>
         <w:keepLines w:val="0"/>
         <w:pageBreakBefore w:val="0"/>
@@ -5703,8 +5744,8 @@
         <w:snapToGrid w:val="0"/>
         <w:textAlignment w:val="baseline"/>
       </w:pPr>
-      <w:bookmarkStart w:id="33" w:name="heading_16"/>
-      <w:bookmarkStart w:id="34" w:name="_Toc1347"/>
+      <w:bookmarkStart w:id="32" w:name="heading_16"/>
+      <w:bookmarkStart w:id="33" w:name="_Toc25352"/>
       <w:r>
         <w:rPr>
           <w:rFonts w:hint="eastAsia"/>
@@ -5715,12 +5756,12 @@
       <w:r>
         <w:t>与其他流程的关系</w:t>
       </w:r>
+      <w:bookmarkEnd w:id="32"/>
       <w:bookmarkEnd w:id="33"/>
-      <w:bookmarkEnd w:id="34"/>
     </w:p>
     <w:p>
       <w:pPr>
-        <w:pStyle w:val="2"/>
+        <w:pStyle w:val="31"/>
         <w:keepNext w:val="0"/>
         <w:keepLines w:val="0"/>
         <w:pageBreakBefore w:val="0"/>
@@ -5736,17 +5777,17 @@
         <w:snapToGrid w:val="0"/>
         <w:textAlignment w:val="baseline"/>
       </w:pPr>
-      <w:bookmarkStart w:id="35" w:name="heading_17"/>
-      <w:bookmarkStart w:id="36" w:name="_Toc16083"/>
+      <w:bookmarkStart w:id="34" w:name="heading_17"/>
+      <w:bookmarkStart w:id="35" w:name="_Toc19332"/>
       <w:r>
         <w:t>与问题管理流程的关系</w:t>
       </w:r>
+      <w:bookmarkEnd w:id="34"/>
       <w:bookmarkEnd w:id="35"/>
-      <w:bookmarkEnd w:id="36"/>
     </w:p>
     <w:p>
       <w:pPr>
-        <w:pStyle w:val="a1"/>
+        <w:pStyle w:val="30"/>
         <w:keepNext w:val="0"/>
         <w:keepLines w:val="0"/>
         <w:pageBreakBefore w:val="0"/>
@@ -5798,7 +5839,7 @@
     </w:p>
     <w:p>
       <w:pPr>
-        <w:pStyle w:val="2"/>
+        <w:pStyle w:val="31"/>
         <w:keepNext w:val="0"/>
         <w:keepLines w:val="0"/>
         <w:pageBreakBefore w:val="0"/>
@@ -5814,17 +5855,17 @@
         <w:snapToGrid w:val="0"/>
         <w:textAlignment w:val="baseline"/>
       </w:pPr>
-      <w:bookmarkStart w:id="37" w:name="heading_18"/>
-      <w:bookmarkStart w:id="38" w:name="_Toc27559"/>
+      <w:bookmarkStart w:id="36" w:name="heading_18"/>
+      <w:bookmarkStart w:id="37" w:name="_Toc15998"/>
       <w:r>
         <w:t>与事件管理流程的关系</w:t>
       </w:r>
+      <w:bookmarkEnd w:id="36"/>
       <w:bookmarkEnd w:id="37"/>
-      <w:bookmarkEnd w:id="38"/>
     </w:p>
     <w:p>
       <w:pPr>
-        <w:pStyle w:val="a1"/>
+        <w:pStyle w:val="30"/>
         <w:keepNext w:val="0"/>
         <w:keepLines w:val="0"/>
         <w:pageBreakBefore w:val="0"/>
@@ -5846,7 +5887,7 @@
     </w:p>
     <w:p>
       <w:pPr>
-        <w:pStyle w:val="2"/>
+        <w:pStyle w:val="31"/>
         <w:keepNext w:val="0"/>
         <w:keepLines w:val="0"/>
         <w:pageBreakBefore w:val="0"/>
@@ -5862,17 +5903,17 @@
         <w:snapToGrid w:val="0"/>
         <w:textAlignment w:val="baseline"/>
       </w:pPr>
-      <w:bookmarkStart w:id="39" w:name="heading_19"/>
-      <w:bookmarkStart w:id="40" w:name="_Toc12049"/>
+      <w:bookmarkStart w:id="38" w:name="heading_19"/>
+      <w:bookmarkStart w:id="39" w:name="_Toc2869"/>
       <w:r>
         <w:t>与变更/发布管理流程的关系</w:t>
       </w:r>
+      <w:bookmarkEnd w:id="38"/>
       <w:bookmarkEnd w:id="39"/>
-      <w:bookmarkEnd w:id="40"/>
     </w:p>
     <w:p>
       <w:pPr>
-        <w:pStyle w:val="a1"/>
+        <w:pStyle w:val="30"/>
         <w:keepNext w:val="0"/>
         <w:keepLines w:val="0"/>
         <w:pageBreakBefore w:val="0"/>
@@ -5894,20 +5935,20 @@
     </w:p>
     <w:p>
       <w:pPr>
-        <w:pStyle w:val="2"/>
+        <w:pStyle w:val="31"/>
         <w:bidi w:val="0"/>
       </w:pPr>
-      <w:bookmarkStart w:id="41" w:name="heading_20"/>
-      <w:bookmarkStart w:id="42" w:name="_Toc17358"/>
+      <w:bookmarkStart w:id="40" w:name="heading_20"/>
+      <w:bookmarkStart w:id="41" w:name="_Toc29517"/>
       <w:r>
         <w:t>与配置管理流程的关系</w:t>
       </w:r>
+      <w:bookmarkEnd w:id="40"/>
       <w:bookmarkEnd w:id="41"/>
-      <w:bookmarkEnd w:id="42"/>
     </w:p>
     <w:p>
       <w:pPr>
-        <w:pStyle w:val="a1"/>
+        <w:pStyle w:val="30"/>
         <w:keepNext w:val="0"/>
         <w:keepLines w:val="0"/>
         <w:pageBreakBefore w:val="0"/>
@@ -5929,7 +5970,7 @@
     </w:p>
     <w:p>
       <w:pPr>
-        <w:pStyle w:val="1"/>
+        <w:pStyle w:val="29"/>
         <w:keepNext w:val="0"/>
         <w:keepLines w:val="0"/>
         <w:pageBreakBefore w:val="0"/>
@@ -5945,17 +5986,17 @@
         <w:snapToGrid w:val="0"/>
         <w:textAlignment w:val="baseline"/>
       </w:pPr>
-      <w:bookmarkStart w:id="43" w:name="heading_21"/>
-      <w:bookmarkStart w:id="44" w:name="_Toc29338"/>
+      <w:bookmarkStart w:id="42" w:name="heading_21"/>
+      <w:bookmarkStart w:id="43" w:name="_Toc21180"/>
       <w:r>
         <w:t>KPI指标</w:t>
       </w:r>
+      <w:bookmarkEnd w:id="42"/>
       <w:bookmarkEnd w:id="43"/>
-      <w:bookmarkEnd w:id="44"/>
     </w:p>
     <w:p>
       <w:pPr>
-        <w:pStyle w:val="a1"/>
+        <w:pStyle w:val="30"/>
         <w:keepNext w:val="0"/>
         <w:keepLines w:val="0"/>
         <w:pageBreakBefore w:val="0"/>
@@ -5987,16 +6028,16 @@
     </w:p>
     <w:tbl>
       <w:tblPr>
-        <w:tblStyle w:val="TableNormal"/>
+        <w:tblStyle w:val="20"/>
         <w:tblW w:w="0" w:type="auto"/>
         <w:tblInd w:w="0" w:type="dxa"/>
         <w:tblBorders>
-          <w:top w:val="single" w:sz="4" w:space="0" w:color="auto"/>
-          <w:left w:val="single" w:sz="4" w:space="0" w:color="auto"/>
-          <w:bottom w:val="single" w:sz="4" w:space="0" w:color="auto"/>
-          <w:right w:val="single" w:sz="4" w:space="0" w:color="auto"/>
-          <w:insideH w:val="single" w:sz="4" w:space="0" w:color="auto"/>
-          <w:insideV w:val="single" w:sz="4" w:space="0" w:color="auto"/>
+          <w:top w:val="single" w:color="auto" w:sz="4" w:space="0"/>
+          <w:left w:val="single" w:color="auto" w:sz="4" w:space="0"/>
+          <w:bottom w:val="single" w:color="auto" w:sz="4" w:space="0"/>
+          <w:right w:val="single" w:color="auto" w:sz="4" w:space="0"/>
+          <w:insideH w:val="single" w:color="auto" w:sz="4" w:space="0"/>
+          <w:insideV w:val="single" w:color="auto" w:sz="4" w:space="0"/>
         </w:tblBorders>
         <w:tblLayout w:type="fixed"/>
         <w:tblCellMar>
@@ -6014,17 +6055,14 @@
       </w:tblGrid>
       <w:tr>
         <w:tblPrEx>
-          <w:tblW w:w="0" w:type="auto"/>
-          <w:tblInd w:w="0" w:type="dxa"/>
           <w:tblBorders>
-            <w:top w:val="single" w:sz="4" w:space="0" w:color="auto"/>
-            <w:left w:val="single" w:sz="4" w:space="0" w:color="auto"/>
-            <w:bottom w:val="single" w:sz="4" w:space="0" w:color="auto"/>
-            <w:right w:val="single" w:sz="4" w:space="0" w:color="auto"/>
-            <w:insideH w:val="single" w:sz="4" w:space="0" w:color="auto"/>
-            <w:insideV w:val="single" w:sz="4" w:space="0" w:color="auto"/>
+            <w:top w:val="single" w:color="auto" w:sz="4" w:space="0"/>
+            <w:left w:val="single" w:color="auto" w:sz="4" w:space="0"/>
+            <w:bottom w:val="single" w:color="auto" w:sz="4" w:space="0"/>
+            <w:right w:val="single" w:color="auto" w:sz="4" w:space="0"/>
+            <w:insideH w:val="single" w:color="auto" w:sz="4" w:space="0"/>
+            <w:insideV w:val="single" w:color="auto" w:sz="4" w:space="0"/>
           </w:tblBorders>
-          <w:tblLayout w:type="fixed"/>
           <w:tblCellMar>
             <w:top w:w="0" w:type="dxa"/>
             <w:left w:w="10" w:type="dxa"/>
@@ -6044,7 +6082,7 @@
           </w:tcPr>
           <w:p>
             <w:pPr>
-              <w:pStyle w:val="a1"/>
+              <w:pStyle w:val="30"/>
               <w:keepNext w:val="0"/>
               <w:keepLines w:val="0"/>
               <w:pageBreakBefore w:val="0"/>
@@ -6085,7 +6123,7 @@
           </w:tcPr>
           <w:p>
             <w:pPr>
-              <w:pStyle w:val="a1"/>
+              <w:pStyle w:val="30"/>
               <w:keepNext w:val="0"/>
               <w:keepLines w:val="0"/>
               <w:pageBreakBefore w:val="0"/>
@@ -6099,7 +6137,7 @@
               <w:bidi w:val="0"/>
               <w:adjustRightInd w:val="0"/>
               <w:snapToGrid w:val="0"/>
-              <w:ind w:left="0" w:right="0" w:firstLine="0" w:leftChars="0" w:rightChars="0" w:firstLineChars="0"/>
+              <w:ind w:left="0" w:leftChars="0" w:right="0" w:rightChars="0" w:firstLine="0" w:firstLineChars="0"/>
               <w:jc w:val="center"/>
               <w:textAlignment w:val="baseline"/>
               <w:rPr>
@@ -6128,7 +6166,7 @@
           </w:tcPr>
           <w:p>
             <w:pPr>
-              <w:pStyle w:val="a1"/>
+              <w:pStyle w:val="30"/>
               <w:keepNext w:val="0"/>
               <w:keepLines w:val="0"/>
               <w:pageBreakBefore w:val="0"/>
@@ -6142,7 +6180,7 @@
               <w:bidi w:val="0"/>
               <w:adjustRightInd w:val="0"/>
               <w:snapToGrid w:val="0"/>
-              <w:ind w:left="0" w:firstLine="0" w:leftChars="0" w:firstLineChars="0"/>
+              <w:ind w:left="0" w:leftChars="0" w:firstLine="0" w:firstLineChars="0"/>
               <w:textAlignment w:val="baseline"/>
               <w:rPr>
                 <w:sz w:val="21"/>
@@ -6170,7 +6208,7 @@
           </w:tcPr>
           <w:p>
             <w:pPr>
-              <w:pStyle w:val="a1"/>
+              <w:pStyle w:val="30"/>
               <w:keepNext w:val="0"/>
               <w:keepLines w:val="0"/>
               <w:pageBreakBefore w:val="0"/>
@@ -6184,7 +6222,7 @@
               <w:bidi w:val="0"/>
               <w:adjustRightInd w:val="0"/>
               <w:snapToGrid w:val="0"/>
-              <w:ind w:left="0" w:firstLine="0" w:leftChars="0" w:firstLineChars="0"/>
+              <w:ind w:left="0" w:leftChars="0" w:firstLine="0" w:firstLineChars="0"/>
               <w:textAlignment w:val="baseline"/>
               <w:rPr>
                 <w:sz w:val="21"/>
@@ -6203,9 +6241,14 @@
       </w:tr>
       <w:tr>
         <w:tblPrEx>
-          <w:tblW w:w="0" w:type="auto"/>
-          <w:tblInd w:w="0" w:type="dxa"/>
-          <w:tblLayout w:type="fixed"/>
+          <w:tblBorders>
+            <w:top w:val="single" w:color="auto" w:sz="4" w:space="0"/>
+            <w:left w:val="single" w:color="auto" w:sz="4" w:space="0"/>
+            <w:bottom w:val="single" w:color="auto" w:sz="4" w:space="0"/>
+            <w:right w:val="single" w:color="auto" w:sz="4" w:space="0"/>
+            <w:insideH w:val="single" w:color="auto" w:sz="4" w:space="0"/>
+            <w:insideV w:val="single" w:color="auto" w:sz="4" w:space="0"/>
+          </w:tblBorders>
           <w:tblCellMar>
             <w:top w:w="0" w:type="dxa"/>
             <w:left w:w="10" w:type="dxa"/>
@@ -6226,11 +6269,11 @@
           </w:tcPr>
           <w:p>
             <w:pPr>
-              <w:pStyle w:val="TableText"/>
+              <w:pStyle w:val="28"/>
               <w:spacing w:before="236" w:line="218" w:lineRule="auto"/>
               <w:ind w:left="255" w:leftChars="0"/>
               <w:rPr>
-                <w:rFonts w:ascii="宋体" w:eastAsia="宋体" w:hAnsi="宋体" w:cs="宋体" w:hint="default"/>
+                <w:rFonts w:hint="default" w:ascii="宋体" w:hAnsi="宋体" w:eastAsia="宋体" w:cs="宋体"/>
                 <w:snapToGrid w:val="0"/>
                 <w:color w:val="000000"/>
                 <w:kern w:val="0"/>
@@ -6264,11 +6307,11 @@
           </w:tcPr>
           <w:p>
             <w:pPr>
-              <w:pStyle w:val="TableText"/>
+              <w:pStyle w:val="28"/>
               <w:spacing w:before="236" w:line="218" w:lineRule="auto"/>
               <w:ind w:left="118" w:leftChars="0"/>
               <w:rPr>
-                <w:rFonts w:ascii="宋体" w:eastAsia="宋体" w:hAnsi="宋体" w:cs="宋体" w:hint="default"/>
+                <w:rFonts w:hint="default" w:ascii="宋体" w:hAnsi="宋体" w:eastAsia="宋体" w:cs="宋体"/>
                 <w:snapToGrid w:val="0"/>
                 <w:color w:val="000000"/>
                 <w:kern w:val="0"/>
@@ -6302,11 +6345,11 @@
           </w:tcPr>
           <w:p>
             <w:pPr>
-              <w:pStyle w:val="TableText"/>
+              <w:pStyle w:val="28"/>
               <w:spacing w:before="236" w:line="237" w:lineRule="auto"/>
               <w:ind w:left="168" w:leftChars="0"/>
               <w:rPr>
-                <w:rFonts w:ascii="宋体" w:eastAsia="宋体" w:hAnsi="宋体" w:cs="宋体" w:hint="default"/>
+                <w:rFonts w:hint="default" w:ascii="宋体" w:hAnsi="宋体" w:eastAsia="宋体" w:cs="宋体"/>
                 <w:snapToGrid w:val="0"/>
                 <w:color w:val="000000"/>
                 <w:kern w:val="0"/>
@@ -6348,11 +6391,11 @@
           </w:tcPr>
           <w:p>
             <w:pPr>
-              <w:pStyle w:val="TableText"/>
+              <w:pStyle w:val="28"/>
               <w:spacing w:before="236" w:line="219" w:lineRule="auto"/>
               <w:ind w:left="161" w:leftChars="0"/>
               <w:rPr>
-                <w:rFonts w:ascii="宋体" w:eastAsia="宋体" w:hAnsi="宋体" w:cs="宋体"/>
+                <w:rFonts w:ascii="宋体" w:hAnsi="宋体" w:eastAsia="宋体" w:cs="宋体"/>
                 <w:snapToGrid w:val="0"/>
                 <w:color w:val="000000"/>
                 <w:kern w:val="0"/>
@@ -6375,7 +6418,7 @@
     </w:tbl>
     <w:p>
       <w:pPr>
-        <w:pStyle w:val="1"/>
+        <w:pStyle w:val="29"/>
         <w:keepNext w:val="0"/>
         <w:keepLines w:val="0"/>
         <w:pageBreakBefore w:val="0"/>
@@ -6391,17 +6434,17 @@
         <w:snapToGrid w:val="0"/>
         <w:textAlignment w:val="baseline"/>
       </w:pPr>
-      <w:bookmarkStart w:id="45" w:name="heading_22"/>
-      <w:bookmarkStart w:id="46" w:name="_Toc16733"/>
+      <w:bookmarkStart w:id="44" w:name="heading_22"/>
+      <w:bookmarkStart w:id="45" w:name="_Toc9723"/>
       <w:r>
         <w:t>相关记录</w:t>
       </w:r>
+      <w:bookmarkEnd w:id="44"/>
       <w:bookmarkEnd w:id="45"/>
-      <w:bookmarkEnd w:id="46"/>
     </w:p>
     <w:p>
       <w:pPr>
-        <w:pStyle w:val="a1"/>
+        <w:pStyle w:val="30"/>
         <w:keepNext w:val="0"/>
         <w:keepLines w:val="0"/>
         <w:pageBreakBefore w:val="0"/>
@@ -6423,7 +6466,7 @@
     </w:p>
     <w:p>
       <w:pPr>
-        <w:pStyle w:val="a1"/>
+        <w:pStyle w:val="30"/>
         <w:keepNext w:val="0"/>
         <w:keepLines w:val="0"/>
         <w:pageBreakBefore w:val="0"/>
@@ -6447,23 +6490,73 @@
     <w:sectPr>
       <w:pgSz w:w="11906" w:h="16838"/>
       <w:pgMar w:top="1440" w:right="1800" w:bottom="1440" w:left="1800" w:header="851" w:footer="992" w:gutter="0"/>
-      <w:cols w:num="1" w:space="425"/>
+      <w:cols w:space="425" w:num="1"/>
       <w:docGrid w:type="lines" w:linePitch="312" w:charSpace="0"/>
     </w:sectPr>
   </w:body>
 </w:document>
 </file>
 
+<file path=word/endnotes.xml><?xml version="1.0" encoding="utf-8"?>
+<w:endnotes xmlns:wpc="http://schemas.microsoft.com/office/word/2010/wordprocessingCanvas" xmlns:mc="http://schemas.openxmlformats.org/markup-compatibility/2006" xmlns:o="urn:schemas-microsoft-com:office:office" xmlns:r="http://schemas.openxmlformats.org/officeDocument/2006/relationships" xmlns:m="http://schemas.openxmlformats.org/officeDocument/2006/math" xmlns:v="urn:schemas-microsoft-com:vml" xmlns:wp14="http://schemas.microsoft.com/office/word/2010/wordprocessingDrawing" xmlns:wp="http://schemas.openxmlformats.org/drawingml/2006/wordprocessingDrawing" xmlns:w="http://schemas.openxmlformats.org/wordprocessingml/2006/main" xmlns:w14="http://schemas.microsoft.com/office/word/2010/wordml" xmlns:w15="http://schemas.microsoft.com/office/word/2012/wordml" xmlns:w10="urn:schemas-microsoft-com:office:word" xmlns:wpg="http://schemas.microsoft.com/office/word/2010/wordprocessingGroup" xmlns:wpi="http://schemas.microsoft.com/office/word/2010/wordprocessingInk" xmlns:wne="http://schemas.microsoft.com/office/word/2006/wordml" xmlns:wps="http://schemas.microsoft.com/office/word/2010/wordprocessingShape" xmlns:wpsCustomData="http://www.wps.cn/officeDocument/2013/wpsCustomData" mc:Ignorable="w14 w15 wp14">
+  <w:endnote w:type="separator" w:id="0">
+    <w:p>
+      <w:pPr>
+        <w:spacing w:line="240" w:lineRule="auto"/>
+      </w:pPr>
+      <w:r>
+        <w:separator/>
+      </w:r>
+    </w:p>
+  </w:endnote>
+  <w:endnote w:type="continuationSeparator" w:id="1">
+    <w:p>
+      <w:pPr>
+        <w:spacing w:line="240" w:lineRule="auto"/>
+      </w:pPr>
+      <w:r>
+        <w:continuationSeparator/>
+      </w:r>
+    </w:p>
+  </w:endnote>
+</w:endnotes>
+</file>
+
+<file path=word/footnotes.xml><?xml version="1.0" encoding="utf-8"?>
+<w:footnotes xmlns:wpc="http://schemas.microsoft.com/office/word/2010/wordprocessingCanvas" xmlns:mc="http://schemas.openxmlformats.org/markup-compatibility/2006" xmlns:o="urn:schemas-microsoft-com:office:office" xmlns:r="http://schemas.openxmlformats.org/officeDocument/2006/relationships" xmlns:m="http://schemas.openxmlformats.org/officeDocument/2006/math" xmlns:v="urn:schemas-microsoft-com:vml" xmlns:wp14="http://schemas.microsoft.com/office/word/2010/wordprocessingDrawing" xmlns:wp="http://schemas.openxmlformats.org/drawingml/2006/wordprocessingDrawing" xmlns:w="http://schemas.openxmlformats.org/wordprocessingml/2006/main" xmlns:w14="http://schemas.microsoft.com/office/word/2010/wordml" xmlns:w15="http://schemas.microsoft.com/office/word/2012/wordml" xmlns:w10="urn:schemas-microsoft-com:office:word" xmlns:wpg="http://schemas.microsoft.com/office/word/2010/wordprocessingGroup" xmlns:wpi="http://schemas.microsoft.com/office/word/2010/wordprocessingInk" xmlns:wne="http://schemas.microsoft.com/office/word/2006/wordml" xmlns:wps="http://schemas.microsoft.com/office/word/2010/wordprocessingShape" xmlns:wpsCustomData="http://www.wps.cn/officeDocument/2013/wpsCustomData" mc:Ignorable="w14 w15 wp14">
+  <w:footnote w:type="separator" w:id="0">
+    <w:p>
+      <w:pPr>
+        <w:spacing w:line="360" w:lineRule="auto"/>
+      </w:pPr>
+      <w:r>
+        <w:separator/>
+      </w:r>
+    </w:p>
+  </w:footnote>
+  <w:footnote w:type="continuationSeparator" w:id="1">
+    <w:p>
+      <w:pPr>
+        <w:spacing w:line="360" w:lineRule="auto"/>
+      </w:pPr>
+      <w:r>
+        <w:continuationSeparator/>
+      </w:r>
+    </w:p>
+  </w:footnote>
+</w:footnotes>
+</file>
+
 <file path=word/numbering.xml><?xml version="1.0" encoding="utf-8"?>
-<w:numbering xmlns:wpc="http://schemas.microsoft.com/office/word/2010/wordprocessingCanvas" xmlns:mc="http://schemas.openxmlformats.org/markup-compatibility/2006" xmlns:o="urn:schemas-microsoft-com:office:office" xmlns:r="http://schemas.openxmlformats.org/officeDocument/2006/relationships" xmlns:m="http://schemas.openxmlformats.org/officeDocument/2006/math" xmlns:v="urn:schemas-microsoft-com:vml" xmlns:wp14="http://schemas.microsoft.com/office/word/2010/wordprocessingDrawing" xmlns:wp="http://schemas.openxmlformats.org/drawingml/2006/wordprocessingDrawing" xmlns:w10="urn:schemas-microsoft-com:office:word" xmlns:w="http://schemas.openxmlformats.org/wordprocessingml/2006/main" xmlns:w14="http://schemas.microsoft.com/office/word/2010/wordml" xmlns:w15="http://schemas.microsoft.com/office/word/2012/wordml" xmlns:wne="http://schemas.microsoft.com/office/word/2006/wordml" xmlns:wpg="http://schemas.microsoft.com/office/word/2010/wordprocessingGroup" xmlns:wpi="http://schemas.microsoft.com/office/word/2010/wordprocessingInk" xmlns:wps="http://schemas.microsoft.com/office/word/2010/wordprocessingShape" mc:Ignorable="w14 w15 wp14">
+<w:numbering xmlns:wpc="http://schemas.microsoft.com/office/word/2010/wordprocessingCanvas" xmlns:mc="http://schemas.openxmlformats.org/markup-compatibility/2006" xmlns:o="urn:schemas-microsoft-com:office:office" xmlns:r="http://schemas.openxmlformats.org/officeDocument/2006/relationships" xmlns:m="http://schemas.openxmlformats.org/officeDocument/2006/math" xmlns:v="urn:schemas-microsoft-com:vml" xmlns:wp14="http://schemas.microsoft.com/office/word/2010/wordprocessingDrawing" xmlns:wp="http://schemas.openxmlformats.org/drawingml/2006/wordprocessingDrawing" xmlns:w10="urn:schemas-microsoft-com:office:word" xmlns:w="http://schemas.openxmlformats.org/wordprocessingml/2006/main" xmlns:w14="http://schemas.microsoft.com/office/word/2010/wordml" xmlns:wpg="http://schemas.microsoft.com/office/word/2010/wordprocessingGroup" xmlns:wpi="http://schemas.microsoft.com/office/word/2010/wordprocessingInk" xmlns:wne="http://schemas.microsoft.com/office/word/2006/wordml" xmlns:wps="http://schemas.microsoft.com/office/word/2010/wordprocessingShape" xmlns:wpsCustomData="http://www.wps.cn/officeDocument/2013/wpsCustomData" mc:Ignorable="w14 wp14">
   <w:abstractNum w:abstractNumId="0">
     <w:nsid w:val="8E964DCE"/>
     <w:multiLevelType w:val="multilevel"/>
     <w:tmpl w:val="8E964DCE"/>
-    <w:lvl w:ilvl="0">
+    <w:lvl w:ilvl="0" w:tentative="0">
       <w:start w:val="1"/>
       <w:numFmt w:val="decimal"/>
-      <w:pStyle w:val="Heading1"/>
+      <w:pStyle w:val="2"/>
       <w:lvlText w:val="%1."/>
       <w:lvlJc w:val="left"/>
       <w:pPr>
@@ -6473,10 +6566,10 @@
         <w:rFonts w:hint="default"/>
       </w:rPr>
     </w:lvl>
-    <w:lvl w:ilvl="1">
+    <w:lvl w:ilvl="1" w:tentative="0">
       <w:start w:val="1"/>
       <w:numFmt w:val="decimal"/>
-      <w:pStyle w:val="Heading2"/>
+      <w:pStyle w:val="3"/>
       <w:lvlText w:val="%1.%2."/>
       <w:lvlJc w:val="left"/>
       <w:pPr>
@@ -6486,10 +6579,10 @@
         <w:rFonts w:hint="default"/>
       </w:rPr>
     </w:lvl>
-    <w:lvl w:ilvl="2">
+    <w:lvl w:ilvl="2" w:tentative="0">
       <w:start w:val="1"/>
       <w:numFmt w:val="decimal"/>
-      <w:pStyle w:val="Heading3"/>
+      <w:pStyle w:val="4"/>
       <w:lvlText w:val="%1.%2.%3."/>
       <w:lvlJc w:val="left"/>
       <w:pPr>
@@ -6499,10 +6592,10 @@
         <w:rFonts w:hint="default"/>
       </w:rPr>
     </w:lvl>
-    <w:lvl w:ilvl="3">
+    <w:lvl w:ilvl="3" w:tentative="0">
       <w:start w:val="1"/>
       <w:numFmt w:val="decimal"/>
-      <w:pStyle w:val="Heading4"/>
+      <w:pStyle w:val="5"/>
       <w:lvlText w:val="%1.%2.%3.%4."/>
       <w:lvlJc w:val="left"/>
       <w:pPr>
@@ -6512,10 +6605,10 @@
         <w:rFonts w:hint="default"/>
       </w:rPr>
     </w:lvl>
-    <w:lvl w:ilvl="4">
+    <w:lvl w:ilvl="4" w:tentative="0">
       <w:start w:val="1"/>
       <w:numFmt w:val="decimal"/>
-      <w:pStyle w:val="Heading5"/>
+      <w:pStyle w:val="6"/>
       <w:lvlText w:val="%1.%2.%3.%4.%5."/>
       <w:lvlJc w:val="left"/>
       <w:pPr>
@@ -6525,10 +6618,10 @@
         <w:rFonts w:hint="default"/>
       </w:rPr>
     </w:lvl>
-    <w:lvl w:ilvl="5">
+    <w:lvl w:ilvl="5" w:tentative="0">
       <w:start w:val="1"/>
       <w:numFmt w:val="decimal"/>
-      <w:pStyle w:val="Heading6"/>
+      <w:pStyle w:val="7"/>
       <w:lvlText w:val="%1.%2.%3.%4.%5.%6."/>
       <w:lvlJc w:val="left"/>
       <w:pPr>
@@ -6538,10 +6631,10 @@
         <w:rFonts w:hint="default"/>
       </w:rPr>
     </w:lvl>
-    <w:lvl w:ilvl="6">
+    <w:lvl w:ilvl="6" w:tentative="0">
       <w:start w:val="1"/>
       <w:numFmt w:val="decimal"/>
-      <w:pStyle w:val="Heading7"/>
+      <w:pStyle w:val="8"/>
       <w:lvlText w:val="%1.%2.%3.%4.%5.%6.%7."/>
       <w:lvlJc w:val="left"/>
       <w:pPr>
@@ -6551,10 +6644,10 @@
         <w:rFonts w:hint="default"/>
       </w:rPr>
     </w:lvl>
-    <w:lvl w:ilvl="7">
+    <w:lvl w:ilvl="7" w:tentative="0">
       <w:start w:val="1"/>
       <w:numFmt w:val="decimal"/>
-      <w:pStyle w:val="Heading8"/>
+      <w:pStyle w:val="9"/>
       <w:lvlText w:val="%1.%2.%3.%4.%5.%6.%7.%8."/>
       <w:lvlJc w:val="left"/>
       <w:pPr>
@@ -6564,10 +6657,10 @@
         <w:rFonts w:hint="default"/>
       </w:rPr>
     </w:lvl>
-    <w:lvl w:ilvl="8">
+    <w:lvl w:ilvl="8" w:tentative="0">
       <w:start w:val="1"/>
       <w:numFmt w:val="decimal"/>
-      <w:pStyle w:val="Heading9"/>
+      <w:pStyle w:val="10"/>
       <w:lvlText w:val="%1.%2.%3.%4.%5.%6.%7.%8.%9."/>
       <w:lvlJc w:val="left"/>
       <w:pPr>
@@ -6585,267 +6678,269 @@
 </file>
 
 <file path=word/styles.xml><?xml version="1.0" encoding="utf-8"?>
-<w:styles xmlns:mc="http://schemas.openxmlformats.org/markup-compatibility/2006" xmlns:r="http://schemas.openxmlformats.org/officeDocument/2006/relationships" xmlns:w="http://schemas.openxmlformats.org/wordprocessingml/2006/main" xmlns:w14="http://schemas.microsoft.com/office/word/2010/wordml" xmlns:w15="http://schemas.microsoft.com/office/word/2012/wordml" mc:Ignorable="w14 w15">
+<w:styles xmlns:mc="http://schemas.openxmlformats.org/markup-compatibility/2006" xmlns:o="urn:schemas-microsoft-com:office:office" xmlns:r="http://schemas.openxmlformats.org/officeDocument/2006/relationships" xmlns:m="http://schemas.openxmlformats.org/officeDocument/2006/math" xmlns:v="urn:schemas-microsoft-com:vml" xmlns:w="http://schemas.openxmlformats.org/wordprocessingml/2006/main" xmlns:w14="http://schemas.microsoft.com/office/word/2010/wordml" xmlns:w10="urn:schemas-microsoft-com:office:word" xmlns:sl="http://schemas.openxmlformats.org/schemaLibrary/2006/main" xmlns:wpsCustomData="http://www.wps.cn/officeDocument/2013/wpsCustomData" mc:Ignorable="w14">
   <w:docDefaults>
     <w:rPrDefault>
       <w:rPr>
-        <w:rFonts w:ascii="Times New Roman" w:eastAsia="宋体" w:hAnsi="Times New Roman" w:cs="Times New Roman"/>
+        <w:rFonts w:ascii="Times New Roman" w:hAnsi="Times New Roman" w:eastAsia="宋体" w:cs="Times New Roman"/>
       </w:rPr>
     </w:rPrDefault>
     <w:pPrDefault/>
   </w:docDefaults>
-  <w:latentStyles w:defLockedState="0" w:defUIPriority="99" w:defSemiHidden="1" w:defUnhideWhenUsed="1" w:defQFormat="0" w:count="260">
-    <w:lsdException w:name="Normal" w:semiHidden="0" w:uiPriority="0" w:unhideWhenUsed="0" w:qFormat="1"/>
-    <w:lsdException w:name="heading 1" w:semiHidden="0" w:uiPriority="0" w:unhideWhenUsed="0" w:qFormat="1"/>
-    <w:lsdException w:name="heading 2" w:semiHidden="0" w:uiPriority="0" w:qFormat="1"/>
-    <w:lsdException w:name="heading 3" w:uiPriority="0" w:qFormat="1"/>
-    <w:lsdException w:name="heading 4" w:semiHidden="0" w:uiPriority="0" w:qFormat="1"/>
-    <w:lsdException w:name="heading 5" w:uiPriority="0" w:qFormat="1"/>
-    <w:lsdException w:name="heading 6" w:uiPriority="0" w:qFormat="1"/>
-    <w:lsdException w:name="heading 7" w:uiPriority="0" w:qFormat="1"/>
-    <w:lsdException w:name="heading 8" w:uiPriority="0" w:qFormat="1"/>
-    <w:lsdException w:name="heading 9" w:uiPriority="0" w:qFormat="1"/>
-    <w:lsdException w:name="index 1" w:semiHidden="0" w:uiPriority="0" w:unhideWhenUsed="0"/>
-    <w:lsdException w:name="index 2" w:semiHidden="0" w:uiPriority="0" w:unhideWhenUsed="0"/>
-    <w:lsdException w:name="index 3" w:semiHidden="0" w:uiPriority="0" w:unhideWhenUsed="0"/>
-    <w:lsdException w:name="index 4" w:semiHidden="0" w:uiPriority="0" w:unhideWhenUsed="0"/>
-    <w:lsdException w:name="index 5" w:semiHidden="0" w:uiPriority="0" w:unhideWhenUsed="0"/>
-    <w:lsdException w:name="index 6" w:semiHidden="0" w:uiPriority="0" w:unhideWhenUsed="0"/>
-    <w:lsdException w:name="index 7" w:semiHidden="0" w:uiPriority="0" w:unhideWhenUsed="0"/>
-    <w:lsdException w:name="index 8" w:semiHidden="0" w:uiPriority="0" w:unhideWhenUsed="0"/>
-    <w:lsdException w:name="index 9" w:semiHidden="0" w:uiPriority="0" w:unhideWhenUsed="0"/>
-    <w:lsdException w:name="toc 1" w:semiHidden="0" w:uiPriority="0" w:unhideWhenUsed="0" w:qFormat="1"/>
-    <w:lsdException w:name="toc 2" w:semiHidden="0" w:uiPriority="0" w:unhideWhenUsed="0" w:qFormat="1"/>
-    <w:lsdException w:name="toc 3" w:semiHidden="0" w:uiPriority="0" w:unhideWhenUsed="0" w:qFormat="1"/>
-    <w:lsdException w:name="toc 4" w:semiHidden="0" w:uiPriority="0" w:unhideWhenUsed="0"/>
-    <w:lsdException w:name="toc 5" w:semiHidden="0" w:uiPriority="0" w:unhideWhenUsed="0"/>
-    <w:lsdException w:name="toc 6" w:semiHidden="0" w:uiPriority="0" w:unhideWhenUsed="0"/>
-    <w:lsdException w:name="toc 7" w:semiHidden="0" w:uiPriority="0" w:unhideWhenUsed="0"/>
-    <w:lsdException w:name="toc 8" w:semiHidden="0" w:uiPriority="0" w:unhideWhenUsed="0"/>
-    <w:lsdException w:name="toc 9" w:semiHidden="0" w:uiPriority="0" w:unhideWhenUsed="0"/>
-    <w:lsdException w:name="Normal Indent" w:semiHidden="0" w:uiPriority="0" w:unhideWhenUsed="0"/>
-    <w:lsdException w:name="footnote text" w:semiHidden="0" w:uiPriority="0" w:unhideWhenUsed="0"/>
-    <w:lsdException w:name="annotation text" w:semiHidden="0" w:uiPriority="0" w:unhideWhenUsed="0" w:qFormat="1"/>
-    <w:lsdException w:name="header" w:semiHidden="0" w:uiPriority="0" w:unhideWhenUsed="0" w:qFormat="1"/>
-    <w:lsdException w:name="footer" w:semiHidden="0" w:uiPriority="0" w:unhideWhenUsed="0" w:qFormat="1"/>
-    <w:lsdException w:name="index heading" w:semiHidden="0" w:uiPriority="0" w:unhideWhenUsed="0"/>
-    <w:lsdException w:name="caption" w:uiPriority="0" w:qFormat="1"/>
-    <w:lsdException w:name="table of figures" w:semiHidden="0" w:uiPriority="0" w:unhideWhenUsed="0"/>
-    <w:lsdException w:name="envelope address" w:semiHidden="0" w:uiPriority="0" w:unhideWhenUsed="0"/>
-    <w:lsdException w:name="envelope return" w:semiHidden="0" w:uiPriority="0" w:unhideWhenUsed="0"/>
-    <w:lsdException w:name="footnote reference" w:semiHidden="0" w:uiPriority="0" w:unhideWhenUsed="0"/>
-    <w:lsdException w:name="annotation reference" w:semiHidden="0" w:uiPriority="0" w:unhideWhenUsed="0"/>
-    <w:lsdException w:name="line number" w:semiHidden="0" w:uiPriority="0" w:unhideWhenUsed="0"/>
-    <w:lsdException w:name="page number" w:semiHidden="0" w:uiPriority="0" w:unhideWhenUsed="0"/>
-    <w:lsdException w:name="endnote reference" w:semiHidden="0" w:uiPriority="0" w:unhideWhenUsed="0"/>
-    <w:lsdException w:name="endnote text" w:semiHidden="0" w:uiPriority="0" w:unhideWhenUsed="0"/>
-    <w:lsdException w:name="table of authorities" w:semiHidden="0" w:uiPriority="0" w:unhideWhenUsed="0"/>
-    <w:lsdException w:name="macro" w:semiHidden="0" w:uiPriority="0" w:unhideWhenUsed="0"/>
-    <w:lsdException w:name="toa heading" w:semiHidden="0" w:uiPriority="0" w:unhideWhenUsed="0"/>
-    <w:lsdException w:name="List" w:semiHidden="0" w:uiPriority="0" w:unhideWhenUsed="0"/>
-    <w:lsdException w:name="List Bullet" w:semiHidden="0" w:uiPriority="0" w:unhideWhenUsed="0"/>
-    <w:lsdException w:name="List Number" w:semiHidden="0" w:uiPriority="0" w:unhideWhenUsed="0"/>
-    <w:lsdException w:name="List 2" w:semiHidden="0" w:uiPriority="0" w:unhideWhenUsed="0"/>
-    <w:lsdException w:name="List 3" w:semiHidden="0" w:uiPriority="0" w:unhideWhenUsed="0"/>
-    <w:lsdException w:name="List 4" w:semiHidden="0" w:uiPriority="0" w:unhideWhenUsed="0"/>
-    <w:lsdException w:name="List 5" w:semiHidden="0" w:uiPriority="0" w:unhideWhenUsed="0"/>
-    <w:lsdException w:name="List Bullet 2" w:semiHidden="0" w:uiPriority="0" w:unhideWhenUsed="0"/>
-    <w:lsdException w:name="List Bullet 3" w:semiHidden="0" w:uiPriority="0" w:unhideWhenUsed="0"/>
-    <w:lsdException w:name="List Bullet 4" w:semiHidden="0" w:uiPriority="0" w:unhideWhenUsed="0"/>
-    <w:lsdException w:name="List Bullet 5" w:semiHidden="0" w:uiPriority="0" w:unhideWhenUsed="0"/>
-    <w:lsdException w:name="List Number 2" w:semiHidden="0" w:uiPriority="0" w:unhideWhenUsed="0"/>
-    <w:lsdException w:name="List Number 3" w:semiHidden="0" w:uiPriority="0" w:unhideWhenUsed="0"/>
-    <w:lsdException w:name="List Number 4" w:semiHidden="0" w:uiPriority="0" w:unhideWhenUsed="0"/>
-    <w:lsdException w:name="List Number 5" w:semiHidden="0" w:uiPriority="0" w:unhideWhenUsed="0"/>
-    <w:lsdException w:name="Title" w:semiHidden="0" w:uiPriority="0" w:unhideWhenUsed="0" w:qFormat="1"/>
-    <w:lsdException w:name="Closing" w:semiHidden="0" w:uiPriority="0" w:unhideWhenUsed="0"/>
-    <w:lsdException w:name="Signature" w:semiHidden="0" w:uiPriority="0" w:unhideWhenUsed="0"/>
-    <w:lsdException w:name="Default Paragraph Font" w:uiPriority="0" w:unhideWhenUsed="0" w:qFormat="1"/>
-    <w:lsdException w:name="Body Text" w:uiPriority="0" w:unhideWhenUsed="0" w:qFormat="1"/>
-    <w:lsdException w:name="Body Text Indent" w:semiHidden="0" w:uiPriority="0" w:unhideWhenUsed="0"/>
-    <w:lsdException w:name="List Continue" w:semiHidden="0" w:uiPriority="0" w:unhideWhenUsed="0"/>
-    <w:lsdException w:name="List Continue 2" w:semiHidden="0" w:uiPriority="0" w:unhideWhenUsed="0"/>
-    <w:lsdException w:name="List Continue 3" w:semiHidden="0" w:uiPriority="0" w:unhideWhenUsed="0"/>
-    <w:lsdException w:name="List Continue 4" w:semiHidden="0" w:uiPriority="0" w:unhideWhenUsed="0"/>
-    <w:lsdException w:name="List Continue 5" w:semiHidden="0" w:uiPriority="0" w:unhideWhenUsed="0"/>
-    <w:lsdException w:name="Message Header" w:semiHidden="0" w:uiPriority="0" w:unhideWhenUsed="0"/>
-    <w:lsdException w:name="Subtitle" w:semiHidden="0" w:uiPriority="0" w:unhideWhenUsed="0" w:qFormat="1"/>
-    <w:lsdException w:name="Salutation" w:semiHidden="0" w:uiPriority="0" w:unhideWhenUsed="0"/>
-    <w:lsdException w:name="Date" w:semiHidden="0" w:uiPriority="0" w:unhideWhenUsed="0"/>
-    <w:lsdException w:name="Body Text First Indent" w:semiHidden="0" w:uiPriority="0" w:unhideWhenUsed="0"/>
-    <w:lsdException w:name="Body Text First Indent 2" w:semiHidden="0" w:uiPriority="0" w:unhideWhenUsed="0"/>
-    <w:lsdException w:name="Body Text 2" w:semiHidden="0" w:uiPriority="0" w:unhideWhenUsed="0"/>
-    <w:lsdException w:name="Body Text 3" w:semiHidden="0" w:uiPriority="0" w:unhideWhenUsed="0"/>
-    <w:lsdException w:name="Body Text Indent 2" w:semiHidden="0" w:uiPriority="0" w:unhideWhenUsed="0"/>
-    <w:lsdException w:name="Body Text Indent 3" w:semiHidden="0" w:uiPriority="0" w:unhideWhenUsed="0"/>
-    <w:lsdException w:name="Block Text" w:semiHidden="0" w:uiPriority="0" w:unhideWhenUsed="0"/>
-    <w:lsdException w:name="Hyperlink" w:semiHidden="0" w:uiPriority="0" w:unhideWhenUsed="0"/>
-    <w:lsdException w:name="FollowedHyperlink" w:semiHidden="0" w:uiPriority="0" w:unhideWhenUsed="0"/>
-    <w:lsdException w:name="Strong" w:semiHidden="0" w:uiPriority="0" w:unhideWhenUsed="0" w:qFormat="1"/>
-    <w:lsdException w:name="Emphasis" w:semiHidden="0" w:uiPriority="0" w:unhideWhenUsed="0" w:qFormat="1"/>
-    <w:lsdException w:name="Document Map" w:semiHidden="0" w:uiPriority="0" w:unhideWhenUsed="0"/>
-    <w:lsdException w:name="Plain Text" w:semiHidden="0" w:uiPriority="0" w:unhideWhenUsed="0"/>
-    <w:lsdException w:name="E-mail Signature" w:semiHidden="0" w:uiPriority="0" w:unhideWhenUsed="0"/>
-    <w:lsdException w:name="Normal (Web)" w:semiHidden="0" w:uiPriority="0" w:unhideWhenUsed="0" w:qFormat="1"/>
-    <w:lsdException w:name="HTML Acronym" w:semiHidden="0" w:uiPriority="0" w:unhideWhenUsed="0"/>
-    <w:lsdException w:name="HTML Address" w:semiHidden="0" w:uiPriority="0" w:unhideWhenUsed="0"/>
-    <w:lsdException w:name="HTML Cite" w:semiHidden="0" w:uiPriority="0" w:unhideWhenUsed="0"/>
-    <w:lsdException w:name="HTML Code" w:semiHidden="0" w:uiPriority="0" w:unhideWhenUsed="0"/>
-    <w:lsdException w:name="HTML Definition" w:semiHidden="0" w:uiPriority="0" w:unhideWhenUsed="0"/>
-    <w:lsdException w:name="HTML Keyboard" w:semiHidden="0" w:uiPriority="0" w:unhideWhenUsed="0"/>
-    <w:lsdException w:name="HTML Preformatted" w:semiHidden="0" w:uiPriority="0" w:unhideWhenUsed="0"/>
-    <w:lsdException w:name="HTML Sample" w:semiHidden="0" w:uiPriority="0" w:unhideWhenUsed="0"/>
-    <w:lsdException w:name="HTML Typewriter" w:semiHidden="0" w:uiPriority="0" w:unhideWhenUsed="0"/>
-    <w:lsdException w:name="HTML Variable" w:semiHidden="0" w:uiPriority="0" w:unhideWhenUsed="0"/>
-    <w:lsdException w:name="Normal Table" w:uiPriority="0" w:unhideWhenUsed="0" w:qFormat="1"/>
-    <w:lsdException w:name="annotation subject" w:semiHidden="0" w:uiPriority="0" w:unhideWhenUsed="0"/>
-    <w:lsdException w:name="Table Simple 1" w:semiHidden="0" w:uiPriority="0" w:unhideWhenUsed="0"/>
-    <w:lsdException w:name="Table Simple 2" w:semiHidden="0" w:uiPriority="0" w:unhideWhenUsed="0"/>
-    <w:lsdException w:name="Table Simple 3" w:semiHidden="0" w:uiPriority="0" w:unhideWhenUsed="0"/>
-    <w:lsdException w:name="Table Classic 1" w:semiHidden="0" w:uiPriority="0" w:unhideWhenUsed="0"/>
-    <w:lsdException w:name="Table Classic 2" w:semiHidden="0" w:uiPriority="0" w:unhideWhenUsed="0"/>
-    <w:lsdException w:name="Table Classic 3" w:semiHidden="0" w:uiPriority="0" w:unhideWhenUsed="0"/>
-    <w:lsdException w:name="Table Classic 4" w:semiHidden="0" w:uiPriority="0" w:unhideWhenUsed="0"/>
-    <w:lsdException w:name="Table Colorful 1" w:semiHidden="0" w:uiPriority="0" w:unhideWhenUsed="0"/>
-    <w:lsdException w:name="Table Colorful 2" w:semiHidden="0" w:uiPriority="0" w:unhideWhenUsed="0"/>
-    <w:lsdException w:name="Table Colorful 3" w:semiHidden="0" w:uiPriority="0" w:unhideWhenUsed="0"/>
-    <w:lsdException w:name="Table Columns 1" w:semiHidden="0" w:uiPriority="0" w:unhideWhenUsed="0"/>
-    <w:lsdException w:name="Table Columns 2" w:semiHidden="0" w:uiPriority="0" w:unhideWhenUsed="0"/>
-    <w:lsdException w:name="Table Columns 3" w:semiHidden="0" w:uiPriority="0" w:unhideWhenUsed="0"/>
-    <w:lsdException w:name="Table Columns 4" w:semiHidden="0" w:uiPriority="0" w:unhideWhenUsed="0"/>
-    <w:lsdException w:name="Table Columns 5" w:semiHidden="0" w:uiPriority="0" w:unhideWhenUsed="0"/>
-    <w:lsdException w:name="Table Grid 1" w:semiHidden="0" w:uiPriority="0" w:unhideWhenUsed="0"/>
-    <w:lsdException w:name="Table Grid 2" w:semiHidden="0" w:uiPriority="0" w:unhideWhenUsed="0"/>
-    <w:lsdException w:name="Table Grid 3" w:semiHidden="0" w:uiPriority="0" w:unhideWhenUsed="0"/>
-    <w:lsdException w:name="Table Grid 4" w:semiHidden="0" w:uiPriority="0" w:unhideWhenUsed="0"/>
-    <w:lsdException w:name="Table Grid 5" w:semiHidden="0" w:uiPriority="0" w:unhideWhenUsed="0"/>
-    <w:lsdException w:name="Table Grid 6" w:semiHidden="0" w:uiPriority="0" w:unhideWhenUsed="0"/>
-    <w:lsdException w:name="Table Grid 7" w:semiHidden="0" w:uiPriority="0" w:unhideWhenUsed="0"/>
-    <w:lsdException w:name="Table Grid 8" w:semiHidden="0" w:uiPriority="0" w:unhideWhenUsed="0"/>
-    <w:lsdException w:name="Table List 1" w:semiHidden="0" w:uiPriority="0" w:unhideWhenUsed="0"/>
-    <w:lsdException w:name="Table List 2" w:semiHidden="0" w:uiPriority="0" w:unhideWhenUsed="0"/>
-    <w:lsdException w:name="Table List 3" w:semiHidden="0" w:uiPriority="0" w:unhideWhenUsed="0"/>
-    <w:lsdException w:name="Table List 4" w:semiHidden="0" w:uiPriority="0" w:unhideWhenUsed="0"/>
-    <w:lsdException w:name="Table List 5" w:semiHidden="0" w:uiPriority="0" w:unhideWhenUsed="0"/>
-    <w:lsdException w:name="Table List 6" w:semiHidden="0" w:uiPriority="0" w:unhideWhenUsed="0"/>
-    <w:lsdException w:name="Table List 7" w:semiHidden="0" w:uiPriority="0" w:unhideWhenUsed="0"/>
-    <w:lsdException w:name="Table List 8" w:semiHidden="0" w:uiPriority="0" w:unhideWhenUsed="0"/>
-    <w:lsdException w:name="Table 3D effects 1" w:semiHidden="0" w:uiPriority="0" w:unhideWhenUsed="0"/>
-    <w:lsdException w:name="Table 3D effects 2" w:semiHidden="0" w:uiPriority="0" w:unhideWhenUsed="0"/>
-    <w:lsdException w:name="Table 3D effects 3" w:semiHidden="0" w:uiPriority="0" w:unhideWhenUsed="0"/>
-    <w:lsdException w:name="Table Contemporary" w:semiHidden="0" w:uiPriority="0" w:unhideWhenUsed="0"/>
-    <w:lsdException w:name="Table Elegant" w:semiHidden="0" w:uiPriority="0" w:unhideWhenUsed="0"/>
-    <w:lsdException w:name="Table Professional" w:semiHidden="0" w:uiPriority="0" w:unhideWhenUsed="0"/>
-    <w:lsdException w:name="Table Subtle 1" w:semiHidden="0" w:uiPriority="0" w:unhideWhenUsed="0"/>
-    <w:lsdException w:name="Table Subtle 2" w:semiHidden="0" w:uiPriority="0" w:unhideWhenUsed="0"/>
-    <w:lsdException w:name="Table Web 1" w:semiHidden="0" w:uiPriority="0" w:unhideWhenUsed="0"/>
-    <w:lsdException w:name="Table Web 2" w:semiHidden="0" w:uiPriority="0" w:unhideWhenUsed="0"/>
-    <w:lsdException w:name="Table Web 3" w:semiHidden="0" w:uiPriority="0" w:unhideWhenUsed="0"/>
-    <w:lsdException w:name="Balloon Text" w:semiHidden="0" w:uiPriority="0" w:unhideWhenUsed="0"/>
-    <w:lsdException w:name="Table Grid" w:semiHidden="0" w:uiPriority="0" w:unhideWhenUsed="0" w:qFormat="1"/>
-    <w:lsdException w:name="Table Theme" w:semiHidden="0" w:uiPriority="0" w:unhideWhenUsed="0"/>
-    <w:lsdException w:name="Light Shading" w:semiHidden="0" w:uiPriority="60" w:unhideWhenUsed="0"/>
-    <w:lsdException w:name="Light List" w:semiHidden="0" w:uiPriority="61" w:unhideWhenUsed="0"/>
-    <w:lsdException w:name="Light Grid" w:semiHidden="0" w:uiPriority="62" w:unhideWhenUsed="0"/>
-    <w:lsdException w:name="Medium Shading 1" w:semiHidden="0" w:uiPriority="63" w:unhideWhenUsed="0"/>
-    <w:lsdException w:name="Medium Shading 2" w:semiHidden="0" w:uiPriority="64" w:unhideWhenUsed="0"/>
-    <w:lsdException w:name="Medium List 1" w:semiHidden="0" w:uiPriority="65" w:unhideWhenUsed="0"/>
-    <w:lsdException w:name="Medium List 2" w:semiHidden="0" w:uiPriority="66" w:unhideWhenUsed="0"/>
-    <w:lsdException w:name="Medium Grid 1" w:semiHidden="0" w:uiPriority="67" w:unhideWhenUsed="0"/>
-    <w:lsdException w:name="Medium Grid 2" w:semiHidden="0" w:uiPriority="68" w:unhideWhenUsed="0"/>
-    <w:lsdException w:name="Medium Grid 3" w:semiHidden="0" w:uiPriority="69" w:unhideWhenUsed="0"/>
-    <w:lsdException w:name="Dark List" w:semiHidden="0" w:uiPriority="70" w:unhideWhenUsed="0"/>
-    <w:lsdException w:name="Colorful Shading" w:semiHidden="0" w:uiPriority="71" w:unhideWhenUsed="0"/>
-    <w:lsdException w:name="Colorful List" w:semiHidden="0" w:uiPriority="72" w:unhideWhenUsed="0"/>
-    <w:lsdException w:name="Colorful Grid" w:semiHidden="0" w:uiPriority="73" w:unhideWhenUsed="0"/>
-    <w:lsdException w:name="Light Shading Accent 1" w:semiHidden="0" w:uiPriority="60" w:unhideWhenUsed="0"/>
-    <w:lsdException w:name="Light List Accent 1" w:semiHidden="0" w:uiPriority="61" w:unhideWhenUsed="0"/>
-    <w:lsdException w:name="Light Grid Accent 1" w:semiHidden="0" w:uiPriority="62" w:unhideWhenUsed="0"/>
-    <w:lsdException w:name="Medium Shading 1 Accent 1" w:semiHidden="0" w:uiPriority="63" w:unhideWhenUsed="0"/>
-    <w:lsdException w:name="Medium Shading 2 Accent 1" w:semiHidden="0" w:uiPriority="64" w:unhideWhenUsed="0"/>
-    <w:lsdException w:name="Medium List 1 Accent 1" w:semiHidden="0" w:uiPriority="65" w:unhideWhenUsed="0"/>
-    <w:lsdException w:name="Medium List 2 Accent 1" w:semiHidden="0" w:uiPriority="66" w:unhideWhenUsed="0"/>
-    <w:lsdException w:name="Medium Grid 1 Accent 1" w:semiHidden="0" w:uiPriority="67" w:unhideWhenUsed="0"/>
-    <w:lsdException w:name="Medium Grid 2 Accent 1" w:semiHidden="0" w:uiPriority="68" w:unhideWhenUsed="0"/>
-    <w:lsdException w:name="Medium Grid 3 Accent 1" w:semiHidden="0" w:uiPriority="69" w:unhideWhenUsed="0"/>
-    <w:lsdException w:name="Dark List Accent 1" w:semiHidden="0" w:uiPriority="70" w:unhideWhenUsed="0"/>
-    <w:lsdException w:name="Colorful Shading Accent 1" w:semiHidden="0" w:uiPriority="71" w:unhideWhenUsed="0"/>
-    <w:lsdException w:name="Colorful List Accent 1" w:semiHidden="0" w:uiPriority="72" w:unhideWhenUsed="0"/>
-    <w:lsdException w:name="Colorful Grid Accent 1" w:semiHidden="0" w:uiPriority="73" w:unhideWhenUsed="0"/>
-    <w:lsdException w:name="Light Shading Accent 2" w:semiHidden="0" w:uiPriority="60" w:unhideWhenUsed="0"/>
-    <w:lsdException w:name="Light List Accent 2" w:semiHidden="0" w:uiPriority="61" w:unhideWhenUsed="0"/>
-    <w:lsdException w:name="Light Grid Accent 2" w:semiHidden="0" w:uiPriority="62" w:unhideWhenUsed="0"/>
-    <w:lsdException w:name="Medium Shading 1 Accent 2" w:semiHidden="0" w:uiPriority="63" w:unhideWhenUsed="0"/>
-    <w:lsdException w:name="Medium Shading 2 Accent 2" w:semiHidden="0" w:uiPriority="64" w:unhideWhenUsed="0"/>
-    <w:lsdException w:name="Medium List 1 Accent 2" w:semiHidden="0" w:uiPriority="65" w:unhideWhenUsed="0"/>
-    <w:lsdException w:name="Medium List 2 Accent 2" w:semiHidden="0" w:uiPriority="66" w:unhideWhenUsed="0"/>
-    <w:lsdException w:name="Medium Grid 1 Accent 2" w:semiHidden="0" w:uiPriority="67" w:unhideWhenUsed="0"/>
-    <w:lsdException w:name="Medium Grid 2 Accent 2" w:semiHidden="0" w:uiPriority="68" w:unhideWhenUsed="0"/>
-    <w:lsdException w:name="Medium Grid 3 Accent 2" w:semiHidden="0" w:uiPriority="69" w:unhideWhenUsed="0"/>
-    <w:lsdException w:name="Dark List Accent 2" w:semiHidden="0" w:uiPriority="70" w:unhideWhenUsed="0"/>
-    <w:lsdException w:name="Colorful Shading Accent 2" w:semiHidden="0" w:uiPriority="71" w:unhideWhenUsed="0"/>
-    <w:lsdException w:name="Colorful List Accent 2" w:semiHidden="0" w:uiPriority="72" w:unhideWhenUsed="0"/>
-    <w:lsdException w:name="Colorful Grid Accent 2" w:semiHidden="0" w:uiPriority="73" w:unhideWhenUsed="0"/>
-    <w:lsdException w:name="Light Shading Accent 3" w:semiHidden="0" w:uiPriority="60" w:unhideWhenUsed="0"/>
-    <w:lsdException w:name="Light List Accent 3" w:semiHidden="0" w:uiPriority="61" w:unhideWhenUsed="0"/>
-    <w:lsdException w:name="Light Grid Accent 3" w:semiHidden="0" w:uiPriority="62" w:unhideWhenUsed="0"/>
-    <w:lsdException w:name="Medium Shading 1 Accent 3" w:semiHidden="0" w:uiPriority="63" w:unhideWhenUsed="0"/>
-    <w:lsdException w:name="Medium Shading 2 Accent 3" w:semiHidden="0" w:uiPriority="64" w:unhideWhenUsed="0"/>
-    <w:lsdException w:name="Medium List 1 Accent 3" w:semiHidden="0" w:uiPriority="65" w:unhideWhenUsed="0"/>
-    <w:lsdException w:name="Medium List 2 Accent 3" w:semiHidden="0" w:uiPriority="66" w:unhideWhenUsed="0"/>
-    <w:lsdException w:name="Medium Grid 1 Accent 3" w:semiHidden="0" w:uiPriority="67" w:unhideWhenUsed="0"/>
-    <w:lsdException w:name="Medium Grid 2 Accent 3" w:semiHidden="0" w:uiPriority="68" w:unhideWhenUsed="0"/>
-    <w:lsdException w:name="Medium Grid 3 Accent 3" w:semiHidden="0" w:uiPriority="69" w:unhideWhenUsed="0"/>
-    <w:lsdException w:name="Dark List Accent 3" w:semiHidden="0" w:uiPriority="70" w:unhideWhenUsed="0"/>
-    <w:lsdException w:name="Colorful Shading Accent 3" w:semiHidden="0" w:uiPriority="71" w:unhideWhenUsed="0"/>
-    <w:lsdException w:name="Colorful List Accent 3" w:semiHidden="0" w:uiPriority="72" w:unhideWhenUsed="0"/>
-    <w:lsdException w:name="Colorful Grid Accent 3" w:semiHidden="0" w:uiPriority="73" w:unhideWhenUsed="0"/>
-    <w:lsdException w:name="Light Shading Accent 4" w:semiHidden="0" w:uiPriority="60" w:unhideWhenUsed="0"/>
-    <w:lsdException w:name="Light List Accent 4" w:semiHidden="0" w:uiPriority="61" w:unhideWhenUsed="0"/>
-    <w:lsdException w:name="Light Grid Accent 4" w:semiHidden="0" w:uiPriority="62" w:unhideWhenUsed="0"/>
-    <w:lsdException w:name="Medium Shading 1 Accent 4" w:semiHidden="0" w:uiPriority="63" w:unhideWhenUsed="0"/>
-    <w:lsdException w:name="Medium Shading 2 Accent 4" w:semiHidden="0" w:uiPriority="64" w:unhideWhenUsed="0"/>
-    <w:lsdException w:name="Medium List 1 Accent 4" w:semiHidden="0" w:uiPriority="65" w:unhideWhenUsed="0"/>
-    <w:lsdException w:name="Medium List 2 Accent 4" w:semiHidden="0" w:uiPriority="66" w:unhideWhenUsed="0"/>
-    <w:lsdException w:name="Medium Grid 1 Accent 4" w:semiHidden="0" w:uiPriority="67" w:unhideWhenUsed="0"/>
-    <w:lsdException w:name="Medium Grid 2 Accent 4" w:semiHidden="0" w:uiPriority="68" w:unhideWhenUsed="0"/>
-    <w:lsdException w:name="Medium Grid 3 Accent 4" w:semiHidden="0" w:uiPriority="69" w:unhideWhenUsed="0"/>
-    <w:lsdException w:name="Dark List Accent 4" w:semiHidden="0" w:uiPriority="70" w:unhideWhenUsed="0"/>
-    <w:lsdException w:name="Colorful Shading Accent 4" w:semiHidden="0" w:uiPriority="71" w:unhideWhenUsed="0"/>
-    <w:lsdException w:name="Colorful List Accent 4" w:semiHidden="0" w:uiPriority="72" w:unhideWhenUsed="0"/>
-    <w:lsdException w:name="Colorful Grid Accent 4" w:semiHidden="0" w:uiPriority="73" w:unhideWhenUsed="0"/>
-    <w:lsdException w:name="Light Shading Accent 5" w:semiHidden="0" w:uiPriority="60" w:unhideWhenUsed="0"/>
-    <w:lsdException w:name="Light List Accent 5" w:semiHidden="0" w:uiPriority="61" w:unhideWhenUsed="0"/>
-    <w:lsdException w:name="Light Grid Accent 5" w:semiHidden="0" w:uiPriority="62" w:unhideWhenUsed="0"/>
-    <w:lsdException w:name="Medium Shading 1 Accent 5" w:semiHidden="0" w:uiPriority="63" w:unhideWhenUsed="0"/>
-    <w:lsdException w:name="Medium Shading 2 Accent 5" w:semiHidden="0" w:uiPriority="64" w:unhideWhenUsed="0"/>
-    <w:lsdException w:name="Medium List 1 Accent 5" w:semiHidden="0" w:uiPriority="65" w:unhideWhenUsed="0"/>
-    <w:lsdException w:name="Medium List 2 Accent 5" w:semiHidden="0" w:uiPriority="66" w:unhideWhenUsed="0"/>
-    <w:lsdException w:name="Medium Grid 1 Accent 5" w:semiHidden="0" w:uiPriority="67" w:unhideWhenUsed="0"/>
-    <w:lsdException w:name="Medium Grid 2 Accent 5" w:semiHidden="0" w:uiPriority="68" w:unhideWhenUsed="0"/>
-    <w:lsdException w:name="Medium Grid 3 Accent 5" w:semiHidden="0" w:uiPriority="69" w:unhideWhenUsed="0"/>
-    <w:lsdException w:name="Dark List Accent 5" w:semiHidden="0" w:uiPriority="70" w:unhideWhenUsed="0"/>
-    <w:lsdException w:name="Colorful Shading Accent 5" w:semiHidden="0" w:uiPriority="71" w:unhideWhenUsed="0"/>
-    <w:lsdException w:name="Colorful List Accent 5" w:semiHidden="0" w:uiPriority="72" w:unhideWhenUsed="0"/>
-    <w:lsdException w:name="Colorful Grid Accent 5" w:semiHidden="0" w:uiPriority="73" w:unhideWhenUsed="0"/>
-    <w:lsdException w:name="Light Shading Accent 6" w:semiHidden="0" w:uiPriority="60" w:unhideWhenUsed="0"/>
-    <w:lsdException w:name="Light List Accent 6" w:semiHidden="0" w:uiPriority="61" w:unhideWhenUsed="0"/>
-    <w:lsdException w:name="Light Grid Accent 6" w:semiHidden="0" w:uiPriority="62" w:unhideWhenUsed="0"/>
-    <w:lsdException w:name="Medium Shading 1 Accent 6" w:semiHidden="0" w:uiPriority="63" w:unhideWhenUsed="0"/>
-    <w:lsdException w:name="Medium Shading 2 Accent 6" w:semiHidden="0" w:uiPriority="64" w:unhideWhenUsed="0"/>
-    <w:lsdException w:name="Medium List 1 Accent 6" w:semiHidden="0" w:uiPriority="65" w:unhideWhenUsed="0"/>
-    <w:lsdException w:name="Medium List 2 Accent 6" w:semiHidden="0" w:uiPriority="66" w:unhideWhenUsed="0"/>
-    <w:lsdException w:name="Medium Grid 1 Accent 6" w:semiHidden="0" w:uiPriority="67" w:unhideWhenUsed="0"/>
-    <w:lsdException w:name="Medium Grid 2 Accent 6" w:semiHidden="0" w:uiPriority="68" w:unhideWhenUsed="0"/>
-    <w:lsdException w:name="Medium Grid 3 Accent 6" w:semiHidden="0" w:uiPriority="69" w:unhideWhenUsed="0"/>
-    <w:lsdException w:name="Dark List Accent 6" w:semiHidden="0" w:uiPriority="70" w:unhideWhenUsed="0"/>
-    <w:lsdException w:name="Colorful Shading Accent 6" w:semiHidden="0" w:uiPriority="71" w:unhideWhenUsed="0"/>
-    <w:lsdException w:name="Colorful List Accent 6" w:semiHidden="0" w:uiPriority="72" w:unhideWhenUsed="0"/>
-    <w:lsdException w:name="Colorful Grid Accent 6" w:semiHidden="0" w:uiPriority="73" w:unhideWhenUsed="0"/>
+  <w:latentStyles w:count="260" w:defQFormat="0" w:defUnhideWhenUsed="1" w:defSemiHidden="1" w:defUIPriority="99" w:defLockedState="0">
+    <w:lsdException w:qFormat="1" w:unhideWhenUsed="0" w:uiPriority="0" w:semiHidden="0" w:name="Normal"/>
+    <w:lsdException w:qFormat="1" w:unhideWhenUsed="0" w:uiPriority="0" w:semiHidden="0" w:name="heading 1"/>
+    <w:lsdException w:qFormat="1" w:uiPriority="0" w:semiHidden="0" w:name="heading 2"/>
+    <w:lsdException w:qFormat="1" w:uiPriority="0" w:name="heading 3"/>
+    <w:lsdException w:qFormat="1" w:uiPriority="0" w:semiHidden="0" w:name="heading 4"/>
+    <w:lsdException w:qFormat="1" w:uiPriority="0" w:name="heading 5"/>
+    <w:lsdException w:qFormat="1" w:uiPriority="0" w:name="heading 6"/>
+    <w:lsdException w:qFormat="1" w:uiPriority="0" w:name="heading 7"/>
+    <w:lsdException w:qFormat="1" w:uiPriority="0" w:name="heading 8"/>
+    <w:lsdException w:qFormat="1" w:uiPriority="0" w:name="heading 9"/>
+    <w:lsdException w:unhideWhenUsed="0" w:uiPriority="0" w:semiHidden="0" w:name="index 1"/>
+    <w:lsdException w:unhideWhenUsed="0" w:uiPriority="0" w:semiHidden="0" w:name="index 2"/>
+    <w:lsdException w:unhideWhenUsed="0" w:uiPriority="0" w:semiHidden="0" w:name="index 3"/>
+    <w:lsdException w:unhideWhenUsed="0" w:uiPriority="0" w:semiHidden="0" w:name="index 4"/>
+    <w:lsdException w:unhideWhenUsed="0" w:uiPriority="0" w:semiHidden="0" w:name="index 5"/>
+    <w:lsdException w:unhideWhenUsed="0" w:uiPriority="0" w:semiHidden="0" w:name="index 6"/>
+    <w:lsdException w:unhideWhenUsed="0" w:uiPriority="0" w:semiHidden="0" w:name="index 7"/>
+    <w:lsdException w:unhideWhenUsed="0" w:uiPriority="0" w:semiHidden="0" w:name="index 8"/>
+    <w:lsdException w:unhideWhenUsed="0" w:uiPriority="0" w:semiHidden="0" w:name="index 9"/>
+    <w:lsdException w:qFormat="1" w:unhideWhenUsed="0" w:uiPriority="0" w:semiHidden="0" w:name="toc 1"/>
+    <w:lsdException w:qFormat="1" w:unhideWhenUsed="0" w:uiPriority="0" w:semiHidden="0" w:name="toc 2"/>
+    <w:lsdException w:qFormat="1" w:unhideWhenUsed="0" w:uiPriority="0" w:semiHidden="0" w:name="toc 3"/>
+    <w:lsdException w:unhideWhenUsed="0" w:uiPriority="0" w:semiHidden="0" w:name="toc 4"/>
+    <w:lsdException w:unhideWhenUsed="0" w:uiPriority="0" w:semiHidden="0" w:name="toc 5"/>
+    <w:lsdException w:unhideWhenUsed="0" w:uiPriority="0" w:semiHidden="0" w:name="toc 6"/>
+    <w:lsdException w:unhideWhenUsed="0" w:uiPriority="0" w:semiHidden="0" w:name="toc 7"/>
+    <w:lsdException w:unhideWhenUsed="0" w:uiPriority="0" w:semiHidden="0" w:name="toc 8"/>
+    <w:lsdException w:unhideWhenUsed="0" w:uiPriority="0" w:semiHidden="0" w:name="toc 9"/>
+    <w:lsdException w:unhideWhenUsed="0" w:uiPriority="0" w:semiHidden="0" w:name="Normal Indent"/>
+    <w:lsdException w:unhideWhenUsed="0" w:uiPriority="0" w:semiHidden="0" w:name="footnote text"/>
+    <w:lsdException w:qFormat="1" w:unhideWhenUsed="0" w:uiPriority="0" w:semiHidden="0" w:name="annotation text"/>
+    <w:lsdException w:qFormat="1" w:unhideWhenUsed="0" w:uiPriority="0" w:semiHidden="0" w:name="header"/>
+    <w:lsdException w:qFormat="1" w:unhideWhenUsed="0" w:uiPriority="0" w:semiHidden="0" w:name="footer"/>
+    <w:lsdException w:unhideWhenUsed="0" w:uiPriority="0" w:semiHidden="0" w:name="index heading"/>
+    <w:lsdException w:qFormat="1" w:uiPriority="0" w:name="caption"/>
+    <w:lsdException w:unhideWhenUsed="0" w:uiPriority="0" w:semiHidden="0" w:name="table of figures"/>
+    <w:lsdException w:unhideWhenUsed="0" w:uiPriority="0" w:semiHidden="0" w:name="envelope address"/>
+    <w:lsdException w:unhideWhenUsed="0" w:uiPriority="0" w:semiHidden="0" w:name="envelope return"/>
+    <w:lsdException w:unhideWhenUsed="0" w:uiPriority="0" w:semiHidden="0" w:name="footnote reference"/>
+    <w:lsdException w:unhideWhenUsed="0" w:uiPriority="0" w:semiHidden="0" w:name="annotation reference"/>
+    <w:lsdException w:unhideWhenUsed="0" w:uiPriority="0" w:semiHidden="0" w:name="line number"/>
+    <w:lsdException w:unhideWhenUsed="0" w:uiPriority="0" w:semiHidden="0" w:name="page number"/>
+    <w:lsdException w:unhideWhenUsed="0" w:uiPriority="0" w:semiHidden="0" w:name="endnote reference"/>
+    <w:lsdException w:unhideWhenUsed="0" w:uiPriority="0" w:semiHidden="0" w:name="endnote text"/>
+    <w:lsdException w:unhideWhenUsed="0" w:uiPriority="0" w:semiHidden="0" w:name="table of authorities"/>
+    <w:lsdException w:unhideWhenUsed="0" w:uiPriority="0" w:semiHidden="0" w:name="macro"/>
+    <w:lsdException w:unhideWhenUsed="0" w:uiPriority="0" w:semiHidden="0" w:name="toa heading"/>
+    <w:lsdException w:unhideWhenUsed="0" w:uiPriority="0" w:semiHidden="0" w:name="List"/>
+    <w:lsdException w:unhideWhenUsed="0" w:uiPriority="0" w:semiHidden="0" w:name="List Bullet"/>
+    <w:lsdException w:unhideWhenUsed="0" w:uiPriority="0" w:semiHidden="0" w:name="List Number"/>
+    <w:lsdException w:unhideWhenUsed="0" w:uiPriority="0" w:semiHidden="0" w:name="List 2"/>
+    <w:lsdException w:unhideWhenUsed="0" w:uiPriority="0" w:semiHidden="0" w:name="List 3"/>
+    <w:lsdException w:unhideWhenUsed="0" w:uiPriority="0" w:semiHidden="0" w:name="List 4"/>
+    <w:lsdException w:unhideWhenUsed="0" w:uiPriority="0" w:semiHidden="0" w:name="List 5"/>
+    <w:lsdException w:unhideWhenUsed="0" w:uiPriority="0" w:semiHidden="0" w:name="List Bullet 2"/>
+    <w:lsdException w:unhideWhenUsed="0" w:uiPriority="0" w:semiHidden="0" w:name="List Bullet 3"/>
+    <w:lsdException w:unhideWhenUsed="0" w:uiPriority="0" w:semiHidden="0" w:name="List Bullet 4"/>
+    <w:lsdException w:unhideWhenUsed="0" w:uiPriority="0" w:semiHidden="0" w:name="List Bullet 5"/>
+    <w:lsdException w:unhideWhenUsed="0" w:uiPriority="0" w:semiHidden="0" w:name="List Number 2"/>
+    <w:lsdException w:unhideWhenUsed="0" w:uiPriority="0" w:semiHidden="0" w:name="List Number 3"/>
+    <w:lsdException w:unhideWhenUsed="0" w:uiPriority="0" w:semiHidden="0" w:name="List Number 4"/>
+    <w:lsdException w:unhideWhenUsed="0" w:uiPriority="0" w:semiHidden="0" w:name="List Number 5"/>
+    <w:lsdException w:qFormat="1" w:unhideWhenUsed="0" w:uiPriority="0" w:semiHidden="0" w:name="Title"/>
+    <w:lsdException w:unhideWhenUsed="0" w:uiPriority="0" w:semiHidden="0" w:name="Closing"/>
+    <w:lsdException w:unhideWhenUsed="0" w:uiPriority="0" w:semiHidden="0" w:name="Signature"/>
+    <w:lsdException w:qFormat="1" w:unhideWhenUsed="0" w:uiPriority="0" w:name="Default Paragraph Font"/>
+    <w:lsdException w:qFormat="1" w:unhideWhenUsed="0" w:uiPriority="0" w:name="Body Text"/>
+    <w:lsdException w:unhideWhenUsed="0" w:uiPriority="0" w:semiHidden="0" w:name="Body Text Indent"/>
+    <w:lsdException w:unhideWhenUsed="0" w:uiPriority="0" w:semiHidden="0" w:name="List Continue"/>
+    <w:lsdException w:unhideWhenUsed="0" w:uiPriority="0" w:semiHidden="0" w:name="List Continue 2"/>
+    <w:lsdException w:unhideWhenUsed="0" w:uiPriority="0" w:semiHidden="0" w:name="List Continue 3"/>
+    <w:lsdException w:unhideWhenUsed="0" w:uiPriority="0" w:semiHidden="0" w:name="List Continue 4"/>
+    <w:lsdException w:unhideWhenUsed="0" w:uiPriority="0" w:semiHidden="0" w:name="List Continue 5"/>
+    <w:lsdException w:unhideWhenUsed="0" w:uiPriority="0" w:semiHidden="0" w:name="Message Header"/>
+    <w:lsdException w:qFormat="1" w:unhideWhenUsed="0" w:uiPriority="0" w:semiHidden="0" w:name="Subtitle"/>
+    <w:lsdException w:unhideWhenUsed="0" w:uiPriority="0" w:semiHidden="0" w:name="Salutation"/>
+    <w:lsdException w:unhideWhenUsed="0" w:uiPriority="0" w:semiHidden="0" w:name="Date"/>
+    <w:lsdException w:unhideWhenUsed="0" w:uiPriority="0" w:semiHidden="0" w:name="Body Text First Indent"/>
+    <w:lsdException w:unhideWhenUsed="0" w:uiPriority="0" w:semiHidden="0" w:name="Body Text First Indent 2"/>
+    <w:lsdException w:uiPriority="99" w:name="Note Heading"/>
+    <w:lsdException w:unhideWhenUsed="0" w:uiPriority="0" w:semiHidden="0" w:name="Body Text 2"/>
+    <w:lsdException w:unhideWhenUsed="0" w:uiPriority="0" w:semiHidden="0" w:name="Body Text 3"/>
+    <w:lsdException w:unhideWhenUsed="0" w:uiPriority="0" w:semiHidden="0" w:name="Body Text Indent 2"/>
+    <w:lsdException w:unhideWhenUsed="0" w:uiPriority="0" w:semiHidden="0" w:name="Body Text Indent 3"/>
+    <w:lsdException w:unhideWhenUsed="0" w:uiPriority="0" w:semiHidden="0" w:name="Block Text"/>
+    <w:lsdException w:unhideWhenUsed="0" w:uiPriority="0" w:semiHidden="0" w:name="Hyperlink"/>
+    <w:lsdException w:unhideWhenUsed="0" w:uiPriority="0" w:semiHidden="0" w:name="FollowedHyperlink"/>
+    <w:lsdException w:qFormat="1" w:unhideWhenUsed="0" w:uiPriority="0" w:semiHidden="0" w:name="Strong"/>
+    <w:lsdException w:qFormat="1" w:unhideWhenUsed="0" w:uiPriority="0" w:semiHidden="0" w:name="Emphasis"/>
+    <w:lsdException w:unhideWhenUsed="0" w:uiPriority="0" w:semiHidden="0" w:name="Document Map"/>
+    <w:lsdException w:unhideWhenUsed="0" w:uiPriority="0" w:semiHidden="0" w:name="Plain Text"/>
+    <w:lsdException w:unhideWhenUsed="0" w:uiPriority="0" w:semiHidden="0" w:name="E-mail Signature"/>
+    <w:lsdException w:qFormat="1" w:unhideWhenUsed="0" w:uiPriority="0" w:semiHidden="0" w:name="Normal (Web)"/>
+    <w:lsdException w:unhideWhenUsed="0" w:uiPriority="0" w:semiHidden="0" w:name="HTML Acronym"/>
+    <w:lsdException w:unhideWhenUsed="0" w:uiPriority="0" w:semiHidden="0" w:name="HTML Address"/>
+    <w:lsdException w:unhideWhenUsed="0" w:uiPriority="0" w:semiHidden="0" w:name="HTML Cite"/>
+    <w:lsdException w:unhideWhenUsed="0" w:uiPriority="0" w:semiHidden="0" w:name="HTML Code"/>
+    <w:lsdException w:unhideWhenUsed="0" w:uiPriority="0" w:semiHidden="0" w:name="HTML Definition"/>
+    <w:lsdException w:unhideWhenUsed="0" w:uiPriority="0" w:semiHidden="0" w:name="HTML Keyboard"/>
+    <w:lsdException w:unhideWhenUsed="0" w:uiPriority="0" w:semiHidden="0" w:name="HTML Preformatted"/>
+    <w:lsdException w:unhideWhenUsed="0" w:uiPriority="0" w:semiHidden="0" w:name="HTML Sample"/>
+    <w:lsdException w:unhideWhenUsed="0" w:uiPriority="0" w:semiHidden="0" w:name="HTML Typewriter"/>
+    <w:lsdException w:unhideWhenUsed="0" w:uiPriority="0" w:semiHidden="0" w:name="HTML Variable"/>
+    <w:lsdException w:qFormat="1" w:unhideWhenUsed="0" w:uiPriority="0" w:name="Normal Table"/>
+    <w:lsdException w:unhideWhenUsed="0" w:uiPriority="0" w:semiHidden="0" w:name="annotation subject"/>
+    <w:lsdException w:unhideWhenUsed="0" w:uiPriority="0" w:semiHidden="0" w:name="Table Simple 1"/>
+    <w:lsdException w:unhideWhenUsed="0" w:uiPriority="0" w:semiHidden="0" w:name="Table Simple 2"/>
+    <w:lsdException w:unhideWhenUsed="0" w:uiPriority="0" w:semiHidden="0" w:name="Table Simple 3"/>
+    <w:lsdException w:unhideWhenUsed="0" w:uiPriority="0" w:semiHidden="0" w:name="Table Classic 1"/>
+    <w:lsdException w:unhideWhenUsed="0" w:uiPriority="0" w:semiHidden="0" w:name="Table Classic 2"/>
+    <w:lsdException w:unhideWhenUsed="0" w:uiPriority="0" w:semiHidden="0" w:name="Table Classic 3"/>
+    <w:lsdException w:unhideWhenUsed="0" w:uiPriority="0" w:semiHidden="0" w:name="Table Classic 4"/>
+    <w:lsdException w:unhideWhenUsed="0" w:uiPriority="0" w:semiHidden="0" w:name="Table Colorful 1"/>
+    <w:lsdException w:unhideWhenUsed="0" w:uiPriority="0" w:semiHidden="0" w:name="Table Colorful 2"/>
+    <w:lsdException w:unhideWhenUsed="0" w:uiPriority="0" w:semiHidden="0" w:name="Table Colorful 3"/>
+    <w:lsdException w:unhideWhenUsed="0" w:uiPriority="0" w:semiHidden="0" w:name="Table Columns 1"/>
+    <w:lsdException w:unhideWhenUsed="0" w:uiPriority="0" w:semiHidden="0" w:name="Table Columns 2"/>
+    <w:lsdException w:unhideWhenUsed="0" w:uiPriority="0" w:semiHidden="0" w:name="Table Columns 3"/>
+    <w:lsdException w:unhideWhenUsed="0" w:uiPriority="0" w:semiHidden="0" w:name="Table Columns 4"/>
+    <w:lsdException w:unhideWhenUsed="0" w:uiPriority="0" w:semiHidden="0" w:name="Table Columns 5"/>
+    <w:lsdException w:unhideWhenUsed="0" w:uiPriority="0" w:semiHidden="0" w:name="Table Grid 1"/>
+    <w:lsdException w:unhideWhenUsed="0" w:uiPriority="0" w:semiHidden="0" w:name="Table Grid 2"/>
+    <w:lsdException w:unhideWhenUsed="0" w:uiPriority="0" w:semiHidden="0" w:name="Table Grid 3"/>
+    <w:lsdException w:unhideWhenUsed="0" w:uiPriority="0" w:semiHidden="0" w:name="Table Grid 4"/>
+    <w:lsdException w:unhideWhenUsed="0" w:uiPriority="0" w:semiHidden="0" w:name="Table Grid 5"/>
+    <w:lsdException w:unhideWhenUsed="0" w:uiPriority="0" w:semiHidden="0" w:name="Table Grid 6"/>
+    <w:lsdException w:unhideWhenUsed="0" w:uiPriority="0" w:semiHidden="0" w:name="Table Grid 7"/>
+    <w:lsdException w:unhideWhenUsed="0" w:uiPriority="0" w:semiHidden="0" w:name="Table Grid 8"/>
+    <w:lsdException w:unhideWhenUsed="0" w:uiPriority="0" w:semiHidden="0" w:name="Table List 1"/>
+    <w:lsdException w:unhideWhenUsed="0" w:uiPriority="0" w:semiHidden="0" w:name="Table List 2"/>
+    <w:lsdException w:unhideWhenUsed="0" w:uiPriority="0" w:semiHidden="0" w:name="Table List 3"/>
+    <w:lsdException w:unhideWhenUsed="0" w:uiPriority="0" w:semiHidden="0" w:name="Table List 4"/>
+    <w:lsdException w:unhideWhenUsed="0" w:uiPriority="0" w:semiHidden="0" w:name="Table List 5"/>
+    <w:lsdException w:unhideWhenUsed="0" w:uiPriority="0" w:semiHidden="0" w:name="Table List 6"/>
+    <w:lsdException w:unhideWhenUsed="0" w:uiPriority="0" w:semiHidden="0" w:name="Table List 7"/>
+    <w:lsdException w:unhideWhenUsed="0" w:uiPriority="0" w:semiHidden="0" w:name="Table List 8"/>
+    <w:lsdException w:unhideWhenUsed="0" w:uiPriority="0" w:semiHidden="0" w:name="Table 3D effects 1"/>
+    <w:lsdException w:unhideWhenUsed="0" w:uiPriority="0" w:semiHidden="0" w:name="Table 3D effects 2"/>
+    <w:lsdException w:unhideWhenUsed="0" w:uiPriority="0" w:semiHidden="0" w:name="Table 3D effects 3"/>
+    <w:lsdException w:unhideWhenUsed="0" w:uiPriority="0" w:semiHidden="0" w:name="Table Contemporary"/>
+    <w:lsdException w:unhideWhenUsed="0" w:uiPriority="0" w:semiHidden="0" w:name="Table Elegant"/>
+    <w:lsdException w:unhideWhenUsed="0" w:uiPriority="0" w:semiHidden="0" w:name="Table Professional"/>
+    <w:lsdException w:unhideWhenUsed="0" w:uiPriority="0" w:semiHidden="0" w:name="Table Subtle 1"/>
+    <w:lsdException w:unhideWhenUsed="0" w:uiPriority="0" w:semiHidden="0" w:name="Table Subtle 2"/>
+    <w:lsdException w:unhideWhenUsed="0" w:uiPriority="0" w:semiHidden="0" w:name="Table Web 1"/>
+    <w:lsdException w:unhideWhenUsed="0" w:uiPriority="0" w:semiHidden="0" w:name="Table Web 2"/>
+    <w:lsdException w:unhideWhenUsed="0" w:uiPriority="0" w:semiHidden="0" w:name="Table Web 3"/>
+    <w:lsdException w:unhideWhenUsed="0" w:uiPriority="0" w:semiHidden="0" w:name="Balloon Text"/>
+    <w:lsdException w:qFormat="1" w:unhideWhenUsed="0" w:uiPriority="0" w:semiHidden="0" w:name="Table Grid"/>
+    <w:lsdException w:unhideWhenUsed="0" w:uiPriority="0" w:semiHidden="0" w:name="Table Theme"/>
+    <w:lsdException w:unhideWhenUsed="0" w:uiPriority="60" w:semiHidden="0" w:name="Light Shading"/>
+    <w:lsdException w:unhideWhenUsed="0" w:uiPriority="61" w:semiHidden="0" w:name="Light List"/>
+    <w:lsdException w:unhideWhenUsed="0" w:uiPriority="62" w:semiHidden="0" w:name="Light Grid"/>
+    <w:lsdException w:unhideWhenUsed="0" w:uiPriority="63" w:semiHidden="0" w:name="Medium Shading 1"/>
+    <w:lsdException w:unhideWhenUsed="0" w:uiPriority="64" w:semiHidden="0" w:name="Medium Shading 2"/>
+    <w:lsdException w:unhideWhenUsed="0" w:uiPriority="65" w:semiHidden="0" w:name="Medium List 1"/>
+    <w:lsdException w:unhideWhenUsed="0" w:uiPriority="66" w:semiHidden="0" w:name="Medium List 2"/>
+    <w:lsdException w:unhideWhenUsed="0" w:uiPriority="67" w:semiHidden="0" w:name="Medium Grid 1"/>
+    <w:lsdException w:unhideWhenUsed="0" w:uiPriority="68" w:semiHidden="0" w:name="Medium Grid 2"/>
+    <w:lsdException w:unhideWhenUsed="0" w:uiPriority="69" w:semiHidden="0" w:name="Medium Grid 3"/>
+    <w:lsdException w:unhideWhenUsed="0" w:uiPriority="70" w:semiHidden="0" w:name="Dark List"/>
+    <w:lsdException w:unhideWhenUsed="0" w:uiPriority="71" w:semiHidden="0" w:name="Colorful Shading"/>
+    <w:lsdException w:unhideWhenUsed="0" w:uiPriority="72" w:semiHidden="0" w:name="Colorful List"/>
+    <w:lsdException w:unhideWhenUsed="0" w:uiPriority="73" w:semiHidden="0" w:name="Colorful Grid"/>
+    <w:lsdException w:unhideWhenUsed="0" w:uiPriority="60" w:semiHidden="0" w:name="Light Shading Accent 1"/>
+    <w:lsdException w:unhideWhenUsed="0" w:uiPriority="61" w:semiHidden="0" w:name="Light List Accent 1"/>
+    <w:lsdException w:unhideWhenUsed="0" w:uiPriority="62" w:semiHidden="0" w:name="Light Grid Accent 1"/>
+    <w:lsdException w:unhideWhenUsed="0" w:uiPriority="63" w:semiHidden="0" w:name="Medium Shading 1 Accent 1"/>
+    <w:lsdException w:unhideWhenUsed="0" w:uiPriority="64" w:semiHidden="0" w:name="Medium Shading 2 Accent 1"/>
+    <w:lsdException w:unhideWhenUsed="0" w:uiPriority="65" w:semiHidden="0" w:name="Medium List 1 Accent 1"/>
+    <w:lsdException w:unhideWhenUsed="0" w:uiPriority="66" w:semiHidden="0" w:name="Medium List 2 Accent 1"/>
+    <w:lsdException w:unhideWhenUsed="0" w:uiPriority="67" w:semiHidden="0" w:name="Medium Grid 1 Accent 1"/>
+    <w:lsdException w:unhideWhenUsed="0" w:uiPriority="68" w:semiHidden="0" w:name="Medium Grid 2 Accent 1"/>
+    <w:lsdException w:unhideWhenUsed="0" w:uiPriority="69" w:semiHidden="0" w:name="Medium Grid 3 Accent 1"/>
+    <w:lsdException w:unhideWhenUsed="0" w:uiPriority="70" w:semiHidden="0" w:name="Dark List Accent 1"/>
+    <w:lsdException w:unhideWhenUsed="0" w:uiPriority="71" w:semiHidden="0" w:name="Colorful Shading Accent 1"/>
+    <w:lsdException w:unhideWhenUsed="0" w:uiPriority="72" w:semiHidden="0" w:name="Colorful List Accent 1"/>
+    <w:lsdException w:unhideWhenUsed="0" w:uiPriority="73" w:semiHidden="0" w:name="Colorful Grid Accent 1"/>
+    <w:lsdException w:unhideWhenUsed="0" w:uiPriority="60" w:semiHidden="0" w:name="Light Shading Accent 2"/>
+    <w:lsdException w:unhideWhenUsed="0" w:uiPriority="61" w:semiHidden="0" w:name="Light List Accent 2"/>
+    <w:lsdException w:unhideWhenUsed="0" w:uiPriority="62" w:semiHidden="0" w:name="Light Grid Accent 2"/>
+    <w:lsdException w:unhideWhenUsed="0" w:uiPriority="63" w:semiHidden="0" w:name="Medium Shading 1 Accent 2"/>
+    <w:lsdException w:unhideWhenUsed="0" w:uiPriority="64" w:semiHidden="0" w:name="Medium Shading 2 Accent 2"/>
+    <w:lsdException w:unhideWhenUsed="0" w:uiPriority="65" w:semiHidden="0" w:name="Medium List 1 Accent 2"/>
+    <w:lsdException w:unhideWhenUsed="0" w:uiPriority="66" w:semiHidden="0" w:name="Medium List 2 Accent 2"/>
+    <w:lsdException w:unhideWhenUsed="0" w:uiPriority="67" w:semiHidden="0" w:name="Medium Grid 1 Accent 2"/>
+    <w:lsdException w:unhideWhenUsed="0" w:uiPriority="68" w:semiHidden="0" w:name="Medium Grid 2 Accent 2"/>
+    <w:lsdException w:unhideWhenUsed="0" w:uiPriority="69" w:semiHidden="0" w:name="Medium Grid 3 Accent 2"/>
+    <w:lsdException w:unhideWhenUsed="0" w:uiPriority="70" w:semiHidden="0" w:name="Dark List Accent 2"/>
+    <w:lsdException w:unhideWhenUsed="0" w:uiPriority="71" w:semiHidden="0" w:name="Colorful Shading Accent 2"/>
+    <w:lsdException w:unhideWhenUsed="0" w:uiPriority="72" w:semiHidden="0" w:name="Colorful List Accent 2"/>
+    <w:lsdException w:unhideWhenUsed="0" w:uiPriority="73" w:semiHidden="0" w:name="Colorful Grid Accent 2"/>
+    <w:lsdException w:unhideWhenUsed="0" w:uiPriority="60" w:semiHidden="0" w:name="Light Shading Accent 3"/>
+    <w:lsdException w:unhideWhenUsed="0" w:uiPriority="61" w:semiHidden="0" w:name="Light List Accent 3"/>
+    <w:lsdException w:unhideWhenUsed="0" w:uiPriority="62" w:semiHidden="0" w:name="Light Grid Accent 3"/>
+    <w:lsdException w:unhideWhenUsed="0" w:uiPriority="63" w:semiHidden="0" w:name="Medium Shading 1 Accent 3"/>
+    <w:lsdException w:unhideWhenUsed="0" w:uiPriority="64" w:semiHidden="0" w:name="Medium Shading 2 Accent 3"/>
+    <w:lsdException w:unhideWhenUsed="0" w:uiPriority="65" w:semiHidden="0" w:name="Medium List 1 Accent 3"/>
+    <w:lsdException w:unhideWhenUsed="0" w:uiPriority="66" w:semiHidden="0" w:name="Medium List 2 Accent 3"/>
+    <w:lsdException w:unhideWhenUsed="0" w:uiPriority="67" w:semiHidden="0" w:name="Medium Grid 1 Accent 3"/>
+    <w:lsdException w:unhideWhenUsed="0" w:uiPriority="68" w:semiHidden="0" w:name="Medium Grid 2 Accent 3"/>
+    <w:lsdException w:unhideWhenUsed="0" w:uiPriority="69" w:semiHidden="0" w:name="Medium Grid 3 Accent 3"/>
+    <w:lsdException w:unhideWhenUsed="0" w:uiPriority="70" w:semiHidden="0" w:name="Dark List Accent 3"/>
+    <w:lsdException w:unhideWhenUsed="0" w:uiPriority="71" w:semiHidden="0" w:name="Colorful Shading Accent 3"/>
+    <w:lsdException w:unhideWhenUsed="0" w:uiPriority="72" w:semiHidden="0" w:name="Colorful List Accent 3"/>
+    <w:lsdException w:unhideWhenUsed="0" w:uiPriority="73" w:semiHidden="0" w:name="Colorful Grid Accent 3"/>
+    <w:lsdException w:unhideWhenUsed="0" w:uiPriority="60" w:semiHidden="0" w:name="Light Shading Accent 4"/>
+    <w:lsdException w:unhideWhenUsed="0" w:uiPriority="61" w:semiHidden="0" w:name="Light List Accent 4"/>
+    <w:lsdException w:unhideWhenUsed="0" w:uiPriority="62" w:semiHidden="0" w:name="Light Grid Accent 4"/>
+    <w:lsdException w:unhideWhenUsed="0" w:uiPriority="63" w:semiHidden="0" w:name="Medium Shading 1 Accent 4"/>
+    <w:lsdException w:unhideWhenUsed="0" w:uiPriority="64" w:semiHidden="0" w:name="Medium Shading 2 Accent 4"/>
+    <w:lsdException w:unhideWhenUsed="0" w:uiPriority="65" w:semiHidden="0" w:name="Medium List 1 Accent 4"/>
+    <w:lsdException w:unhideWhenUsed="0" w:uiPriority="66" w:semiHidden="0" w:name="Medium List 2 Accent 4"/>
+    <w:lsdException w:unhideWhenUsed="0" w:uiPriority="67" w:semiHidden="0" w:name="Medium Grid 1 Accent 4"/>
+    <w:lsdException w:unhideWhenUsed="0" w:uiPriority="68" w:semiHidden="0" w:name="Medium Grid 2 Accent 4"/>
+    <w:lsdException w:unhideWhenUsed="0" w:uiPriority="69" w:semiHidden="0" w:name="Medium Grid 3 Accent 4"/>
+    <w:lsdException w:unhideWhenUsed="0" w:uiPriority="70" w:semiHidden="0" w:name="Dark List Accent 4"/>
+    <w:lsdException w:unhideWhenUsed="0" w:uiPriority="71" w:semiHidden="0" w:name="Colorful Shading Accent 4"/>
+    <w:lsdException w:unhideWhenUsed="0" w:uiPriority="72" w:semiHidden="0" w:name="Colorful List Accent 4"/>
+    <w:lsdException w:unhideWhenUsed="0" w:uiPriority="73" w:semiHidden="0" w:name="Colorful Grid Accent 4"/>
+    <w:lsdException w:unhideWhenUsed="0" w:uiPriority="60" w:semiHidden="0" w:name="Light Shading Accent 5"/>
+    <w:lsdException w:unhideWhenUsed="0" w:uiPriority="61" w:semiHidden="0" w:name="Light List Accent 5"/>
+    <w:lsdException w:unhideWhenUsed="0" w:uiPriority="62" w:semiHidden="0" w:name="Light Grid Accent 5"/>
+    <w:lsdException w:unhideWhenUsed="0" w:uiPriority="63" w:semiHidden="0" w:name="Medium Shading 1 Accent 5"/>
+    <w:lsdException w:unhideWhenUsed="0" w:uiPriority="64" w:semiHidden="0" w:name="Medium Shading 2 Accent 5"/>
+    <w:lsdException w:unhideWhenUsed="0" w:uiPriority="65" w:semiHidden="0" w:name="Medium List 1 Accent 5"/>
+    <w:lsdException w:unhideWhenUsed="0" w:uiPriority="66" w:semiHidden="0" w:name="Medium List 2 Accent 5"/>
+    <w:lsdException w:unhideWhenUsed="0" w:uiPriority="67" w:semiHidden="0" w:name="Medium Grid 1 Accent 5"/>
+    <w:lsdException w:unhideWhenUsed="0" w:uiPriority="68" w:semiHidden="0" w:name="Medium Grid 2 Accent 5"/>
+    <w:lsdException w:unhideWhenUsed="0" w:uiPriority="69" w:semiHidden="0" w:name="Medium Grid 3 Accent 5"/>
+    <w:lsdException w:unhideWhenUsed="0" w:uiPriority="70" w:semiHidden="0" w:name="Dark List Accent 5"/>
+    <w:lsdException w:unhideWhenUsed="0" w:uiPriority="71" w:semiHidden="0" w:name="Colorful Shading Accent 5"/>
+    <w:lsdException w:unhideWhenUsed="0" w:uiPriority="72" w:semiHidden="0" w:name="Colorful List Accent 5"/>
+    <w:lsdException w:unhideWhenUsed="0" w:uiPriority="73" w:semiHidden="0" w:name="Colorful Grid Accent 5"/>
+    <w:lsdException w:unhideWhenUsed="0" w:uiPriority="60" w:semiHidden="0" w:name="Light Shading Accent 6"/>
+    <w:lsdException w:unhideWhenUsed="0" w:uiPriority="61" w:semiHidden="0" w:name="Light List Accent 6"/>
+    <w:lsdException w:unhideWhenUsed="0" w:uiPriority="62" w:semiHidden="0" w:name="Light Grid Accent 6"/>
+    <w:lsdException w:unhideWhenUsed="0" w:uiPriority="63" w:semiHidden="0" w:name="Medium Shading 1 Accent 6"/>
+    <w:lsdException w:unhideWhenUsed="0" w:uiPriority="64" w:semiHidden="0" w:name="Medium Shading 2 Accent 6"/>
+    <w:lsdException w:unhideWhenUsed="0" w:uiPriority="65" w:semiHidden="0" w:name="Medium List 1 Accent 6"/>
+    <w:lsdException w:unhideWhenUsed="0" w:uiPriority="66" w:semiHidden="0" w:name="Medium List 2 Accent 6"/>
+    <w:lsdException w:unhideWhenUsed="0" w:uiPriority="67" w:semiHidden="0" w:name="Medium Grid 1 Accent 6"/>
+    <w:lsdException w:unhideWhenUsed="0" w:uiPriority="68" w:semiHidden="0" w:name="Medium Grid 2 Accent 6"/>
+    <w:lsdException w:unhideWhenUsed="0" w:uiPriority="69" w:semiHidden="0" w:name="Medium Grid 3 Accent 6"/>
+    <w:lsdException w:unhideWhenUsed="0" w:uiPriority="70" w:semiHidden="0" w:name="Dark List Accent 6"/>
+    <w:lsdException w:unhideWhenUsed="0" w:uiPriority="71" w:semiHidden="0" w:name="Colorful Shading Accent 6"/>
+    <w:lsdException w:unhideWhenUsed="0" w:uiPriority="72" w:semiHidden="0" w:name="Colorful List Accent 6"/>
+    <w:lsdException w:unhideWhenUsed="0" w:uiPriority="73" w:semiHidden="0" w:name="Colorful Grid Accent 6"/>
   </w:latentStyles>
-  <w:style w:type="paragraph" w:default="1" w:styleId="Normal">
+  <w:style w:type="paragraph" w:default="1" w:styleId="1">
     <w:name w:val="Normal"/>
     <w:qFormat/>
+    <w:uiPriority w:val="0"/>
     <w:pPr>
       <w:kinsoku w:val="0"/>
       <w:autoSpaceDE w:val="0"/>
@@ -6857,7 +6952,7 @@
       <w:textAlignment w:val="baseline"/>
     </w:pPr>
     <w:rPr>
-      <w:rFonts w:ascii="Arial" w:eastAsia="宋体" w:hAnsi="Arial" w:cs="Arial"/>
+      <w:rFonts w:ascii="Arial" w:hAnsi="Arial" w:eastAsia="宋体" w:cs="Arial"/>
       <w:snapToGrid w:val="0"/>
       <w:color w:val="000000"/>
       <w:kern w:val="0"/>
@@ -6866,11 +6961,12 @@
       <w:lang w:val="en-US" w:eastAsia="en-US" w:bidi="ar-SA"/>
     </w:rPr>
   </w:style>
-  <w:style w:type="paragraph" w:styleId="Heading1">
+  <w:style w:type="paragraph" w:styleId="2">
     <w:name w:val="heading 1"/>
-    <w:basedOn w:val="Normal"/>
-    <w:next w:val="Normal"/>
+    <w:basedOn w:val="1"/>
+    <w:next w:val="1"/>
     <w:qFormat/>
+    <w:uiPriority w:val="0"/>
     <w:pPr>
       <w:keepNext/>
       <w:keepLines/>
@@ -6888,12 +6984,13 @@
       <w:sz w:val="44"/>
     </w:rPr>
   </w:style>
-  <w:style w:type="paragraph" w:styleId="Heading2">
+  <w:style w:type="paragraph" w:styleId="3">
     <w:name w:val="heading 2"/>
-    <w:basedOn w:val="Normal"/>
-    <w:next w:val="Normal"/>
+    <w:basedOn w:val="1"/>
+    <w:next w:val="1"/>
     <w:unhideWhenUsed/>
     <w:qFormat/>
+    <w:uiPriority w:val="0"/>
     <w:pPr>
       <w:keepNext/>
       <w:keepLines/>
@@ -6906,18 +7003,19 @@
       <w:outlineLvl w:val="1"/>
     </w:pPr>
     <w:rPr>
-      <w:rFonts w:ascii="Arial" w:eastAsia="黑体" w:hAnsi="Arial"/>
+      <w:rFonts w:ascii="Arial" w:hAnsi="Arial" w:eastAsia="黑体"/>
       <w:b/>
       <w:sz w:val="32"/>
     </w:rPr>
   </w:style>
-  <w:style w:type="paragraph" w:styleId="Heading3">
+  <w:style w:type="paragraph" w:styleId="4">
     <w:name w:val="heading 3"/>
-    <w:basedOn w:val="Normal"/>
-    <w:next w:val="Normal"/>
+    <w:basedOn w:val="1"/>
+    <w:next w:val="1"/>
     <w:semiHidden/>
     <w:unhideWhenUsed/>
     <w:qFormat/>
+    <w:uiPriority w:val="0"/>
     <w:pPr>
       <w:keepNext/>
       <w:keepLines/>
@@ -6934,12 +7032,13 @@
       <w:sz w:val="32"/>
     </w:rPr>
   </w:style>
-  <w:style w:type="paragraph" w:styleId="Heading4">
+  <w:style w:type="paragraph" w:styleId="5">
     <w:name w:val="heading 4"/>
-    <w:basedOn w:val="Normal"/>
-    <w:next w:val="Normal"/>
+    <w:basedOn w:val="1"/>
+    <w:next w:val="1"/>
     <w:unhideWhenUsed/>
     <w:qFormat/>
+    <w:uiPriority w:val="0"/>
     <w:pPr>
       <w:keepNext/>
       <w:keepLines/>
@@ -6952,18 +7051,19 @@
       <w:outlineLvl w:val="3"/>
     </w:pPr>
     <w:rPr>
-      <w:rFonts w:ascii="Arial" w:eastAsia="黑体" w:hAnsi="Arial"/>
+      <w:rFonts w:ascii="Arial" w:hAnsi="Arial" w:eastAsia="黑体"/>
       <w:b/>
       <w:sz w:val="28"/>
     </w:rPr>
   </w:style>
-  <w:style w:type="paragraph" w:styleId="Heading5">
+  <w:style w:type="paragraph" w:styleId="6">
     <w:name w:val="heading 5"/>
-    <w:basedOn w:val="Normal"/>
-    <w:next w:val="Normal"/>
+    <w:basedOn w:val="1"/>
+    <w:next w:val="1"/>
     <w:semiHidden/>
     <w:unhideWhenUsed/>
     <w:qFormat/>
+    <w:uiPriority w:val="0"/>
     <w:pPr>
       <w:keepNext/>
       <w:keepLines/>
@@ -6980,13 +7080,14 @@
       <w:sz w:val="28"/>
     </w:rPr>
   </w:style>
-  <w:style w:type="paragraph" w:styleId="Heading6">
+  <w:style w:type="paragraph" w:styleId="7">
     <w:name w:val="heading 6"/>
-    <w:basedOn w:val="Normal"/>
-    <w:next w:val="Normal"/>
+    <w:basedOn w:val="1"/>
+    <w:next w:val="1"/>
     <w:semiHidden/>
     <w:unhideWhenUsed/>
     <w:qFormat/>
+    <w:uiPriority w:val="0"/>
     <w:pPr>
       <w:keepNext/>
       <w:keepLines/>
@@ -6999,18 +7100,19 @@
       <w:outlineLvl w:val="5"/>
     </w:pPr>
     <w:rPr>
-      <w:rFonts w:ascii="Arial" w:eastAsia="黑体" w:hAnsi="Arial"/>
+      <w:rFonts w:ascii="Arial" w:hAnsi="Arial" w:eastAsia="黑体"/>
       <w:b/>
       <w:sz w:val="24"/>
     </w:rPr>
   </w:style>
-  <w:style w:type="paragraph" w:styleId="Heading7">
+  <w:style w:type="paragraph" w:styleId="8">
     <w:name w:val="heading 7"/>
-    <w:basedOn w:val="Normal"/>
-    <w:next w:val="Normal"/>
+    <w:basedOn w:val="1"/>
+    <w:next w:val="1"/>
     <w:semiHidden/>
     <w:unhideWhenUsed/>
     <w:qFormat/>
+    <w:uiPriority w:val="0"/>
     <w:pPr>
       <w:keepNext/>
       <w:keepLines/>
@@ -7027,13 +7129,14 @@
       <w:sz w:val="24"/>
     </w:rPr>
   </w:style>
-  <w:style w:type="paragraph" w:styleId="Heading8">
+  <w:style w:type="paragraph" w:styleId="9">
     <w:name w:val="heading 8"/>
-    <w:basedOn w:val="Normal"/>
-    <w:next w:val="Normal"/>
+    <w:basedOn w:val="1"/>
+    <w:next w:val="1"/>
     <w:semiHidden/>
     <w:unhideWhenUsed/>
     <w:qFormat/>
+    <w:uiPriority w:val="0"/>
     <w:pPr>
       <w:keepNext/>
       <w:keepLines/>
@@ -7046,17 +7149,18 @@
       <w:outlineLvl w:val="7"/>
     </w:pPr>
     <w:rPr>
-      <w:rFonts w:ascii="Arial" w:eastAsia="黑体" w:hAnsi="Arial"/>
+      <w:rFonts w:ascii="Arial" w:hAnsi="Arial" w:eastAsia="黑体"/>
       <w:sz w:val="24"/>
     </w:rPr>
   </w:style>
-  <w:style w:type="paragraph" w:styleId="Heading9">
+  <w:style w:type="paragraph" w:styleId="10">
     <w:name w:val="heading 9"/>
-    <w:basedOn w:val="Normal"/>
-    <w:next w:val="Normal"/>
+    <w:basedOn w:val="1"/>
+    <w:next w:val="1"/>
     <w:semiHidden/>
     <w:unhideWhenUsed/>
     <w:qFormat/>
+    <w:uiPriority w:val="0"/>
     <w:pPr>
       <w:keepNext/>
       <w:keepLines/>
@@ -7069,19 +7173,21 @@
       <w:outlineLvl w:val="8"/>
     </w:pPr>
     <w:rPr>
-      <w:rFonts w:ascii="Arial" w:eastAsia="黑体" w:hAnsi="Arial"/>
+      <w:rFonts w:ascii="Arial" w:hAnsi="Arial" w:eastAsia="黑体"/>
       <w:sz w:val="21"/>
     </w:rPr>
   </w:style>
-  <w:style w:type="character" w:default="1" w:styleId="DefaultParagraphFont">
+  <w:style w:type="character" w:default="1" w:styleId="22">
     <w:name w:val="Default Paragraph Font"/>
     <w:semiHidden/>
     <w:qFormat/>
+    <w:uiPriority w:val="0"/>
   </w:style>
-  <w:style w:type="table" w:default="1" w:styleId="TableNormal">
+  <w:style w:type="table" w:default="1" w:styleId="20">
     <w:name w:val="Normal Table"/>
     <w:semiHidden/>
     <w:qFormat/>
+    <w:uiPriority w:val="0"/>
     <w:tblPr>
       <w:tblCellMar>
         <w:top w:w="0" w:type="dxa"/>
@@ -7091,39 +7197,43 @@
       </w:tblCellMar>
     </w:tblPr>
   </w:style>
-  <w:style w:type="paragraph" w:styleId="CommentText">
+  <w:style w:type="paragraph" w:styleId="11">
     <w:name w:val="annotation text"/>
-    <w:basedOn w:val="Normal"/>
+    <w:basedOn w:val="1"/>
     <w:qFormat/>
+    <w:uiPriority w:val="0"/>
     <w:pPr>
       <w:jc w:val="left"/>
     </w:pPr>
   </w:style>
-  <w:style w:type="paragraph" w:styleId="BodyText">
+  <w:style w:type="paragraph" w:styleId="12">
     <w:name w:val="Body Text"/>
-    <w:basedOn w:val="Normal"/>
+    <w:basedOn w:val="1"/>
     <w:semiHidden/>
     <w:qFormat/>
+    <w:uiPriority w:val="0"/>
     <w:rPr>
-      <w:rFonts w:ascii="Arial" w:eastAsia="Arial" w:hAnsi="Arial" w:cs="Arial"/>
+      <w:rFonts w:ascii="Arial" w:hAnsi="Arial" w:eastAsia="Arial" w:cs="Arial"/>
       <w:sz w:val="21"/>
       <w:szCs w:val="21"/>
       <w:lang w:val="en-US" w:eastAsia="en-US" w:bidi="ar-SA"/>
     </w:rPr>
   </w:style>
-  <w:style w:type="paragraph" w:styleId="TOC3">
+  <w:style w:type="paragraph" w:styleId="13">
     <w:name w:val="toc 3"/>
-    <w:basedOn w:val="Normal"/>
-    <w:next w:val="Normal"/>
+    <w:basedOn w:val="1"/>
+    <w:next w:val="1"/>
     <w:qFormat/>
+    <w:uiPriority w:val="0"/>
     <w:pPr>
       <w:ind w:left="840" w:leftChars="400"/>
     </w:pPr>
   </w:style>
-  <w:style w:type="paragraph" w:styleId="Footer">
+  <w:style w:type="paragraph" w:styleId="14">
     <w:name w:val="footer"/>
-    <w:basedOn w:val="Normal"/>
+    <w:basedOn w:val="1"/>
     <w:qFormat/>
+    <w:uiPriority w:val="0"/>
     <w:pPr>
       <w:tabs>
         <w:tab w:val="center" w:pos="4153"/>
@@ -7136,16 +7246,17 @@
       <w:sz w:val="18"/>
     </w:rPr>
   </w:style>
-  <w:style w:type="paragraph" w:styleId="Header">
+  <w:style w:type="paragraph" w:styleId="15">
     <w:name w:val="header"/>
-    <w:basedOn w:val="Normal"/>
+    <w:basedOn w:val="1"/>
     <w:qFormat/>
+    <w:uiPriority w:val="0"/>
     <w:pPr>
       <w:pBdr>
-        <w:top w:val="nil"/>
-        <w:left w:val="nil"/>
-        <w:bottom w:val="nil"/>
-        <w:right w:val="nil"/>
+        <w:top w:val="none" w:color="auto" w:sz="0" w:space="0"/>
+        <w:left w:val="none" w:color="auto" w:sz="0" w:space="0"/>
+        <w:bottom w:val="none" w:color="auto" w:sz="0" w:space="0"/>
+        <w:right w:val="none" w:color="auto" w:sz="0" w:space="0"/>
       </w:pBdr>
       <w:tabs>
         <w:tab w:val="center" w:pos="4153"/>
@@ -7160,37 +7271,41 @@
       <w:sz w:val="18"/>
     </w:rPr>
   </w:style>
-  <w:style w:type="paragraph" w:styleId="TOC1">
+  <w:style w:type="paragraph" w:styleId="16">
     <w:name w:val="toc 1"/>
-    <w:basedOn w:val="Normal"/>
-    <w:next w:val="Normal"/>
+    <w:basedOn w:val="1"/>
+    <w:next w:val="1"/>
     <w:qFormat/>
+    <w:uiPriority w:val="0"/>
     <w:rPr>
-      <w:rFonts w:ascii="Arial" w:eastAsia="Microsoft JhengHei" w:hAnsi="Arial"/>
+      <w:rFonts w:ascii="Arial" w:hAnsi="Arial" w:eastAsia="Microsoft JhengHei"/>
       <w:sz w:val="24"/>
     </w:rPr>
   </w:style>
-  <w:style w:type="paragraph" w:styleId="TOC2">
+  <w:style w:type="paragraph" w:styleId="17">
     <w:name w:val="toc 2"/>
-    <w:basedOn w:val="Normal"/>
-    <w:next w:val="Normal"/>
+    <w:basedOn w:val="1"/>
+    <w:next w:val="1"/>
     <w:qFormat/>
+    <w:uiPriority w:val="0"/>
     <w:pPr>
       <w:ind w:left="420" w:leftChars="200"/>
     </w:pPr>
   </w:style>
-  <w:style w:type="paragraph" w:styleId="NormalWeb">
+  <w:style w:type="paragraph" w:styleId="18">
     <w:name w:val="Normal (Web)"/>
-    <w:basedOn w:val="Normal"/>
+    <w:basedOn w:val="1"/>
     <w:qFormat/>
+    <w:uiPriority w:val="0"/>
     <w:rPr>
       <w:sz w:val="24"/>
     </w:rPr>
   </w:style>
-  <w:style w:type="paragraph" w:styleId="Title">
+  <w:style w:type="paragraph" w:styleId="19">
     <w:name w:val="Title"/>
-    <w:basedOn w:val="Normal"/>
+    <w:basedOn w:val="1"/>
     <w:qFormat/>
+    <w:uiPriority w:val="0"/>
     <w:pPr>
       <w:spacing w:before="240" w:beforeLines="0" w:beforeAutospacing="0" w:after="60" w:afterLines="0" w:afterAutospacing="0"/>
       <w:jc w:val="center"/>
@@ -7202,76 +7317,82 @@
       <w:sz w:val="32"/>
     </w:rPr>
   </w:style>
-  <w:style w:type="table" w:styleId="TableGrid">
+  <w:style w:type="table" w:styleId="21">
     <w:name w:val="Table Grid"/>
-    <w:basedOn w:val="TableNormal"/>
+    <w:basedOn w:val="20"/>
     <w:qFormat/>
+    <w:uiPriority w:val="0"/>
     <w:pPr>
       <w:widowControl w:val="0"/>
       <w:jc w:val="both"/>
     </w:pPr>
     <w:tblPr>
       <w:tblBorders>
-        <w:top w:val="single" w:sz="4" w:space="0" w:color="auto"/>
-        <w:left w:val="single" w:sz="4" w:space="0" w:color="auto"/>
-        <w:bottom w:val="single" w:sz="4" w:space="0" w:color="auto"/>
-        <w:right w:val="single" w:sz="4" w:space="0" w:color="auto"/>
-        <w:insideH w:val="single" w:sz="4" w:space="0" w:color="auto"/>
-        <w:insideV w:val="single" w:sz="4" w:space="0" w:color="auto"/>
+        <w:top w:val="single" w:color="auto" w:sz="4" w:space="0"/>
+        <w:left w:val="single" w:color="auto" w:sz="4" w:space="0"/>
+        <w:bottom w:val="single" w:color="auto" w:sz="4" w:space="0"/>
+        <w:right w:val="single" w:color="auto" w:sz="4" w:space="0"/>
+        <w:insideH w:val="single" w:color="auto" w:sz="4" w:space="0"/>
+        <w:insideV w:val="single" w:color="auto" w:sz="4" w:space="0"/>
       </w:tblBorders>
     </w:tblPr>
   </w:style>
-  <w:style w:type="character" w:styleId="Strong">
+  <w:style w:type="character" w:styleId="23">
     <w:name w:val="Strong"/>
-    <w:basedOn w:val="DefaultParagraphFont"/>
+    <w:basedOn w:val="22"/>
     <w:qFormat/>
+    <w:uiPriority w:val="0"/>
     <w:rPr>
       <w:b/>
     </w:rPr>
   </w:style>
-  <w:style w:type="character" w:styleId="Emphasis">
+  <w:style w:type="character" w:styleId="24">
     <w:name w:val="Emphasis"/>
-    <w:basedOn w:val="DefaultParagraphFont"/>
+    <w:basedOn w:val="22"/>
     <w:qFormat/>
+    <w:uiPriority w:val="0"/>
     <w:rPr>
       <w:i/>
     </w:rPr>
   </w:style>
-  <w:style w:type="paragraph" w:customStyle="1" w:styleId="a">
+  <w:style w:type="paragraph" w:customStyle="1" w:styleId="25">
     <w:name w:val="柴_公司名"/>
-    <w:basedOn w:val="Title"/>
+    <w:basedOn w:val="19"/>
     <w:qFormat/>
+    <w:uiPriority w:val="0"/>
     <w:pPr>
       <w:spacing w:after="600" w:afterLines="600"/>
     </w:pPr>
     <w:rPr>
-      <w:rFonts w:ascii="宋体" w:eastAsia="宋体" w:hAnsi="宋体" w:cs="宋体" w:hint="eastAsia"/>
+      <w:rFonts w:hint="eastAsia" w:ascii="宋体" w:hAnsi="宋体" w:eastAsia="宋体" w:cs="宋体"/>
       <w:bCs/>
       <w:spacing w:val="-6"/>
       <w:sz w:val="52"/>
       <w:szCs w:val="52"/>
     </w:rPr>
   </w:style>
-  <w:style w:type="paragraph" w:customStyle="1" w:styleId="a0">
+  <w:style w:type="paragraph" w:customStyle="1" w:styleId="26">
     <w:name w:val="柴_文档名"/>
-    <w:basedOn w:val="Title"/>
+    <w:basedOn w:val="19"/>
     <w:qFormat/>
+    <w:uiPriority w:val="0"/>
     <w:pPr>
       <w:spacing w:after="900" w:afterLines="900"/>
     </w:pPr>
     <w:rPr>
-      <w:rFonts w:ascii="黑体" w:eastAsia="黑体" w:hAnsi="黑体" w:cs="黑体"/>
+      <w:rFonts w:ascii="黑体" w:hAnsi="黑体" w:eastAsia="黑体" w:cs="黑体"/>
       <w:bCs/>
       <w:spacing w:val="-7"/>
       <w:sz w:val="52"/>
       <w:szCs w:val="52"/>
     </w:rPr>
   </w:style>
-  <w:style w:type="table" w:customStyle="1" w:styleId="TableNormal0">
+  <w:style w:type="table" w:customStyle="1" w:styleId="27">
     <w:name w:val="Table Normal_0"/>
     <w:semiHidden/>
     <w:unhideWhenUsed/>
     <w:qFormat/>
+    <w:uiPriority w:val="0"/>
     <w:tblPr>
       <w:tblCellMar>
         <w:top w:w="0" w:type="dxa"/>
@@ -7281,81 +7402,87 @@
       </w:tblCellMar>
     </w:tblPr>
   </w:style>
-  <w:style w:type="paragraph" w:customStyle="1" w:styleId="TableText">
+  <w:style w:type="paragraph" w:customStyle="1" w:styleId="28">
     <w:name w:val="Table Text"/>
-    <w:basedOn w:val="Normal"/>
+    <w:basedOn w:val="1"/>
     <w:semiHidden/>
     <w:qFormat/>
+    <w:uiPriority w:val="0"/>
     <w:rPr>
-      <w:rFonts w:ascii="宋体" w:eastAsia="宋体" w:hAnsi="宋体" w:cs="宋体"/>
+      <w:rFonts w:ascii="宋体" w:hAnsi="宋体" w:eastAsia="宋体" w:cs="宋体"/>
       <w:sz w:val="21"/>
       <w:szCs w:val="21"/>
       <w:lang w:val="en-US" w:eastAsia="en-US" w:bidi="ar-SA"/>
     </w:rPr>
   </w:style>
-  <w:style w:type="paragraph" w:customStyle="1" w:styleId="1">
+  <w:style w:type="paragraph" w:customStyle="1" w:styleId="29">
     <w:name w:val="柴_标题1"/>
-    <w:basedOn w:val="Heading1"/>
-    <w:next w:val="a1"/>
-    <w:link w:val="1Char"/>
+    <w:basedOn w:val="2"/>
+    <w:next w:val="30"/>
+    <w:link w:val="39"/>
     <w:qFormat/>
+    <w:uiPriority w:val="0"/>
     <w:pPr>
       <w:spacing w:before="100" w:after="90" w:line="360" w:lineRule="auto"/>
     </w:pPr>
     <w:rPr>
-      <w:rFonts w:ascii="Arial" w:eastAsia="宋体" w:hAnsi="Arial"/>
+      <w:rFonts w:ascii="Arial" w:hAnsi="Arial" w:eastAsia="宋体"/>
       <w:sz w:val="32"/>
     </w:rPr>
   </w:style>
-  <w:style w:type="paragraph" w:customStyle="1" w:styleId="a1">
+  <w:style w:type="paragraph" w:customStyle="1" w:styleId="30">
     <w:name w:val="柴_正文"/>
-    <w:basedOn w:val="BodyText"/>
-    <w:link w:val="Char"/>
+    <w:basedOn w:val="12"/>
+    <w:link w:val="42"/>
     <w:qFormat/>
+    <w:uiPriority w:val="0"/>
     <w:pPr>
       <w:spacing w:line="360" w:lineRule="auto"/>
       <w:ind w:firstLine="470" w:firstLineChars="200"/>
     </w:pPr>
     <w:rPr>
-      <w:rFonts w:ascii="Arial" w:eastAsia="宋体" w:hAnsi="Arial"/>
+      <w:rFonts w:ascii="Arial" w:hAnsi="Arial" w:eastAsia="宋体"/>
       <w:sz w:val="24"/>
       <w:lang w:eastAsia="zh-CN"/>
     </w:rPr>
   </w:style>
-  <w:style w:type="paragraph" w:customStyle="1" w:styleId="2">
+  <w:style w:type="paragraph" w:customStyle="1" w:styleId="31">
     <w:name w:val="柴_标题2"/>
-    <w:basedOn w:val="Heading2"/>
-    <w:next w:val="a1"/>
+    <w:basedOn w:val="3"/>
+    <w:next w:val="30"/>
     <w:qFormat/>
+    <w:uiPriority w:val="0"/>
     <w:pPr>
       <w:spacing w:line="360" w:lineRule="auto"/>
     </w:pPr>
     <w:rPr>
-      <w:rFonts w:ascii="Arial" w:eastAsia="宋体" w:hAnsi="Arial"/>
+      <w:rFonts w:ascii="Arial" w:hAnsi="Arial" w:eastAsia="宋体"/>
       <w:sz w:val="28"/>
     </w:rPr>
   </w:style>
-  <w:style w:type="paragraph" w:customStyle="1" w:styleId="3">
+  <w:style w:type="paragraph" w:customStyle="1" w:styleId="32">
     <w:name w:val="柴_标题3"/>
-    <w:basedOn w:val="Heading3"/>
-    <w:next w:val="a1"/>
+    <w:basedOn w:val="4"/>
+    <w:next w:val="30"/>
     <w:qFormat/>
+    <w:uiPriority w:val="0"/>
     <w:pPr>
       <w:spacing w:line="360" w:lineRule="auto"/>
       <w:ind w:left="0" w:firstLine="472" w:firstLineChars="200"/>
     </w:pPr>
     <w:rPr>
-      <w:rFonts w:ascii="宋体" w:eastAsia="宋体" w:hAnsi="宋体" w:cs="宋体"/>
+      <w:rFonts w:ascii="宋体" w:hAnsi="宋体" w:eastAsia="宋体" w:cs="宋体"/>
       <w:spacing w:val="-2"/>
       <w:sz w:val="24"/>
       <w:szCs w:val="24"/>
     </w:rPr>
   </w:style>
-  <w:style w:type="paragraph" w:customStyle="1" w:styleId="a2">
+  <w:style w:type="paragraph" w:customStyle="1" w:styleId="33">
     <w:name w:val="柴_目录"/>
-    <w:basedOn w:val="Normal"/>
-    <w:next w:val="BodyText"/>
+    <w:basedOn w:val="1"/>
+    <w:next w:val="12"/>
     <w:qFormat/>
+    <w:uiPriority w:val="0"/>
     <w:pPr>
       <w:tabs>
         <w:tab w:val="right" w:leader="dot" w:pos="8442"/>
@@ -7363,59 +7490,64 @@
       <w:ind w:left="0" w:leftChars="0"/>
     </w:pPr>
     <w:rPr>
-      <w:rFonts w:ascii="Arial" w:eastAsia="Microsoft JhengHei" w:hAnsi="Arial"/>
+      <w:rFonts w:ascii="Arial" w:hAnsi="Arial" w:eastAsia="Microsoft JhengHei"/>
       <w:sz w:val="24"/>
     </w:rPr>
   </w:style>
-  <w:style w:type="paragraph" w:customStyle="1" w:styleId="WPSOffice1">
+  <w:style w:type="paragraph" w:customStyle="1" w:styleId="34">
     <w:name w:val="WPSOffice手动目录 1"/>
     <w:qFormat/>
+    <w:uiPriority w:val="0"/>
     <w:pPr>
       <w:ind w:leftChars="0"/>
     </w:pPr>
     <w:rPr>
-      <w:rFonts w:ascii="Times New Roman" w:eastAsia="宋体" w:hAnsi="Times New Roman" w:cs="Times New Roman"/>
+      <w:rFonts w:ascii="Times New Roman" w:hAnsi="Times New Roman" w:eastAsia="宋体" w:cs="Times New Roman"/>
       <w:sz w:val="20"/>
       <w:szCs w:val="20"/>
     </w:rPr>
   </w:style>
-  <w:style w:type="paragraph" w:customStyle="1" w:styleId="WPSOffice2">
+  <w:style w:type="paragraph" w:customStyle="1" w:styleId="35">
     <w:name w:val="WPSOffice手动目录 2"/>
     <w:qFormat/>
+    <w:uiPriority w:val="0"/>
     <w:pPr>
       <w:ind w:leftChars="200"/>
     </w:pPr>
     <w:rPr>
-      <w:rFonts w:ascii="Times New Roman" w:eastAsia="宋体" w:hAnsi="Times New Roman" w:cs="Times New Roman"/>
+      <w:rFonts w:ascii="Times New Roman" w:hAnsi="Times New Roman" w:eastAsia="宋体" w:cs="Times New Roman"/>
       <w:sz w:val="20"/>
       <w:szCs w:val="20"/>
     </w:rPr>
   </w:style>
-  <w:style w:type="paragraph" w:customStyle="1" w:styleId="WPSOffice3">
+  <w:style w:type="paragraph" w:customStyle="1" w:styleId="36">
     <w:name w:val="WPSOffice手动目录 3"/>
     <w:qFormat/>
+    <w:uiPriority w:val="0"/>
     <w:pPr>
       <w:ind w:leftChars="400"/>
     </w:pPr>
     <w:rPr>
-      <w:rFonts w:ascii="Times New Roman" w:eastAsia="宋体" w:hAnsi="Times New Roman" w:cs="Times New Roman"/>
+      <w:rFonts w:ascii="Times New Roman" w:hAnsi="Times New Roman" w:eastAsia="宋体" w:cs="Times New Roman"/>
       <w:sz w:val="20"/>
       <w:szCs w:val="20"/>
     </w:rPr>
   </w:style>
-  <w:style w:type="paragraph" w:customStyle="1" w:styleId="Compact">
+  <w:style w:type="paragraph" w:customStyle="1" w:styleId="37">
     <w:name w:val="Compact"/>
-    <w:basedOn w:val="BodyText"/>
+    <w:basedOn w:val="12"/>
     <w:qFormat/>
+    <w:uiPriority w:val="0"/>
     <w:pPr>
       <w:spacing w:before="36" w:after="36"/>
     </w:pPr>
   </w:style>
-  <w:style w:type="table" w:customStyle="1" w:styleId="Table">
+  <w:style w:type="table" w:customStyle="1" w:styleId="38">
     <w:name w:val="Table"/>
     <w:semiHidden/>
     <w:unhideWhenUsed/>
     <w:qFormat/>
+    <w:uiPriority w:val="0"/>
     <w:tblPr>
       <w:tblCellMar>
         <w:top w:w="0" w:type="dxa"/>
@@ -7427,25 +7559,27 @@
     <w:tblStylePr w:type="firstRow">
       <w:tcPr>
         <w:tcBorders>
-          <w:bottom w:val="single" w:sz="0" w:space="0" w:color="auto"/>
+          <w:bottom w:val="single" w:color="auto" w:sz="0" w:space="0"/>
         </w:tcBorders>
         <w:vAlign w:val="bottom"/>
       </w:tcPr>
     </w:tblStylePr>
   </w:style>
-  <w:style w:type="character" w:customStyle="1" w:styleId="1Char">
+  <w:style w:type="character" w:customStyle="1" w:styleId="39">
     <w:name w:val="柴_标题1 Char"/>
-    <w:link w:val="1"/>
+    <w:link w:val="29"/>
     <w:qFormat/>
+    <w:uiPriority w:val="0"/>
     <w:rPr>
-      <w:rFonts w:ascii="Arial" w:eastAsia="宋体" w:hAnsi="Arial"/>
+      <w:rFonts w:ascii="Arial" w:hAnsi="Arial" w:eastAsia="宋体"/>
       <w:sz w:val="32"/>
     </w:rPr>
   </w:style>
-  <w:style w:type="paragraph" w:customStyle="1" w:styleId="a3">
+  <w:style w:type="paragraph" w:customStyle="1" w:styleId="40">
     <w:name w:val="柴_正文_无缩进"/>
-    <w:basedOn w:val="Normal"/>
+    <w:basedOn w:val="1"/>
     <w:qFormat/>
+    <w:uiPriority w:val="0"/>
     <w:pPr>
       <w:ind w:firstLine="0" w:firstLineChars="0"/>
     </w:pPr>
@@ -7455,38 +7589,41 @@
       <w:lang w:eastAsia="zh-CN"/>
     </w:rPr>
   </w:style>
-  <w:style w:type="paragraph" w:customStyle="1" w:styleId="4">
+  <w:style w:type="paragraph" w:customStyle="1" w:styleId="41">
     <w:name w:val="柴_标题4"/>
-    <w:basedOn w:val="Heading4"/>
-    <w:next w:val="Normal"/>
+    <w:basedOn w:val="5"/>
+    <w:next w:val="1"/>
     <w:qFormat/>
+    <w:uiPriority w:val="0"/>
     <w:pPr>
       <w:widowControl w:val="0"/>
       <w:spacing w:before="160" w:line="360" w:lineRule="auto"/>
-      <w:ind w:left="981" w:hanging="862" w:leftChars="300"/>
+      <w:ind w:left="981" w:leftChars="300" w:hanging="862"/>
     </w:pPr>
     <w:rPr>
-      <w:rFonts w:ascii="Calibri" w:eastAsia="宋体" w:hAnsi="Calibri" w:cs="宋体" w:hint="eastAsia"/>
+      <w:rFonts w:hint="eastAsia" w:ascii="Calibri" w:hAnsi="Calibri" w:eastAsia="宋体" w:cs="宋体"/>
       <w:sz w:val="24"/>
       <w:szCs w:val="24"/>
       <w:lang w:eastAsia="zh-CN" w:bidi="zh-CN"/>
     </w:rPr>
   </w:style>
-  <w:style w:type="character" w:customStyle="1" w:styleId="Char">
+  <w:style w:type="character" w:customStyle="1" w:styleId="42">
     <w:name w:val="柴_正文 Char"/>
-    <w:link w:val="a1"/>
+    <w:link w:val="30"/>
     <w:qFormat/>
+    <w:uiPriority w:val="0"/>
     <w:rPr>
-      <w:rFonts w:ascii="Arial" w:eastAsia="宋体" w:hAnsi="Arial"/>
+      <w:rFonts w:ascii="Arial" w:hAnsi="Arial" w:eastAsia="宋体"/>
       <w:sz w:val="24"/>
       <w:lang w:eastAsia="zh-CN"/>
     </w:rPr>
   </w:style>
-  <w:style w:type="table" w:customStyle="1" w:styleId="TableNormal00">
+  <w:style w:type="table" w:customStyle="1" w:styleId="43">
     <w:name w:val="Table Normal_0_0"/>
     <w:semiHidden/>
     <w:unhideWhenUsed/>
     <w:qFormat/>
+    <w:uiPriority w:val="0"/>
     <w:tblPr>
       <w:tblCellMar>
         <w:top w:w="0" w:type="dxa"/>
